--- a/docs/architettura/Architecture-Functional-Design-Sfoltimento-2026-09-09.docx
+++ b/docs/architettura/Architecture-Functional-Design-Sfoltimento-2026-09-09.docx
@@ -8200,7 +8200,333 @@
           <w:sz w:val="24"/>
           <w:szCs w:val="24"/>
         </w:rPr>
-        <w:t xml:space="preserve">10.2 I comandi</w:t>
+        <w:t xml:space="preserve">10.2 Come si avvia l'applicazione</w:t>
+      </w:r>
+    </w:p>
+    <w:p>
+      <w:pPr>
+        <w:spacing w:after="140" w:line="276"/>
+      </w:pPr>
+      <w:r>
+        <w:rPr>
+          <w:sz w:val="21"/>
+          <w:szCs w:val="21"/>
+        </w:rPr>
+        <w:t xml:space="preserve">Il motore è un eseguibile a riga di comando. In produzione si usa la versione pubblicata; in sviluppo si può lanciare dal repository.</w:t>
+      </w:r>
+    </w:p>
+    <w:p>
+      <w:pPr>
+        <w:shd w:fill="F2F4F7" w:val="clear"/>
+        <w:spacing w:after="0" w:line="240"/>
+        <w:ind w:left="360"/>
+      </w:pPr>
+      <w:r>
+        <w:rPr>
+          <w:rFonts w:ascii="Consolas" w:cs="Consolas" w:eastAsia="Consolas" w:hAnsi="Consolas"/>
+          <w:color w:val="20304A"/>
+          <w:sz w:val="18"/>
+          <w:szCs w:val="18"/>
+        </w:rPr>
+        <w:t xml:space="preserve"># produzione (artefatto pubblicato)</w:t>
+      </w:r>
+    </w:p>
+    <w:p>
+      <w:pPr>
+        <w:shd w:fill="F2F4F7" w:val="clear"/>
+        <w:spacing w:after="0" w:line="240"/>
+        <w:ind w:left="360"/>
+      </w:pPr>
+      <w:r>
+        <w:rPr>
+          <w:rFonts w:ascii="Consolas" w:cs="Consolas" w:eastAsia="Consolas" w:hAnsi="Consolas"/>
+          <w:color w:val="20304A"/>
+          <w:sz w:val="18"/>
+          <w:szCs w:val="18"/>
+        </w:rPr>
+        <w:t xml:space="preserve">dotnet publish -c Release src/OSM.PaymentOrder.Purge.Host -o /opt/purge</w:t>
+      </w:r>
+    </w:p>
+    <w:p>
+      <w:pPr>
+        <w:shd w:fill="F2F4F7" w:val="clear"/>
+        <w:spacing w:after="0" w:line="240"/>
+        <w:ind w:left="360"/>
+      </w:pPr>
+      <w:r>
+        <w:rPr>
+          <w:rFonts w:ascii="Consolas" w:cs="Consolas" w:eastAsia="Consolas" w:hAnsi="Consolas"/>
+          <w:color w:val="20304A"/>
+          <w:sz w:val="18"/>
+          <w:szCs w:val="18"/>
+        </w:rPr>
+        <w:t xml:space="preserve">/opt/purge/OSM.PaymentOrder.Purge.Host once --dry-run</w:t>
+      </w:r>
+    </w:p>
+    <w:p>
+      <w:pPr>
+        <w:shd w:fill="F2F4F7" w:val="clear"/>
+        <w:spacing w:after="0" w:line="240"/>
+        <w:ind w:left="360"/>
+      </w:pPr>
+      <w:r>
+        <w:rPr>
+          <w:rFonts w:ascii="Consolas" w:cs="Consolas" w:eastAsia="Consolas" w:hAnsi="Consolas"/>
+          <w:color w:val="20304A"/>
+          <w:sz w:val="18"/>
+          <w:szCs w:val="18"/>
+        </w:rPr>
+        <w:t xml:space="preserve"> </w:t>
+      </w:r>
+    </w:p>
+    <w:p>
+      <w:pPr>
+        <w:shd w:fill="F2F4F7" w:val="clear"/>
+        <w:spacing w:after="0" w:line="240"/>
+        <w:ind w:left="360"/>
+      </w:pPr>
+      <w:r>
+        <w:rPr>
+          <w:rFonts w:ascii="Consolas" w:cs="Consolas" w:eastAsia="Consolas" w:hAnsi="Consolas"/>
+          <w:color w:val="20304A"/>
+          <w:sz w:val="18"/>
+          <w:szCs w:val="18"/>
+        </w:rPr>
+        <w:t xml:space="preserve"># sviluppo (dal repository)</w:t>
+      </w:r>
+    </w:p>
+    <w:p>
+      <w:pPr>
+        <w:shd w:fill="F2F4F7" w:val="clear"/>
+        <w:spacing w:after="160" w:line="240"/>
+        <w:ind w:left="360"/>
+      </w:pPr>
+      <w:r>
+        <w:rPr>
+          <w:rFonts w:ascii="Consolas" w:cs="Consolas" w:eastAsia="Consolas" w:hAnsi="Consolas"/>
+          <w:color w:val="20304A"/>
+          <w:sz w:val="18"/>
+          <w:szCs w:val="18"/>
+        </w:rPr>
+        <w:t xml:space="preserve">dotnet run --project src/OSM.PaymentOrder.Purge.Host -- once --dry-run</w:t>
+      </w:r>
+    </w:p>
+    <w:p>
+      <w:pPr>
+        <w:spacing w:after="140" w:line="276"/>
+      </w:pPr>
+      <w:r>
+        <w:rPr>
+          <w:sz w:val="21"/>
+          <w:szCs w:val="21"/>
+        </w:rPr>
+        <w:t xml:space="preserve">Negli esempi che seguono </w:t>
+      </w:r>
+      <w:r>
+        <w:rPr>
+          <w:rFonts w:ascii="Consolas" w:cs="Consolas" w:eastAsia="Consolas" w:hAnsi="Consolas"/>
+          <w:color w:val="20304A"/>
+          <w:sz w:val="21"/>
+          <w:szCs w:val="21"/>
+        </w:rPr>
+        <w:t xml:space="preserve">purge</w:t>
+      </w:r>
+      <w:r>
+        <w:rPr>
+          <w:sz w:val="21"/>
+          <w:szCs w:val="21"/>
+        </w:rPr>
+        <w:t xml:space="preserve"> sta per l'eseguibile pubblicato, o per </w:t>
+      </w:r>
+      <w:r>
+        <w:rPr>
+          <w:rFonts w:ascii="Consolas" w:cs="Consolas" w:eastAsia="Consolas" w:hAnsi="Consolas"/>
+          <w:color w:val="20304A"/>
+          <w:sz w:val="21"/>
+          <w:szCs w:val="21"/>
+        </w:rPr>
+        <w:t xml:space="preserve">dotnet run --project ... --</w:t>
+      </w:r>
+      <w:r>
+        <w:rPr>
+          <w:sz w:val="21"/>
+          <w:szCs w:val="21"/>
+        </w:rPr>
+        <w:t xml:space="preserve">: tutto ciò che segue è identico nei due casi.</w:t>
+      </w:r>
+    </w:p>
+    <w:p>
+      <w:pPr>
+        <w:pBdr>
+          <w:left w:val="single" w:color="8FA3C0" w:sz="18" w:space="12"/>
+        </w:pBdr>
+        <w:spacing w:after="180" w:before="60" w:line="276"/>
+        <w:ind w:left="360"/>
+      </w:pPr>
+      <w:r>
+        <w:rPr>
+          <w:color w:val="44506B"/>
+          <w:sz w:val="20"/>
+          <w:szCs w:val="20"/>
+        </w:rPr>
+        <w:t xml:space="preserve">Il processo legge appsettings.json dalla cartella dell'eseguibile, non dalla cartella corrente. Un lancio da un'altra directory funziona; un eseguibile copiato altrove senza il suo appsettings no.</w:t>
+      </w:r>
+    </w:p>
+    <w:p>
+      <w:pPr>
+        <w:pStyle w:val="Heading3"/>
+        <w:spacing w:after="100" w:before="200"/>
+      </w:pPr>
+      <w:r>
+        <w:rPr>
+          <w:b/>
+          <w:bCs/>
+          <w:color w:val="2E4570"/>
+          <w:sz w:val="22"/>
+          <w:szCs w:val="22"/>
+        </w:rPr>
+        <w:t xml:space="preserve">Configurazione</w:t>
+      </w:r>
+    </w:p>
+    <w:p>
+      <w:pPr>
+        <w:spacing w:after="140" w:line="276"/>
+      </w:pPr>
+      <w:r>
+        <w:rPr>
+          <w:sz w:val="21"/>
+          <w:szCs w:val="21"/>
+        </w:rPr>
+        <w:t xml:space="preserve">I parametri arrivano da tre fonti, in ordine di precedenza crescente: appsettings.json accanto all'eseguibile, appsettings.&lt;Ambiente&gt;.json, variabili d'ambiente. In produzione la stringa di connessione va nelle variabili, non nel file.</w:t>
+      </w:r>
+    </w:p>
+    <w:p>
+      <w:pPr>
+        <w:spacing w:after="140" w:line="276"/>
+      </w:pPr>
+      <w:r>
+        <w:rPr>
+          <w:sz w:val="21"/>
+          <w:szCs w:val="21"/>
+        </w:rPr>
+        <w:t xml:space="preserve">Le variabili usano il prefisso PURGE_ e il doppio underscore come separatore di livello:</w:t>
+      </w:r>
+    </w:p>
+    <w:p>
+      <w:pPr>
+        <w:shd w:fill="F2F4F7" w:val="clear"/>
+        <w:spacing w:after="0" w:line="240"/>
+        <w:ind w:left="360"/>
+      </w:pPr>
+      <w:r>
+        <w:rPr>
+          <w:rFonts w:ascii="Consolas" w:cs="Consolas" w:eastAsia="Consolas" w:hAnsi="Consolas"/>
+          <w:color w:val="20304A"/>
+          <w:sz w:val="18"/>
+          <w:szCs w:val="18"/>
+        </w:rPr>
+        <w:t xml:space="preserve">PURGE_ConnectionStrings__PaymentOrder=Server=host,1433;Database=...;User Id=...;Password=...;Encrypt=true</w:t>
+      </w:r>
+    </w:p>
+    <w:p>
+      <w:pPr>
+        <w:shd w:fill="F2F4F7" w:val="clear"/>
+        <w:spacing w:after="0" w:line="240"/>
+        <w:ind w:left="360"/>
+      </w:pPr>
+      <w:r>
+        <w:rPr>
+          <w:rFonts w:ascii="Consolas" w:cs="Consolas" w:eastAsia="Consolas" w:hAnsi="Consolas"/>
+          <w:color w:val="20304A"/>
+          <w:sz w:val="18"/>
+          <w:szCs w:val="18"/>
+        </w:rPr>
+        <w:t xml:space="preserve">PURGE_Purge__RetentionYears=5</w:t>
+      </w:r>
+    </w:p>
+    <w:p>
+      <w:pPr>
+        <w:shd w:fill="F2F4F7" w:val="clear"/>
+        <w:spacing w:after="0" w:line="240"/>
+        <w:ind w:left="360"/>
+      </w:pPr>
+      <w:r>
+        <w:rPr>
+          <w:rFonts w:ascii="Consolas" w:cs="Consolas" w:eastAsia="Consolas" w:hAnsi="Consolas"/>
+          <w:color w:val="20304A"/>
+          <w:sz w:val="18"/>
+          <w:szCs w:val="18"/>
+        </w:rPr>
+        <w:t xml:space="preserve">PURGE_Purge__AnchorMode=FiscalYearEnd</w:t>
+      </w:r>
+    </w:p>
+    <w:p>
+      <w:pPr>
+        <w:shd w:fill="F2F4F7" w:val="clear"/>
+        <w:spacing w:after="0" w:line="240"/>
+        <w:ind w:left="360"/>
+      </w:pPr>
+      <w:r>
+        <w:rPr>
+          <w:rFonts w:ascii="Consolas" w:cs="Consolas" w:eastAsia="Consolas" w:hAnsi="Consolas"/>
+          <w:color w:val="20304A"/>
+          <w:sz w:val="18"/>
+          <w:szCs w:val="18"/>
+        </w:rPr>
+        <w:t xml:space="preserve">PURGE_Purge__WindowStart=01:00</w:t>
+      </w:r>
+    </w:p>
+    <w:p>
+      <w:pPr>
+        <w:shd w:fill="F2F4F7" w:val="clear"/>
+        <w:spacing w:after="160" w:line="240"/>
+        <w:ind w:left="360"/>
+      </w:pPr>
+      <w:r>
+        <w:rPr>
+          <w:rFonts w:ascii="Consolas" w:cs="Consolas" w:eastAsia="Consolas" w:hAnsi="Consolas"/>
+          <w:color w:val="20304A"/>
+          <w:sz w:val="18"/>
+          <w:szCs w:val="18"/>
+        </w:rPr>
+        <w:t xml:space="preserve">PURGE_Purge__WindowEnd=05:00</w:t>
+      </w:r>
+    </w:p>
+    <w:p>
+      <w:pPr>
+        <w:spacing w:after="140" w:line="276"/>
+      </w:pPr>
+      <w:r>
+        <w:rPr>
+          <w:b w:val="1"/>
+          <w:bCs w:val="1"/>
+          <w:sz w:val="21"/>
+          <w:szCs w:val="21"/>
+        </w:rPr>
+        <w:t xml:space="preserve">La modalità non è configurabile. </w:t>
+      </w:r>
+      <w:r>
+        <w:rPr>
+          <w:sz w:val="21"/>
+          <w:szCs w:val="21"/>
+        </w:rPr>
+        <w:t xml:space="preserve">Non esistono variabili PURGE_DRY_RUN o PURGE_DELETE: la scelta fra simulazione e cancellazione è una proprietà del comando, non dell'ambiente in cui gira (§9.1, livello 2). Senza modalità il comando non esegue nulla ed esce con codice 2.</w:t>
+      </w:r>
+    </w:p>
+    <w:p>
+      <w:pPr>
+        <w:pStyle w:val="Heading2"/>
+        <w:spacing w:after="120" w:before="260"/>
+      </w:pPr>
+      <w:r>
+        <w:rPr>
+          <w:b/>
+          <w:bCs/>
+          <w:color w:val="1F3864"/>
+          <w:sz w:val="24"/>
+          <w:szCs w:val="24"/>
+        </w:rPr>
+        <w:t xml:space="preserve">10.3 Le due modalità di esecuzione</w:t>
       </w:r>
     </w:p>
     <w:p>
@@ -8221,8 +8547,9 @@
         </w:tblBorders>
       </w:tblPr>
       <w:tblGrid>
-        <w:gridCol w:w="3600"/>
-        <w:gridCol w:w="5800"/>
+        <w:gridCol w:w="2100"/>
+        <w:gridCol w:w="2500"/>
+        <w:gridCol w:w="4800"/>
       </w:tblGrid>
       <w:tr>
         <w:trPr>
@@ -8230,7 +8557,7 @@
         </w:trPr>
         <w:tc>
           <w:tcPr>
-            <w:tcW w:type="dxa" w:w="3600"/>
+            <w:tcW w:type="dxa" w:w="2100"/>
             <w:shd w:fill="E7ECF3" w:val="clear"/>
             <w:tcMar>
               <w:top w:type="dxa" w:w="70"/>
@@ -8250,13 +8577,13 @@
                 <w:sz w:val="19"/>
                 <w:szCs w:val="19"/>
               </w:rPr>
-              <w:t xml:space="preserve">Comando</w:t>
-            </w:r>
-          </w:p>
-        </w:tc>
-        <w:tc>
-          <w:tcPr>
-            <w:tcW w:type="dxa" w:w="5800"/>
+              <w:t xml:space="preserve">Modalità</w:t>
+            </w:r>
+          </w:p>
+        </w:tc>
+        <w:tc>
+          <w:tcPr>
+            <w:tcW w:type="dxa" w:w="2500"/>
             <w:shd w:fill="E7ECF3" w:val="clear"/>
             <w:tcMar>
               <w:top w:type="dxa" w:w="70"/>
@@ -8276,7 +8603,33 @@
                 <w:sz w:val="19"/>
                 <w:szCs w:val="19"/>
               </w:rPr>
-              <w:t xml:space="preserve">Effetto</w:t>
+              <w:t xml:space="preserve">Come si avvia</w:t>
+            </w:r>
+          </w:p>
+        </w:tc>
+        <w:tc>
+          <w:tcPr>
+            <w:tcW w:type="dxa" w:w="4800"/>
+            <w:shd w:fill="E7ECF3" w:val="clear"/>
+            <w:tcMar>
+              <w:top w:type="dxa" w:w="70"/>
+              <w:left w:type="dxa" w:w="110"/>
+              <w:bottom w:type="dxa" w:w="70"/>
+              <w:right w:type="dxa" w:w="110"/>
+            </w:tcMar>
+          </w:tcPr>
+          <w:p>
+            <w:pPr>
+              <w:spacing w:after="0" w:line="250"/>
+            </w:pPr>
+            <w:r>
+              <w:rPr>
+                <w:b/>
+                <w:bCs/>
+                <w:sz w:val="19"/>
+                <w:szCs w:val="19"/>
+              </w:rPr>
+              <w:t xml:space="preserve">Comportamento</w:t>
             </w:r>
           </w:p>
         </w:tc>
@@ -8284,52 +8637,76 @@
       <w:tr>
         <w:tc>
           <w:tcPr>
-            <w:tcW w:type="dxa" w:w="3600"/>
-            <w:tcMar>
-              <w:top w:type="dxa" w:w="70"/>
-              <w:left w:type="dxa" w:w="110"/>
-              <w:bottom w:type="dxa" w:w="70"/>
-              <w:right w:type="dxa" w:w="110"/>
-            </w:tcMar>
-          </w:tcPr>
-          <w:p>
-            <w:pPr>
-              <w:spacing w:after="0" w:line="250"/>
-            </w:pPr>
-            <w:r>
-              <w:rPr>
-                <w:rFonts w:ascii="Consolas" w:cs="Consolas" w:eastAsia="Consolas" w:hAnsi="Consolas"/>
-                <w:b w:val="false"/>
-                <w:bCs w:val="false"/>
-                <w:sz w:val="17"/>
-                <w:szCs w:val="17"/>
-              </w:rPr>
-              <w:t xml:space="preserve">purge migrate [--status]</w:t>
-            </w:r>
-          </w:p>
-        </w:tc>
-        <w:tc>
-          <w:tcPr>
-            <w:tcW w:type="dxa" w:w="5800"/>
-            <w:tcMar>
-              <w:top w:type="dxa" w:w="70"/>
-              <w:left w:type="dxa" w:w="110"/>
-              <w:bottom w:type="dxa" w:w="70"/>
-              <w:right w:type="dxa" w:w="110"/>
-            </w:tcMar>
-          </w:tcPr>
-          <w:p>
-            <w:pPr>
-              <w:spacing w:after="0" w:line="250"/>
-            </w:pPr>
-            <w:r>
-              <w:rPr>
-                <w:b w:val="false"/>
-                <w:bCs w:val="false"/>
-                <w:sz w:val="19"/>
-                <w:szCs w:val="19"/>
-              </w:rPr>
-              <w:t xml:space="preserve">Allinea lo schema Purge, o ne riporta lo stato</w:t>
+            <w:tcW w:type="dxa" w:w="2100"/>
+            <w:tcMar>
+              <w:top w:type="dxa" w:w="70"/>
+              <w:left w:type="dxa" w:w="110"/>
+              <w:bottom w:type="dxa" w:w="70"/>
+              <w:right w:type="dxa" w:w="110"/>
+            </w:tcMar>
+          </w:tcPr>
+          <w:p>
+            <w:pPr>
+              <w:spacing w:after="0" w:line="250"/>
+            </w:pPr>
+            <w:r>
+              <w:rPr>
+                <w:b w:val="false"/>
+                <w:bCs w:val="false"/>
+                <w:sz w:val="19"/>
+                <w:szCs w:val="19"/>
+              </w:rPr>
+              <w:t xml:space="preserve">Esecuzione singola</w:t>
+            </w:r>
+          </w:p>
+        </w:tc>
+        <w:tc>
+          <w:tcPr>
+            <w:tcW w:type="dxa" w:w="2500"/>
+            <w:tcMar>
+              <w:top w:type="dxa" w:w="70"/>
+              <w:left w:type="dxa" w:w="110"/>
+              <w:bottom w:type="dxa" w:w="70"/>
+              <w:right w:type="dxa" w:w="110"/>
+            </w:tcMar>
+          </w:tcPr>
+          <w:p>
+            <w:pPr>
+              <w:spacing w:after="0" w:line="250"/>
+            </w:pPr>
+            <w:r>
+              <w:rPr>
+                <w:b w:val="false"/>
+                <w:bCs w:val="false"/>
+                <w:sz w:val="19"/>
+                <w:szCs w:val="19"/>
+              </w:rPr>
+              <w:t xml:space="preserve">purge once …</w:t>
+            </w:r>
+          </w:p>
+        </w:tc>
+        <w:tc>
+          <w:tcPr>
+            <w:tcW w:type="dxa" w:w="4800"/>
+            <w:tcMar>
+              <w:top w:type="dxa" w:w="70"/>
+              <w:left w:type="dxa" w:w="110"/>
+              <w:bottom w:type="dxa" w:w="70"/>
+              <w:right w:type="dxa" w:w="110"/>
+            </w:tcMar>
+          </w:tcPr>
+          <w:p>
+            <w:pPr>
+              <w:spacing w:after="0" w:line="250"/>
+            </w:pPr>
+            <w:r>
+              <w:rPr>
+                <w:b w:val="false"/>
+                <w:bCs w:val="false"/>
+                <w:sz w:val="19"/>
+                <w:szCs w:val="19"/>
+              </w:rPr>
+              <w:t xml:space="preserve">Esegue una volta e termina, restituendo un codice di uscita. È la modalità pensata per uno scheduler esterno (UC4, cron, Task Scheduler), che decide quando eseguire e raccoglie l'esito.</w:t>
             </w:r>
           </w:p>
         </w:tc>
@@ -8337,220 +8714,101 @@
       <w:tr>
         <w:tc>
           <w:tcPr>
-            <w:tcW w:type="dxa" w:w="3600"/>
-            <w:shd w:fill="F5F7FA" w:val="clear"/>
-            <w:tcMar>
-              <w:top w:type="dxa" w:w="70"/>
-              <w:left w:type="dxa" w:w="110"/>
-              <w:bottom w:type="dxa" w:w="70"/>
-              <w:right w:type="dxa" w:w="110"/>
-            </w:tcMar>
-          </w:tcPr>
-          <w:p>
-            <w:pPr>
-              <w:spacing w:after="0" w:line="250"/>
-            </w:pPr>
-            <w:r>
-              <w:rPr>
-                <w:rFonts w:ascii="Consolas" w:cs="Consolas" w:eastAsia="Consolas" w:hAnsi="Consolas"/>
-                <w:b w:val="false"/>
-                <w:bCs w:val="false"/>
-                <w:sz w:val="17"/>
-                <w:szCs w:val="17"/>
-              </w:rPr>
-              <w:t xml:space="preserve">purge once --dry-run [Strategia]</w:t>
-            </w:r>
-          </w:p>
-        </w:tc>
-        <w:tc>
-          <w:tcPr>
-            <w:tcW w:type="dxa" w:w="5800"/>
-            <w:shd w:fill="F5F7FA" w:val="clear"/>
-            <w:tcMar>
-              <w:top w:type="dxa" w:w="70"/>
-              <w:left w:type="dxa" w:w="110"/>
-              <w:bottom w:type="dxa" w:w="70"/>
-              <w:right w:type="dxa" w:w="110"/>
-            </w:tcMar>
-          </w:tcPr>
-          <w:p>
-            <w:pPr>
-              <w:spacing w:after="0" w:line="250"/>
-            </w:pPr>
-            <w:r>
-              <w:rPr>
-                <w:b w:val="false"/>
-                <w:bCs w:val="false"/>
-                <w:sz w:val="19"/>
-                <w:szCs w:val="19"/>
-              </w:rPr>
-              <w:t xml:space="preserve">Simula: nessuna cancellazione, produce il report</w:t>
-            </w:r>
-          </w:p>
-        </w:tc>
-      </w:tr>
-      <w:tr>
-        <w:tc>
-          <w:tcPr>
-            <w:tcW w:type="dxa" w:w="3600"/>
-            <w:tcMar>
-              <w:top w:type="dxa" w:w="70"/>
-              <w:left w:type="dxa" w:w="110"/>
-              <w:bottom w:type="dxa" w:w="70"/>
-              <w:right w:type="dxa" w:w="110"/>
-            </w:tcMar>
-          </w:tcPr>
-          <w:p>
-            <w:pPr>
-              <w:spacing w:after="0" w:line="250"/>
-            </w:pPr>
-            <w:r>
-              <w:rPr>
-                <w:rFonts w:ascii="Consolas" w:cs="Consolas" w:eastAsia="Consolas" w:hAnsi="Consolas"/>
-                <w:b w:val="false"/>
-                <w:bCs w:val="false"/>
-                <w:sz w:val="17"/>
-                <w:szCs w:val="17"/>
-              </w:rPr>
-              <w:t xml:space="preserve">purge approve &lt;run-id&gt; --by "&lt;nome&gt;"</w:t>
-            </w:r>
-          </w:p>
-        </w:tc>
-        <w:tc>
-          <w:tcPr>
-            <w:tcW w:type="dxa" w:w="5800"/>
-            <w:tcMar>
-              <w:top w:type="dxa" w:w="70"/>
-              <w:left w:type="dxa" w:w="110"/>
-              <w:bottom w:type="dxa" w:w="70"/>
-              <w:right w:type="dxa" w:w="110"/>
-            </w:tcMar>
-          </w:tcPr>
-          <w:p>
-            <w:pPr>
-              <w:spacing w:after="0" w:line="250"/>
-            </w:pPr>
-            <w:r>
-              <w:rPr>
-                <w:b w:val="false"/>
-                <w:bCs w:val="false"/>
-                <w:sz w:val="19"/>
-                <w:szCs w:val="19"/>
-              </w:rPr>
-              <w:t xml:space="preserve">Registra l'approvazione della policy</w:t>
-            </w:r>
-          </w:p>
-        </w:tc>
-      </w:tr>
-      <w:tr>
-        <w:tc>
-          <w:tcPr>
-            <w:tcW w:type="dxa" w:w="3600"/>
-            <w:shd w:fill="F5F7FA" w:val="clear"/>
-            <w:tcMar>
-              <w:top w:type="dxa" w:w="70"/>
-              <w:left w:type="dxa" w:w="110"/>
-              <w:bottom w:type="dxa" w:w="70"/>
-              <w:right w:type="dxa" w:w="110"/>
-            </w:tcMar>
-          </w:tcPr>
-          <w:p>
-            <w:pPr>
-              <w:spacing w:after="0" w:line="250"/>
-            </w:pPr>
-            <w:r>
-              <w:rPr>
-                <w:rFonts w:ascii="Consolas" w:cs="Consolas" w:eastAsia="Consolas" w:hAnsi="Consolas"/>
-                <w:b w:val="false"/>
-                <w:bCs w:val="false"/>
-                <w:sz w:val="17"/>
-                <w:szCs w:val="17"/>
-              </w:rPr>
-              <w:t xml:space="preserve">purge once --delete [Strategia]</w:t>
-            </w:r>
-          </w:p>
-        </w:tc>
-        <w:tc>
-          <w:tcPr>
-            <w:tcW w:type="dxa" w:w="5800"/>
-            <w:shd w:fill="F5F7FA" w:val="clear"/>
-            <w:tcMar>
-              <w:top w:type="dxa" w:w="70"/>
-              <w:left w:type="dxa" w:w="110"/>
-              <w:bottom w:type="dxa" w:w="70"/>
-              <w:right w:type="dxa" w:w="110"/>
-            </w:tcMar>
-          </w:tcPr>
-          <w:p>
-            <w:pPr>
-              <w:spacing w:after="0" w:line="250"/>
-            </w:pPr>
-            <w:r>
-              <w:rPr>
-                <w:b w:val="false"/>
-                <w:bCs w:val="false"/>
-                <w:sz w:val="19"/>
-                <w:szCs w:val="19"/>
-              </w:rPr>
-              <w:t xml:space="preserve">Esecuzione reale</w:t>
-            </w:r>
-          </w:p>
-        </w:tc>
-      </w:tr>
-      <w:tr>
-        <w:tc>
-          <w:tcPr>
-            <w:tcW w:type="dxa" w:w="3600"/>
-            <w:tcMar>
-              <w:top w:type="dxa" w:w="70"/>
-              <w:left w:type="dxa" w:w="110"/>
-              <w:bottom w:type="dxa" w:w="70"/>
-              <w:right w:type="dxa" w:w="110"/>
-            </w:tcMar>
-          </w:tcPr>
-          <w:p>
-            <w:pPr>
-              <w:spacing w:after="0" w:line="250"/>
-            </w:pPr>
-            <w:r>
-              <w:rPr>
-                <w:rFonts w:ascii="Consolas" w:cs="Consolas" w:eastAsia="Consolas" w:hAnsi="Consolas"/>
-                <w:b w:val="false"/>
-                <w:bCs w:val="false"/>
-                <w:sz w:val="17"/>
-                <w:szCs w:val="17"/>
-              </w:rPr>
-              <w:t xml:space="preserve">purge</w:t>
-            </w:r>
-          </w:p>
-        </w:tc>
-        <w:tc>
-          <w:tcPr>
-            <w:tcW w:type="dxa" w:w="5800"/>
-            <w:tcMar>
-              <w:top w:type="dxa" w:w="70"/>
-              <w:left w:type="dxa" w:w="110"/>
-              <w:bottom w:type="dxa" w:w="70"/>
-              <w:right w:type="dxa" w:w="110"/>
-            </w:tcMar>
-          </w:tcPr>
-          <w:p>
-            <w:pPr>
-              <w:spacing w:after="0" w:line="250"/>
-            </w:pPr>
-            <w:r>
-              <w:rPr>
-                <w:b w:val="false"/>
-                <w:bCs w:val="false"/>
-                <w:sz w:val="19"/>
-                <w:szCs w:val="19"/>
-              </w:rPr>
-              <w:t xml:space="preserve">Servizio con pianificazione interna</w:t>
+            <w:tcW w:type="dxa" w:w="2100"/>
+            <w:shd w:fill="F5F7FA" w:val="clear"/>
+            <w:tcMar>
+              <w:top w:type="dxa" w:w="70"/>
+              <w:left w:type="dxa" w:w="110"/>
+              <w:bottom w:type="dxa" w:w="70"/>
+              <w:right w:type="dxa" w:w="110"/>
+            </w:tcMar>
+          </w:tcPr>
+          <w:p>
+            <w:pPr>
+              <w:spacing w:after="0" w:line="250"/>
+            </w:pPr>
+            <w:r>
+              <w:rPr>
+                <w:b w:val="false"/>
+                <w:bCs w:val="false"/>
+                <w:sz w:val="19"/>
+                <w:szCs w:val="19"/>
+              </w:rPr>
+              <w:t xml:space="preserve">Servizio</w:t>
+            </w:r>
+          </w:p>
+        </w:tc>
+        <w:tc>
+          <w:tcPr>
+            <w:tcW w:type="dxa" w:w="2500"/>
+            <w:shd w:fill="F5F7FA" w:val="clear"/>
+            <w:tcMar>
+              <w:top w:type="dxa" w:w="70"/>
+              <w:left w:type="dxa" w:w="110"/>
+              <w:bottom w:type="dxa" w:w="70"/>
+              <w:right w:type="dxa" w:w="110"/>
+            </w:tcMar>
+          </w:tcPr>
+          <w:p>
+            <w:pPr>
+              <w:spacing w:after="0" w:line="250"/>
+            </w:pPr>
+            <w:r>
+              <w:rPr>
+                <w:b w:val="false"/>
+                <w:bCs w:val="false"/>
+                <w:sz w:val="19"/>
+                <w:szCs w:val="19"/>
+              </w:rPr>
+              <w:t xml:space="preserve">purge  (senza argomenti)</w:t>
+            </w:r>
+          </w:p>
+        </w:tc>
+        <w:tc>
+          <w:tcPr>
+            <w:tcW w:type="dxa" w:w="4800"/>
+            <w:shd w:fill="F5F7FA" w:val="clear"/>
+            <w:tcMar>
+              <w:top w:type="dxa" w:w="70"/>
+              <w:left w:type="dxa" w:w="110"/>
+              <w:bottom w:type="dxa" w:w="70"/>
+              <w:right w:type="dxa" w:w="110"/>
+            </w:tcMar>
+          </w:tcPr>
+          <w:p>
+            <w:pPr>
+              <w:spacing w:after="0" w:line="250"/>
+            </w:pPr>
+            <w:r>
+              <w:rPr>
+                <w:b w:val="false"/>
+                <w:bCs w:val="false"/>
+                <w:sz w:val="19"/>
+                <w:szCs w:val="19"/>
+              </w:rPr>
+              <w:t xml:space="preserve">Resta in esecuzione e si autopianifica secondo CronExpression. È dry-run per costruzione: non può cancellare. Chiedere --delete in questa modalità viene rifiutato, non degradato in silenzio a simulazione.</w:t>
             </w:r>
           </w:p>
         </w:tc>
       </w:tr>
     </w:tbl>
+    <w:p>
+      <w:pPr>
+        <w:pBdr>
+          <w:left w:val="single" w:color="8FA3C0" w:sz="18" w:space="12"/>
+        </w:pBdr>
+        <w:spacing w:after="180" w:before="60" w:line="276"/>
+        <w:ind w:left="360"/>
+      </w:pPr>
+      <w:r>
+        <w:rPr>
+          <w:color w:val="44506B"/>
+          <w:sz w:val="20"/>
+          <w:szCs w:val="20"/>
+        </w:rPr>
+        <w:t xml:space="preserve">La finestra oraria vale in entrambe le modalità, anche nell'esecuzione singola. Non è ridondante: lo scheduler decide quando partire, ma solo la finestra decide quando fermarsi. Un avvio fuori finestra esce con codice 4 senza fare nulla, e il log segnala che pianificazione e finestra configurata non concordano.</w:t>
+      </w:r>
+    </w:p>
     <w:p>
       <w:pPr>
         <w:pStyle w:val="Heading2"/>
@@ -8564,7 +8822,1029 @@
           <w:sz w:val="24"/>
           <w:szCs w:val="24"/>
         </w:rPr>
-        <w:t xml:space="preserve">10.3 Codici di uscita</w:t>
+        <w:t xml:space="preserve">10.4 I comandi, uno per uno</w:t>
+      </w:r>
+    </w:p>
+    <w:p>
+      <w:pPr>
+        <w:spacing w:after="200"/>
+      </w:pPr>
+    </w:p>
+    <w:tbl>
+      <w:tblPr>
+        <w:tblW w:type="dxa" w:w="9400"/>
+        <w:tblBorders>
+          <w:top w:val="single" w:color="AAB6C8" w:sz="4"/>
+          <w:left w:val="single" w:color="AAB6C8" w:sz="4"/>
+          <w:bottom w:val="single" w:color="AAB6C8" w:sz="4"/>
+          <w:right w:val="single" w:color="AAB6C8" w:sz="4"/>
+          <w:insideH w:val="single" w:color="CBD4E1" w:sz="2"/>
+          <w:insideV w:val="single" w:color="CBD4E1" w:sz="2"/>
+        </w:tblBorders>
+      </w:tblPr>
+      <w:tblGrid>
+        <w:gridCol w:w="4200"/>
+        <w:gridCol w:w="5200"/>
+      </w:tblGrid>
+      <w:tr>
+        <w:trPr>
+          <w:tblHeader/>
+        </w:trPr>
+        <w:tc>
+          <w:tcPr>
+            <w:tcW w:type="dxa" w:w="4200"/>
+            <w:shd w:fill="E7ECF3" w:val="clear"/>
+            <w:tcMar>
+              <w:top w:type="dxa" w:w="70"/>
+              <w:left w:type="dxa" w:w="110"/>
+              <w:bottom w:type="dxa" w:w="70"/>
+              <w:right w:type="dxa" w:w="110"/>
+            </w:tcMar>
+          </w:tcPr>
+          <w:p>
+            <w:pPr>
+              <w:spacing w:after="0" w:line="250"/>
+            </w:pPr>
+            <w:r>
+              <w:rPr>
+                <w:b/>
+                <w:bCs/>
+                <w:sz w:val="19"/>
+                <w:szCs w:val="19"/>
+              </w:rPr>
+              <w:t xml:space="preserve">Comando</w:t>
+            </w:r>
+          </w:p>
+        </w:tc>
+        <w:tc>
+          <w:tcPr>
+            <w:tcW w:type="dxa" w:w="5200"/>
+            <w:shd w:fill="E7ECF3" w:val="clear"/>
+            <w:tcMar>
+              <w:top w:type="dxa" w:w="70"/>
+              <w:left w:type="dxa" w:w="110"/>
+              <w:bottom w:type="dxa" w:w="70"/>
+              <w:right w:type="dxa" w:w="110"/>
+            </w:tcMar>
+          </w:tcPr>
+          <w:p>
+            <w:pPr>
+              <w:spacing w:after="0" w:line="250"/>
+            </w:pPr>
+            <w:r>
+              <w:rPr>
+                <w:b/>
+                <w:bCs/>
+                <w:sz w:val="19"/>
+                <w:szCs w:val="19"/>
+              </w:rPr>
+              <w:t xml:space="preserve">Effetto</w:t>
+            </w:r>
+          </w:p>
+        </w:tc>
+      </w:tr>
+      <w:tr>
+        <w:tc>
+          <w:tcPr>
+            <w:tcW w:type="dxa" w:w="4200"/>
+            <w:tcMar>
+              <w:top w:type="dxa" w:w="70"/>
+              <w:left w:type="dxa" w:w="110"/>
+              <w:bottom w:type="dxa" w:w="70"/>
+              <w:right w:type="dxa" w:w="110"/>
+            </w:tcMar>
+          </w:tcPr>
+          <w:p>
+            <w:pPr>
+              <w:spacing w:after="0" w:line="250"/>
+            </w:pPr>
+            <w:r>
+              <w:rPr>
+                <w:rFonts w:ascii="Consolas" w:cs="Consolas" w:eastAsia="Consolas" w:hAnsi="Consolas"/>
+                <w:b w:val="false"/>
+                <w:bCs w:val="false"/>
+                <w:sz w:val="17"/>
+                <w:szCs w:val="17"/>
+              </w:rPr>
+              <w:t xml:space="preserve">purge migrate</w:t>
+            </w:r>
+          </w:p>
+        </w:tc>
+        <w:tc>
+          <w:tcPr>
+            <w:tcW w:type="dxa" w:w="5200"/>
+            <w:tcMar>
+              <w:top w:type="dxa" w:w="70"/>
+              <w:left w:type="dxa" w:w="110"/>
+              <w:bottom w:type="dxa" w:w="70"/>
+              <w:right w:type="dxa" w:w="110"/>
+            </w:tcMar>
+          </w:tcPr>
+          <w:p>
+            <w:pPr>
+              <w:spacing w:after="0" w:line="250"/>
+            </w:pPr>
+            <w:r>
+              <w:rPr>
+                <w:b w:val="false"/>
+                <w:bCs w:val="false"/>
+                <w:sz w:val="19"/>
+                <w:szCs w:val="19"/>
+              </w:rPr>
+              <w:t xml:space="preserve">Applica gli script di schema mancanti. Richiede permessi DDL.</w:t>
+            </w:r>
+          </w:p>
+        </w:tc>
+      </w:tr>
+      <w:tr>
+        <w:tc>
+          <w:tcPr>
+            <w:tcW w:type="dxa" w:w="4200"/>
+            <w:shd w:fill="F5F7FA" w:val="clear"/>
+            <w:tcMar>
+              <w:top w:type="dxa" w:w="70"/>
+              <w:left w:type="dxa" w:w="110"/>
+              <w:bottom w:type="dxa" w:w="70"/>
+              <w:right w:type="dxa" w:w="110"/>
+            </w:tcMar>
+          </w:tcPr>
+          <w:p>
+            <w:pPr>
+              <w:spacing w:after="0" w:line="250"/>
+            </w:pPr>
+            <w:r>
+              <w:rPr>
+                <w:rFonts w:ascii="Consolas" w:cs="Consolas" w:eastAsia="Consolas" w:hAnsi="Consolas"/>
+                <w:b w:val="false"/>
+                <w:bCs w:val="false"/>
+                <w:sz w:val="17"/>
+                <w:szCs w:val="17"/>
+              </w:rPr>
+              <w:t xml:space="preserve">purge migrate --status</w:t>
+            </w:r>
+          </w:p>
+        </w:tc>
+        <w:tc>
+          <w:tcPr>
+            <w:tcW w:type="dxa" w:w="5200"/>
+            <w:shd w:fill="F5F7FA" w:val="clear"/>
+            <w:tcMar>
+              <w:top w:type="dxa" w:w="70"/>
+              <w:left w:type="dxa" w:w="110"/>
+              <w:bottom w:type="dxa" w:w="70"/>
+              <w:right w:type="dxa" w:w="110"/>
+            </w:tcMar>
+          </w:tcPr>
+          <w:p>
+            <w:pPr>
+              <w:spacing w:after="0" w:line="250"/>
+            </w:pPr>
+            <w:r>
+              <w:rPr>
+                <w:b w:val="false"/>
+                <w:bCs w:val="false"/>
+                <w:sz w:val="19"/>
+                <w:szCs w:val="19"/>
+              </w:rPr>
+              <w:t xml:space="preserve">Elenca cosa manca senza applicare nulla. Esce con 0 se allineato, 5 altrimenti: utilizzabile come controllo automatico.</w:t>
+            </w:r>
+          </w:p>
+        </w:tc>
+      </w:tr>
+      <w:tr>
+        <w:tc>
+          <w:tcPr>
+            <w:tcW w:type="dxa" w:w="4200"/>
+            <w:tcMar>
+              <w:top w:type="dxa" w:w="70"/>
+              <w:left w:type="dxa" w:w="110"/>
+              <w:bottom w:type="dxa" w:w="70"/>
+              <w:right w:type="dxa" w:w="110"/>
+            </w:tcMar>
+          </w:tcPr>
+          <w:p>
+            <w:pPr>
+              <w:spacing w:after="0" w:line="250"/>
+            </w:pPr>
+            <w:r>
+              <w:rPr>
+                <w:rFonts w:ascii="Consolas" w:cs="Consolas" w:eastAsia="Consolas" w:hAnsi="Consolas"/>
+                <w:b w:val="false"/>
+                <w:bCs w:val="false"/>
+                <w:sz w:val="17"/>
+                <w:szCs w:val="17"/>
+              </w:rPr>
+              <w:t xml:space="preserve">purge once --dry-run</w:t>
+            </w:r>
+          </w:p>
+        </w:tc>
+        <w:tc>
+          <w:tcPr>
+            <w:tcW w:type="dxa" w:w="5200"/>
+            <w:tcMar>
+              <w:top w:type="dxa" w:w="70"/>
+              <w:left w:type="dxa" w:w="110"/>
+              <w:bottom w:type="dxa" w:w="70"/>
+              <w:right w:type="dxa" w:w="110"/>
+            </w:tcMar>
+          </w:tcPr>
+          <w:p>
+            <w:pPr>
+              <w:spacing w:after="0" w:line="250"/>
+            </w:pPr>
+            <w:r>
+              <w:rPr>
+                <w:b w:val="false"/>
+                <w:bCs w:val="false"/>
+                <w:sz w:val="19"/>
+                <w:szCs w:val="19"/>
+              </w:rPr>
+              <w:t xml:space="preserve">Simula tutte le strategie configurate. Nessuna cancellazione, produce il report.</w:t>
+            </w:r>
+          </w:p>
+        </w:tc>
+      </w:tr>
+      <w:tr>
+        <w:tc>
+          <w:tcPr>
+            <w:tcW w:type="dxa" w:w="4200"/>
+            <w:shd w:fill="F5F7FA" w:val="clear"/>
+            <w:tcMar>
+              <w:top w:type="dxa" w:w="70"/>
+              <w:left w:type="dxa" w:w="110"/>
+              <w:bottom w:type="dxa" w:w="70"/>
+              <w:right w:type="dxa" w:w="110"/>
+            </w:tcMar>
+          </w:tcPr>
+          <w:p>
+            <w:pPr>
+              <w:spacing w:after="0" w:line="250"/>
+            </w:pPr>
+            <w:r>
+              <w:rPr>
+                <w:rFonts w:ascii="Consolas" w:cs="Consolas" w:eastAsia="Consolas" w:hAnsi="Consolas"/>
+                <w:b w:val="false"/>
+                <w:bCs w:val="false"/>
+                <w:sz w:val="17"/>
+                <w:szCs w:val="17"/>
+              </w:rPr>
+              <w:t xml:space="preserve">purge once --dry-run Terminated</w:t>
+            </w:r>
+          </w:p>
+        </w:tc>
+        <w:tc>
+          <w:tcPr>
+            <w:tcW w:type="dxa" w:w="5200"/>
+            <w:shd w:fill="F5F7FA" w:val="clear"/>
+            <w:tcMar>
+              <w:top w:type="dxa" w:w="70"/>
+              <w:left w:type="dxa" w:w="110"/>
+              <w:bottom w:type="dxa" w:w="70"/>
+              <w:right w:type="dxa" w:w="110"/>
+            </w:tcMar>
+          </w:tcPr>
+          <w:p>
+            <w:pPr>
+              <w:spacing w:after="0" w:line="250"/>
+            </w:pPr>
+            <w:r>
+              <w:rPr>
+                <w:b w:val="false"/>
+                <w:bCs w:val="false"/>
+                <w:sz w:val="19"/>
+                <w:szCs w:val="19"/>
+              </w:rPr>
+              <w:t xml:space="preserve">Simula una sola strategia.</w:t>
+            </w:r>
+          </w:p>
+        </w:tc>
+      </w:tr>
+      <w:tr>
+        <w:tc>
+          <w:tcPr>
+            <w:tcW w:type="dxa" w:w="4200"/>
+            <w:tcMar>
+              <w:top w:type="dxa" w:w="70"/>
+              <w:left w:type="dxa" w:w="110"/>
+              <w:bottom w:type="dxa" w:w="70"/>
+              <w:right w:type="dxa" w:w="110"/>
+            </w:tcMar>
+          </w:tcPr>
+          <w:p>
+            <w:pPr>
+              <w:spacing w:after="0" w:line="250"/>
+            </w:pPr>
+            <w:r>
+              <w:rPr>
+                <w:rFonts w:ascii="Consolas" w:cs="Consolas" w:eastAsia="Consolas" w:hAnsi="Consolas"/>
+                <w:b w:val="false"/>
+                <w:bCs w:val="false"/>
+                <w:sz w:val="17"/>
+                <w:szCs w:val="17"/>
+              </w:rPr>
+              <w:t xml:space="preserve">purge approve &lt;run-id&gt; --by &lt;nome&gt; [--note &lt;rif&gt;]</w:t>
+            </w:r>
+          </w:p>
+        </w:tc>
+        <w:tc>
+          <w:tcPr>
+            <w:tcW w:type="dxa" w:w="5200"/>
+            <w:tcMar>
+              <w:top w:type="dxa" w:w="70"/>
+              <w:left w:type="dxa" w:w="110"/>
+              <w:bottom w:type="dxa" w:w="70"/>
+              <w:right w:type="dxa" w:w="110"/>
+            </w:tcMar>
+          </w:tcPr>
+          <w:p>
+            <w:pPr>
+              <w:spacing w:after="0" w:line="250"/>
+            </w:pPr>
+            <w:r>
+              <w:rPr>
+                <w:b w:val="false"/>
+                <w:bCs w:val="false"/>
+                <w:sz w:val="19"/>
+                <w:szCs w:val="19"/>
+              </w:rPr>
+              <w:t xml:space="preserve">Registra l'approvazione della policy sotto cui è girato quel dry-run.</w:t>
+            </w:r>
+          </w:p>
+        </w:tc>
+      </w:tr>
+      <w:tr>
+        <w:tc>
+          <w:tcPr>
+            <w:tcW w:type="dxa" w:w="4200"/>
+            <w:shd w:fill="F5F7FA" w:val="clear"/>
+            <w:tcMar>
+              <w:top w:type="dxa" w:w="70"/>
+              <w:left w:type="dxa" w:w="110"/>
+              <w:bottom w:type="dxa" w:w="70"/>
+              <w:right w:type="dxa" w:w="110"/>
+            </w:tcMar>
+          </w:tcPr>
+          <w:p>
+            <w:pPr>
+              <w:spacing w:after="0" w:line="250"/>
+            </w:pPr>
+            <w:r>
+              <w:rPr>
+                <w:rFonts w:ascii="Consolas" w:cs="Consolas" w:eastAsia="Consolas" w:hAnsi="Consolas"/>
+                <w:b w:val="false"/>
+                <w:bCs w:val="false"/>
+                <w:sz w:val="17"/>
+                <w:szCs w:val="17"/>
+              </w:rPr>
+              <w:t xml:space="preserve">purge once --delete</w:t>
+            </w:r>
+          </w:p>
+        </w:tc>
+        <w:tc>
+          <w:tcPr>
+            <w:tcW w:type="dxa" w:w="5200"/>
+            <w:shd w:fill="F5F7FA" w:val="clear"/>
+            <w:tcMar>
+              <w:top w:type="dxa" w:w="70"/>
+              <w:left w:type="dxa" w:w="110"/>
+              <w:bottom w:type="dxa" w:w="70"/>
+              <w:right w:type="dxa" w:w="110"/>
+            </w:tcMar>
+          </w:tcPr>
+          <w:p>
+            <w:pPr>
+              <w:spacing w:after="0" w:line="250"/>
+            </w:pPr>
+            <w:r>
+              <w:rPr>
+                <w:b w:val="false"/>
+                <w:bCs w:val="false"/>
+                <w:sz w:val="19"/>
+                <w:szCs w:val="19"/>
+              </w:rPr>
+              <w:t xml:space="preserve">Esecuzione reale, tutte le strategie configurate.</w:t>
+            </w:r>
+          </w:p>
+        </w:tc>
+      </w:tr>
+      <w:tr>
+        <w:tc>
+          <w:tcPr>
+            <w:tcW w:type="dxa" w:w="4200"/>
+            <w:tcMar>
+              <w:top w:type="dxa" w:w="70"/>
+              <w:left w:type="dxa" w:w="110"/>
+              <w:bottom w:type="dxa" w:w="70"/>
+              <w:right w:type="dxa" w:w="110"/>
+            </w:tcMar>
+          </w:tcPr>
+          <w:p>
+            <w:pPr>
+              <w:spacing w:after="0" w:line="250"/>
+            </w:pPr>
+            <w:r>
+              <w:rPr>
+                <w:rFonts w:ascii="Consolas" w:cs="Consolas" w:eastAsia="Consolas" w:hAnsi="Consolas"/>
+                <w:b w:val="false"/>
+                <w:bCs w:val="false"/>
+                <w:sz w:val="17"/>
+                <w:szCs w:val="17"/>
+              </w:rPr>
+              <w:t xml:space="preserve">purge once --delete OrphanHistory</w:t>
+            </w:r>
+          </w:p>
+        </w:tc>
+        <w:tc>
+          <w:tcPr>
+            <w:tcW w:type="dxa" w:w="5200"/>
+            <w:tcMar>
+              <w:top w:type="dxa" w:w="70"/>
+              <w:left w:type="dxa" w:w="110"/>
+              <w:bottom w:type="dxa" w:w="70"/>
+              <w:right w:type="dxa" w:w="110"/>
+            </w:tcMar>
+          </w:tcPr>
+          <w:p>
+            <w:pPr>
+              <w:spacing w:after="0" w:line="250"/>
+            </w:pPr>
+            <w:r>
+              <w:rPr>
+                <w:b w:val="false"/>
+                <w:bCs w:val="false"/>
+                <w:sz w:val="19"/>
+                <w:szCs w:val="19"/>
+              </w:rPr>
+              <w:t xml:space="preserve">Esecuzione reale di una sola strategia.</w:t>
+            </w:r>
+          </w:p>
+        </w:tc>
+      </w:tr>
+      <w:tr>
+        <w:tc>
+          <w:tcPr>
+            <w:tcW w:type="dxa" w:w="4200"/>
+            <w:shd w:fill="F5F7FA" w:val="clear"/>
+            <w:tcMar>
+              <w:top w:type="dxa" w:w="70"/>
+              <w:left w:type="dxa" w:w="110"/>
+              <w:bottom w:type="dxa" w:w="70"/>
+              <w:right w:type="dxa" w:w="110"/>
+            </w:tcMar>
+          </w:tcPr>
+          <w:p>
+            <w:pPr>
+              <w:spacing w:after="0" w:line="250"/>
+            </w:pPr>
+            <w:r>
+              <w:rPr>
+                <w:rFonts w:ascii="Consolas" w:cs="Consolas" w:eastAsia="Consolas" w:hAnsi="Consolas"/>
+                <w:b w:val="false"/>
+                <w:bCs w:val="false"/>
+                <w:sz w:val="17"/>
+                <w:szCs w:val="17"/>
+              </w:rPr>
+              <w:t xml:space="preserve">purge once --delete --no-window</w:t>
+            </w:r>
+          </w:p>
+        </w:tc>
+        <w:tc>
+          <w:tcPr>
+            <w:tcW w:type="dxa" w:w="5200"/>
+            <w:shd w:fill="F5F7FA" w:val="clear"/>
+            <w:tcMar>
+              <w:top w:type="dxa" w:w="70"/>
+              <w:left w:type="dxa" w:w="110"/>
+              <w:bottom w:type="dxa" w:w="70"/>
+              <w:right w:type="dxa" w:w="110"/>
+            </w:tcMar>
+          </w:tcPr>
+          <w:p>
+            <w:pPr>
+              <w:spacing w:after="0" w:line="250"/>
+            </w:pPr>
+            <w:r>
+              <w:rPr>
+                <w:b w:val="false"/>
+                <w:bCs w:val="false"/>
+                <w:sz w:val="19"/>
+                <w:szCs w:val="19"/>
+              </w:rPr>
+              <w:t xml:space="preserve">Esecuzione reale senza il limite di fine finestra.</w:t>
+            </w:r>
+          </w:p>
+        </w:tc>
+      </w:tr>
+      <w:tr>
+        <w:tc>
+          <w:tcPr>
+            <w:tcW w:type="dxa" w:w="4200"/>
+            <w:tcMar>
+              <w:top w:type="dxa" w:w="70"/>
+              <w:left w:type="dxa" w:w="110"/>
+              <w:bottom w:type="dxa" w:w="70"/>
+              <w:right w:type="dxa" w:w="110"/>
+            </w:tcMar>
+          </w:tcPr>
+          <w:p>
+            <w:pPr>
+              <w:spacing w:after="0" w:line="250"/>
+            </w:pPr>
+            <w:r>
+              <w:rPr>
+                <w:rFonts w:ascii="Consolas" w:cs="Consolas" w:eastAsia="Consolas" w:hAnsi="Consolas"/>
+                <w:b w:val="false"/>
+                <w:bCs w:val="false"/>
+                <w:sz w:val="17"/>
+                <w:szCs w:val="17"/>
+              </w:rPr>
+              <w:t xml:space="preserve">purge</w:t>
+            </w:r>
+          </w:p>
+        </w:tc>
+        <w:tc>
+          <w:tcPr>
+            <w:tcW w:type="dxa" w:w="5200"/>
+            <w:tcMar>
+              <w:top w:type="dxa" w:w="70"/>
+              <w:left w:type="dxa" w:w="110"/>
+              <w:bottom w:type="dxa" w:w="70"/>
+              <w:right w:type="dxa" w:w="110"/>
+            </w:tcMar>
+          </w:tcPr>
+          <w:p>
+            <w:pPr>
+              <w:spacing w:after="0" w:line="250"/>
+            </w:pPr>
+            <w:r>
+              <w:rPr>
+                <w:b w:val="false"/>
+                <w:bCs w:val="false"/>
+                <w:sz w:val="19"/>
+                <w:szCs w:val="19"/>
+              </w:rPr>
+              <w:t xml:space="preserve">Servizio con pianificazione interna, in sola simulazione.</w:t>
+            </w:r>
+          </w:p>
+        </w:tc>
+      </w:tr>
+    </w:tbl>
+    <w:p>
+      <w:pPr>
+        <w:spacing w:after="140" w:line="276"/>
+      </w:pPr>
+      <w:r>
+        <w:rPr>
+          <w:sz w:val="21"/>
+          <w:szCs w:val="21"/>
+        </w:rPr>
+        <w:t xml:space="preserve">Il nome della strategia, quando presente, va subito dopo la modalità e non distingue maiuscole e minuscole. I valori ammessi sono </w:t>
+      </w:r>
+      <w:r>
+        <w:rPr>
+          <w:rFonts w:ascii="Consolas" w:cs="Consolas" w:eastAsia="Consolas" w:hAnsi="Consolas"/>
+          <w:color w:val="20304A"/>
+          <w:sz w:val="21"/>
+          <w:szCs w:val="21"/>
+        </w:rPr>
+        <w:t xml:space="preserve">Terminated</w:t>
+      </w:r>
+      <w:r>
+        <w:rPr>
+          <w:sz w:val="21"/>
+          <w:szCs w:val="21"/>
+        </w:rPr>
+        <w:t xml:space="preserve">, </w:t>
+      </w:r>
+      <w:r>
+        <w:rPr>
+          <w:rFonts w:ascii="Consolas" w:cs="Consolas" w:eastAsia="Consolas" w:hAnsi="Consolas"/>
+          <w:color w:val="20304A"/>
+          <w:sz w:val="21"/>
+          <w:szCs w:val="21"/>
+        </w:rPr>
+        <w:t xml:space="preserve">StandingOrders</w:t>
+      </w:r>
+      <w:r>
+        <w:rPr>
+          <w:sz w:val="21"/>
+          <w:szCs w:val="21"/>
+        </w:rPr>
+        <w:t xml:space="preserve">, </w:t>
+      </w:r>
+      <w:r>
+        <w:rPr>
+          <w:rFonts w:ascii="Consolas" w:cs="Consolas" w:eastAsia="Consolas" w:hAnsi="Consolas"/>
+          <w:color w:val="20304A"/>
+          <w:sz w:val="21"/>
+          <w:szCs w:val="21"/>
+        </w:rPr>
+        <w:t xml:space="preserve">Collective</w:t>
+      </w:r>
+      <w:r>
+        <w:rPr>
+          <w:sz w:val="21"/>
+          <w:szCs w:val="21"/>
+        </w:rPr>
+        <w:t xml:space="preserve">, </w:t>
+      </w:r>
+      <w:r>
+        <w:rPr>
+          <w:rFonts w:ascii="Consolas" w:cs="Consolas" w:eastAsia="Consolas" w:hAnsi="Consolas"/>
+          <w:color w:val="20304A"/>
+          <w:sz w:val="21"/>
+          <w:szCs w:val="21"/>
+        </w:rPr>
+        <w:t xml:space="preserve">OrphanHistory</w:t>
+      </w:r>
+      <w:r>
+        <w:rPr>
+          <w:sz w:val="21"/>
+          <w:szCs w:val="21"/>
+        </w:rPr>
+        <w:t xml:space="preserve">, </w:t>
+      </w:r>
+      <w:r>
+        <w:rPr>
+          <w:rFonts w:ascii="Consolas" w:cs="Consolas" w:eastAsia="Consolas" w:hAnsi="Consolas"/>
+          <w:color w:val="20304A"/>
+          <w:sz w:val="21"/>
+          <w:szCs w:val="21"/>
+        </w:rPr>
+        <w:t xml:space="preserve">Abandoned</w:t>
+      </w:r>
+      <w:r>
+        <w:rPr>
+          <w:sz w:val="21"/>
+          <w:szCs w:val="21"/>
+        </w:rPr>
+        <w:t xml:space="preserve">. Omettendolo si eseguono tutte le strategie configurate, in sequenza, ciascuna come run separato con un proprio identificatore.</w:t>
+      </w:r>
+    </w:p>
+    <w:p>
+      <w:pPr>
+        <w:spacing w:after="140" w:line="276"/>
+      </w:pPr>
+      <w:r>
+        <w:rPr>
+          <w:rFonts w:ascii="Consolas" w:cs="Consolas" w:eastAsia="Consolas" w:hAnsi="Consolas"/>
+          <w:color w:val="20304A"/>
+          <w:sz w:val="21"/>
+          <w:szCs w:val="21"/>
+        </w:rPr>
+        <w:t xml:space="preserve">--no-window</w:t>
+      </w:r>
+      <w:r>
+        <w:rPr>
+          <w:sz w:val="21"/>
+          <w:szCs w:val="21"/>
+        </w:rPr>
+        <w:t xml:space="preserve"> rinuncia al limite di fine finestra. Esiste per i recuperi e i collaudi, viene registrato nel log come richiesta esplicita, e con </w:t>
+      </w:r>
+      <w:r>
+        <w:rPr>
+          <w:rFonts w:ascii="Consolas" w:cs="Consolas" w:eastAsia="Consolas" w:hAnsi="Consolas"/>
+          <w:color w:val="20304A"/>
+          <w:sz w:val="21"/>
+          <w:szCs w:val="21"/>
+        </w:rPr>
+        <w:t xml:space="preserve">--delete</w:t>
+      </w:r>
+      <w:r>
+        <w:rPr>
+          <w:sz w:val="21"/>
+          <w:szCs w:val="21"/>
+        </w:rPr>
+        <w:t xml:space="preserve"> in produzione non andrebbe usato senza una ragione scritta: la finestra è ciò che tiene il purge lontano dall'operatività.</w:t>
+      </w:r>
+    </w:p>
+    <w:p>
+      <w:pPr>
+        <w:pBdr>
+          <w:left w:val="single" w:color="8FA3C0" w:sz="18" w:space="12"/>
+        </w:pBdr>
+        <w:spacing w:after="180" w:before="60" w:line="276"/>
+        <w:ind w:left="360"/>
+      </w:pPr>
+      <w:r>
+        <w:rPr>
+          <w:color w:val="44506B"/>
+          <w:sz w:val="20"/>
+          <w:szCs w:val="20"/>
+        </w:rPr>
+        <w:t xml:space="preserve">Un'istanza alla volta: all'avvio il motore prende un lock applicativo sul database. Se un'altra istanza sta già girando, il processo esce subito con codice 0 e un avviso nel log — non fallisce, perché una sovrapposizione dello scheduler non è un errore da segnalare come tale.</w:t>
+      </w:r>
+    </w:p>
+    <w:p>
+      <w:pPr>
+        <w:pStyle w:val="Heading2"/>
+        <w:spacing w:after="120" w:before="260"/>
+      </w:pPr>
+      <w:r>
+        <w:rPr>
+          <w:b/>
+          <w:bCs/>
+          <w:color w:val="1F3864"/>
+          <w:sz w:val="24"/>
+          <w:szCs w:val="24"/>
+        </w:rPr>
+        <w:t xml:space="preserve">10.5 Sessioni tipo</w:t>
+      </w:r>
+    </w:p>
+    <w:p>
+      <w:pPr>
+        <w:pStyle w:val="Heading3"/>
+        <w:spacing w:after="100" w:before="200"/>
+      </w:pPr>
+      <w:r>
+        <w:rPr>
+          <w:b/>
+          <w:bCs/>
+          <w:color w:val="2E4570"/>
+          <w:sz w:val="22"/>
+          <w:szCs w:val="22"/>
+        </w:rPr>
+        <w:t xml:space="preserve">Prima installazione su un database nuovo</w:t>
+      </w:r>
+    </w:p>
+    <w:p>
+      <w:pPr>
+        <w:shd w:fill="F2F4F7" w:val="clear"/>
+        <w:spacing w:after="0" w:line="240"/>
+        <w:ind w:left="360"/>
+      </w:pPr>
+      <w:r>
+        <w:rPr>
+          <w:rFonts w:ascii="Consolas" w:cs="Consolas" w:eastAsia="Consolas" w:hAnsi="Consolas"/>
+          <w:color w:val="20304A"/>
+          <w:sz w:val="18"/>
+          <w:szCs w:val="18"/>
+        </w:rPr>
+        <w:t xml:space="preserve">purge migrate --status                            # cosa manca</w:t>
+      </w:r>
+    </w:p>
+    <w:p>
+      <w:pPr>
+        <w:shd w:fill="F2F4F7" w:val="clear"/>
+        <w:spacing w:after="0" w:line="240"/>
+        <w:ind w:left="360"/>
+      </w:pPr>
+      <w:r>
+        <w:rPr>
+          <w:rFonts w:ascii="Consolas" w:cs="Consolas" w:eastAsia="Consolas" w:hAnsi="Consolas"/>
+          <w:color w:val="20304A"/>
+          <w:sz w:val="18"/>
+          <w:szCs w:val="18"/>
+        </w:rPr>
+        <w:t xml:space="preserve">purge migrate                                     # applica</w:t>
+      </w:r>
+    </w:p>
+    <w:p>
+      <w:pPr>
+        <w:shd w:fill="F2F4F7" w:val="clear"/>
+        <w:spacing w:after="0" w:line="240"/>
+        <w:ind w:left="360"/>
+      </w:pPr>
+      <w:r>
+        <w:rPr>
+          <w:rFonts w:ascii="Consolas" w:cs="Consolas" w:eastAsia="Consolas" w:hAnsi="Consolas"/>
+          <w:color w:val="20304A"/>
+          <w:sz w:val="18"/>
+          <w:szCs w:val="18"/>
+        </w:rPr>
+        <w:t xml:space="preserve">purge once --dry-run OrphanHistory --no-window    # prova di fumo, di giorno</w:t>
+      </w:r>
+    </w:p>
+    <w:p>
+      <w:pPr>
+        <w:shd w:fill="F2F4F7" w:val="clear"/>
+        <w:spacing w:after="160" w:line="240"/>
+        <w:ind w:left="360"/>
+      </w:pPr>
+      <w:r>
+        <w:rPr>
+          <w:rFonts w:ascii="Consolas" w:cs="Consolas" w:eastAsia="Consolas" w:hAnsi="Consolas"/>
+          <w:color w:val="20304A"/>
+          <w:sz w:val="18"/>
+          <w:szCs w:val="18"/>
+        </w:rPr>
+        <w:t xml:space="preserve">purge once --dry-run                              # simulazione completa, di notte</w:t>
+      </w:r>
+    </w:p>
+    <w:p>
+      <w:pPr>
+        <w:pStyle w:val="Heading3"/>
+        <w:spacing w:after="100" w:before="200"/>
+      </w:pPr>
+      <w:r>
+        <w:rPr>
+          <w:b/>
+          <w:bCs/>
+          <w:color w:val="2E4570"/>
+          <w:sz w:val="22"/>
+          <w:szCs w:val="22"/>
+        </w:rPr>
+        <w:t xml:space="preserve">Dalla simulazione alla prima cancellazione</w:t>
+      </w:r>
+    </w:p>
+    <w:p>
+      <w:pPr>
+        <w:shd w:fill="F2F4F7" w:val="clear"/>
+        <w:spacing w:after="0" w:line="240"/>
+        <w:ind w:left="360"/>
+      </w:pPr>
+      <w:r>
+        <w:rPr>
+          <w:rFonts w:ascii="Consolas" w:cs="Consolas" w:eastAsia="Consolas" w:hAnsi="Consolas"/>
+          <w:color w:val="20304A"/>
+          <w:sz w:val="18"/>
+          <w:szCs w:val="18"/>
+        </w:rPr>
+        <w:t xml:space="preserve">purge once --dry-run                              # produce il report</w:t>
+      </w:r>
+    </w:p>
+    <w:p>
+      <w:pPr>
+        <w:shd w:fill="F2F4F7" w:val="clear"/>
+        <w:spacing w:after="0" w:line="240"/>
+        <w:ind w:left="360"/>
+      </w:pPr>
+      <w:r>
+        <w:rPr>
+          <w:rFonts w:ascii="Consolas" w:cs="Consolas" w:eastAsia="Consolas" w:hAnsi="Consolas"/>
+          <w:color w:val="20304A"/>
+          <w:sz w:val="18"/>
+          <w:szCs w:val="18"/>
+        </w:rPr>
+        <w:t xml:space="preserve">#    [ esame del report con Compliance ]</w:t>
+      </w:r>
+    </w:p>
+    <w:p>
+      <w:pPr>
+        <w:shd w:fill="F2F4F7" w:val="clear"/>
+        <w:spacing w:after="0" w:line="240"/>
+        <w:ind w:left="360"/>
+      </w:pPr>
+      <w:r>
+        <w:rPr>
+          <w:rFonts w:ascii="Consolas" w:cs="Consolas" w:eastAsia="Consolas" w:hAnsi="Consolas"/>
+          <w:color w:val="20304A"/>
+          <w:sz w:val="18"/>
+          <w:szCs w:val="18"/>
+        </w:rPr>
+        <w:t xml:space="preserve">purge approve 3f2a... --by "M. Rossi" --note "CR-1487"</w:t>
+      </w:r>
+    </w:p>
+    <w:p>
+      <w:pPr>
+        <w:shd w:fill="F2F4F7" w:val="clear"/>
+        <w:spacing w:after="0" w:line="240"/>
+        <w:ind w:left="360"/>
+      </w:pPr>
+      <w:r>
+        <w:rPr>
+          <w:rFonts w:ascii="Consolas" w:cs="Consolas" w:eastAsia="Consolas" w:hAnsi="Consolas"/>
+          <w:color w:val="20304A"/>
+          <w:sz w:val="18"/>
+          <w:szCs w:val="18"/>
+        </w:rPr>
+        <w:t xml:space="preserve">#    [ il DBA concede DELETE all'utenza del purge ]</w:t>
+      </w:r>
+    </w:p>
+    <w:p>
+      <w:pPr>
+        <w:shd w:fill="F2F4F7" w:val="clear"/>
+        <w:spacing w:after="0" w:line="240"/>
+        <w:ind w:left="360"/>
+      </w:pPr>
+      <w:r>
+        <w:rPr>
+          <w:rFonts w:ascii="Consolas" w:cs="Consolas" w:eastAsia="Consolas" w:hAnsi="Consolas"/>
+          <w:color w:val="20304A"/>
+          <w:sz w:val="18"/>
+          <w:szCs w:val="18"/>
+        </w:rPr>
+        <w:t xml:space="preserve">purge once --delete OrphanHistory                 # prima notte, una strategia</w:t>
+      </w:r>
+    </w:p>
+    <w:p>
+      <w:pPr>
+        <w:shd w:fill="F2F4F7" w:val="clear"/>
+        <w:spacing w:after="160" w:line="240"/>
+        <w:ind w:left="360"/>
+      </w:pPr>
+      <w:r>
+        <w:rPr>
+          <w:rFonts w:ascii="Consolas" w:cs="Consolas" w:eastAsia="Consolas" w:hAnsi="Consolas"/>
+          <w:color w:val="20304A"/>
+          <w:sz w:val="18"/>
+          <w:szCs w:val="18"/>
+        </w:rPr>
+        <w:t xml:space="preserve">purge once --delete                               # a regime, tutte</w:t>
+      </w:r>
+    </w:p>
+    <w:p>
+      <w:pPr>
+        <w:pStyle w:val="Heading3"/>
+        <w:spacing w:after="100" w:before="200"/>
+      </w:pPr>
+      <w:r>
+        <w:rPr>
+          <w:b/>
+          <w:bCs/>
+          <w:color w:val="2E4570"/>
+          <w:sz w:val="22"/>
+          <w:szCs w:val="22"/>
+        </w:rPr>
+        <w:t xml:space="preserve">Un run interrotto che riprende</w:t>
+      </w:r>
+    </w:p>
+    <w:p>
+      <w:pPr>
+        <w:spacing w:after="140" w:line="276"/>
+      </w:pPr>
+      <w:r>
+        <w:rPr>
+          <w:sz w:val="21"/>
+          <w:szCs w:val="21"/>
+        </w:rPr>
+        <w:t xml:space="preserve">Nessun comando speciale: si rilancia lo stesso comando. Il motore trova il run non concluso e riparte dal checkpoint, sullo stesso insieme di candidati congelato.</w:t>
+      </w:r>
+    </w:p>
+    <w:p>
+      <w:pPr>
+        <w:shd w:fill="F2F4F7" w:val="clear"/>
+        <w:spacing w:after="0" w:line="240"/>
+        <w:ind w:left="360"/>
+      </w:pPr>
+      <w:r>
+        <w:rPr>
+          <w:rFonts w:ascii="Consolas" w:cs="Consolas" w:eastAsia="Consolas" w:hAnsi="Consolas"/>
+          <w:color w:val="20304A"/>
+          <w:sz w:val="18"/>
+          <w:szCs w:val="18"/>
+        </w:rPr>
+        <w:t xml:space="preserve">purge once --delete                               # esce con 5: finestra superata</w:t>
+      </w:r>
+    </w:p>
+    <w:p>
+      <w:pPr>
+        <w:shd w:fill="F2F4F7" w:val="clear"/>
+        <w:spacing w:after="0" w:line="240"/>
+        <w:ind w:left="360"/>
+      </w:pPr>
+      <w:r>
+        <w:rPr>
+          <w:rFonts w:ascii="Consolas" w:cs="Consolas" w:eastAsia="Consolas" w:hAnsi="Consolas"/>
+          <w:color w:val="20304A"/>
+          <w:sz w:val="18"/>
+          <w:szCs w:val="18"/>
+        </w:rPr>
+        <w:t xml:space="preserve">#    [ la notte successiva, stesso comando ]</w:t>
+      </w:r>
+    </w:p>
+    <w:p>
+      <w:pPr>
+        <w:shd w:fill="F2F4F7" w:val="clear"/>
+        <w:spacing w:after="160" w:line="240"/>
+        <w:ind w:left="360"/>
+      </w:pPr>
+      <w:r>
+        <w:rPr>
+          <w:rFonts w:ascii="Consolas" w:cs="Consolas" w:eastAsia="Consolas" w:hAnsi="Consolas"/>
+          <w:color w:val="20304A"/>
+          <w:sz w:val="18"/>
+          <w:szCs w:val="18"/>
+        </w:rPr>
+        <w:t xml:space="preserve">purge once --delete                               # riprende da dove si era fermato</w:t>
+      </w:r>
+    </w:p>
+    <w:p>
+      <w:pPr>
+        <w:pStyle w:val="Heading2"/>
+        <w:spacing w:after="120" w:before="260"/>
+      </w:pPr>
+      <w:r>
+        <w:rPr>
+          <w:b/>
+          <w:bCs/>
+          <w:color w:val="1F3864"/>
+          <w:sz w:val="24"/>
+          <w:szCs w:val="24"/>
+        </w:rPr>
+        <w:t xml:space="preserve">10.6 Codici di uscita</w:t>
+      </w:r>
+    </w:p>
+    <w:p>
+      <w:pPr>
+        <w:spacing w:after="140" w:line="276"/>
+      </w:pPr>
+      <w:r>
+        <w:rPr>
+          <w:sz w:val="21"/>
+          <w:szCs w:val="21"/>
+        </w:rPr>
+        <w:t xml:space="preserve">L'esecuzione singola comunica l'esito allo scheduler tramite il codice di uscita. Due di questi non sono guasti.</w:t>
       </w:r>
     </w:p>
     <w:p>
@@ -8876,7 +10156,7 @@
                 <w:sz w:val="19"/>
                 <w:szCs w:val="19"/>
               </w:rPr>
-              <w:t xml:space="preserve">Configurazione o schema non validi</w:t>
+              <w:t xml:space="preserve">Modalità assente, configurazione o schema non validi</w:t>
             </w:r>
           </w:p>
         </w:tc>
@@ -8955,7 +10235,7 @@
                 <w:sz w:val="19"/>
                 <w:szCs w:val="19"/>
               </w:rPr>
-              <w:t xml:space="preserve">Fuori dalla finestra oraria</w:t>
+              <w:t xml:space="preserve">Avvio fuori dalla finestra oraria</w:t>
             </w:r>
           </w:p>
         </w:tc>
@@ -9058,7 +10338,7 @@
                 <w:sz w:val="19"/>
                 <w:szCs w:val="19"/>
               </w:rPr>
-              <w:t xml:space="preserve">Normale sui volumi grandi: riprende la notte dopo</w:t>
+              <w:t xml:space="preserve">Non è un guasto: riprende la notte dopo</w:t>
             </w:r>
           </w:p>
         </w:tc>
@@ -9112,7 +10392,7 @@
                 <w:sz w:val="19"/>
                 <w:szCs w:val="19"/>
               </w:rPr>
-              <w:t xml:space="preserve">Interrotto</w:t>
+              <w:t xml:space="preserve">Interrotto (Ctrl-C o arresto del job)</w:t>
             </w:r>
           </w:p>
         </w:tc>
@@ -9138,12 +10418,29 @@
                 <w:sz w:val="19"/>
                 <w:szCs w:val="19"/>
               </w:rPr>
-              <w:t xml:space="preserve">Riprende dal checkpoint</w:t>
+              <w:t xml:space="preserve">Non è un guasto: riprende dal checkpoint</w:t>
             </w:r>
           </w:p>
         </w:tc>
       </w:tr>
     </w:tbl>
+    <w:p>
+      <w:pPr>
+        <w:pBdr>
+          <w:left w:val="single" w:color="8FA3C0" w:sz="18" w:space="12"/>
+        </w:pBdr>
+        <w:spacing w:after="180" w:before="60" w:line="276"/>
+        <w:ind w:left="360"/>
+      </w:pPr>
+      <w:r>
+        <w:rPr>
+          <w:color w:val="44506B"/>
+          <w:sz w:val="20"/>
+          <w:szCs w:val="20"/>
+        </w:rPr>
+        <w:t xml:space="preserve">Sui volumi di produzione le prime notti finiranno quasi sempre con 5. Chi sorveglia i job va avvisato in anticipo, altrimenti il primo 5 viene trattato come un incidente.</w:t>
+      </w:r>
+    </w:p>
     <w:p>
       <w:pPr>
         <w:pStyle w:val="Heading2"/>
@@ -9157,7 +10454,7 @@
           <w:sz w:val="24"/>
           <w:szCs w:val="24"/>
         </w:rPr>
-        <w:t xml:space="preserve">10.4 Osservabilità</w:t>
+        <w:t xml:space="preserve">10.7 Osservabilità</w:t>
       </w:r>
     </w:p>
     <w:p>
@@ -9229,7 +10526,7 @@
           <w:sz w:val="24"/>
           <w:szCs w:val="24"/>
         </w:rPr>
-        <w:t xml:space="preserve">10.5 Procedure operative</w:t>
+        <w:t xml:space="preserve">10.8 Procedure operative</w:t>
       </w:r>
     </w:p>
     <w:p>

--- a/docs/architettura/Architecture-Functional-Design-Sfoltimento-2026-09-09.docx
+++ b/docs/architettura/Architecture-Functional-Design-Sfoltimento-2026-09-09.docx
@@ -7520,7 +7520,7 @@
           <w:sz w:val="24"/>
           <w:szCs w:val="24"/>
         </w:rPr>
-        <w:t xml:space="preserve">9.2 L'approvazione, in pratica</w:t>
+        <w:t xml:space="preserve">9.2 L'approvazione della policy</w:t>
       </w:r>
     </w:p>
     <w:p>
@@ -7529,10 +7529,344 @@
       </w:pPr>
       <w:r>
         <w:rPr>
-          <w:sz w:val="21"/>
-          <w:szCs w:val="21"/>
-        </w:rPr>
-        <w:t xml:space="preserve">Il flusso è deliberatamente scomodo, e la scomodità è il punto:</w:t>
+          <w:b w:val="1"/>
+          <w:bCs w:val="1"/>
+          <w:sz w:val="21"/>
+          <w:szCs w:val="21"/>
+        </w:rPr>
+        <w:t xml:space="preserve">L'approvazione è una sola, per policy e per database: non serve approvare ogni esecuzione. </w:t>
+      </w:r>
+      <w:r>
+        <w:rPr>
+          <w:sz w:val="21"/>
+          <w:szCs w:val="21"/>
+        </w:rPr>
+        <w:t xml:space="preserve">Approvata una volta, il job notturno gira indefinitamente senza intervento umano. Serve una nuova approvazione solo quando cambia ciò che verrebbe cancellato.</w:t>
+      </w:r>
+    </w:p>
+    <w:p>
+      <w:pPr>
+        <w:pStyle w:val="Heading3"/>
+        <w:spacing w:after="100" w:before="200"/>
+      </w:pPr>
+      <w:r>
+        <w:rPr>
+          <w:b/>
+          <w:bCs/>
+          <w:color w:val="2E4570"/>
+          <w:sz w:val="22"/>
+          <w:szCs w:val="22"/>
+        </w:rPr>
+        <w:t xml:space="preserve">Che cosa si approva</w:t>
+      </w:r>
+    </w:p>
+    <w:p>
+      <w:pPr>
+        <w:spacing w:after="140" w:line="276"/>
+      </w:pPr>
+      <w:r>
+        <w:rPr>
+          <w:sz w:val="21"/>
+          <w:szCs w:val="21"/>
+        </w:rPr>
+        <w:t xml:space="preserve">Non un run, ma la regola. La policy è l'insieme dei parametri che determinano quali aggregati sono eleggibili, ridotti a un'impronta crittografica stabile:</w:t>
+      </w:r>
+    </w:p>
+    <w:p>
+      <w:pPr>
+        <w:spacing w:after="200"/>
+      </w:pPr>
+    </w:p>
+    <w:tbl>
+      <w:tblPr>
+        <w:tblW w:type="dxa" w:w="9400"/>
+        <w:tblBorders>
+          <w:top w:val="single" w:color="AAB6C8" w:sz="4"/>
+          <w:left w:val="single" w:color="AAB6C8" w:sz="4"/>
+          <w:bottom w:val="single" w:color="AAB6C8" w:sz="4"/>
+          <w:right w:val="single" w:color="AAB6C8" w:sz="4"/>
+          <w:insideH w:val="single" w:color="CBD4E1" w:sz="2"/>
+          <w:insideV w:val="single" w:color="CBD4E1" w:sz="2"/>
+        </w:tblBorders>
+      </w:tblPr>
+      <w:tblGrid>
+        <w:gridCol w:w="4700"/>
+        <w:gridCol w:w="4700"/>
+      </w:tblGrid>
+      <w:tr>
+        <w:trPr>
+          <w:tblHeader/>
+        </w:trPr>
+        <w:tc>
+          <w:tcPr>
+            <w:tcW w:type="dxa" w:w="4700"/>
+            <w:shd w:fill="E7ECF3" w:val="clear"/>
+            <w:tcMar>
+              <w:top w:type="dxa" w:w="70"/>
+              <w:left w:type="dxa" w:w="110"/>
+              <w:bottom w:type="dxa" w:w="70"/>
+              <w:right w:type="dxa" w:w="110"/>
+            </w:tcMar>
+          </w:tcPr>
+          <w:p>
+            <w:pPr>
+              <w:spacing w:after="0" w:line="250"/>
+            </w:pPr>
+            <w:r>
+              <w:rPr>
+                <w:b/>
+                <w:bCs/>
+                <w:sz w:val="19"/>
+                <w:szCs w:val="19"/>
+              </w:rPr>
+              <w:t xml:space="preserve">Dentro l'impronta (fa decadere l'approvazione)</w:t>
+            </w:r>
+          </w:p>
+        </w:tc>
+        <w:tc>
+          <w:tcPr>
+            <w:tcW w:type="dxa" w:w="4700"/>
+            <w:shd w:fill="E7ECF3" w:val="clear"/>
+            <w:tcMar>
+              <w:top w:type="dxa" w:w="70"/>
+              <w:left w:type="dxa" w:w="110"/>
+              <w:bottom w:type="dxa" w:w="70"/>
+              <w:right w:type="dxa" w:w="110"/>
+            </w:tcMar>
+          </w:tcPr>
+          <w:p>
+            <w:pPr>
+              <w:spacing w:after="0" w:line="250"/>
+            </w:pPr>
+            <w:r>
+              <w:rPr>
+                <w:b/>
+                <w:bCs/>
+                <w:sz w:val="19"/>
+                <w:szCs w:val="19"/>
+              </w:rPr>
+              <w:t xml:space="preserve">Fuori dall'impronta (non la tocca)</w:t>
+            </w:r>
+          </w:p>
+        </w:tc>
+      </w:tr>
+      <w:tr>
+        <w:tc>
+          <w:tcPr>
+            <w:tcW w:type="dxa" w:w="4700"/>
+            <w:tcMar>
+              <w:top w:type="dxa" w:w="70"/>
+              <w:left w:type="dxa" w:w="110"/>
+              <w:bottom w:type="dxa" w:w="70"/>
+              <w:right w:type="dxa" w:w="110"/>
+            </w:tcMar>
+          </w:tcPr>
+          <w:p>
+            <w:pPr>
+              <w:spacing w:after="0" w:line="250"/>
+            </w:pPr>
+            <w:r>
+              <w:rPr>
+                <w:b w:val="false"/>
+                <w:bCs w:val="false"/>
+                <w:sz w:val="19"/>
+                <w:szCs w:val="19"/>
+              </w:rPr>
+              <w:t xml:space="preserve">RetentionYears — anni di conservazione</w:t>
+            </w:r>
+          </w:p>
+          <w:p>
+            <w:pPr>
+              <w:spacing w:after="0" w:line="250"/>
+            </w:pPr>
+            <w:r>
+              <w:rPr>
+                <w:b w:val="false"/>
+                <w:bCs w:val="false"/>
+                <w:sz w:val="19"/>
+                <w:szCs w:val="19"/>
+              </w:rPr>
+              <w:t xml:space="preserve">AnchorMode — ancoraggio all'esercizio o alla data</w:t>
+            </w:r>
+          </w:p>
+          <w:p>
+            <w:pPr>
+              <w:spacing w:after="0" w:line="250"/>
+            </w:pPr>
+            <w:r>
+              <w:rPr>
+                <w:b w:val="false"/>
+                <w:bCs w:val="false"/>
+                <w:sz w:val="19"/>
+                <w:szCs w:val="19"/>
+              </w:rPr>
+              <w:t xml:space="preserve">Strategies — quali strategie sono attive</w:t>
+            </w:r>
+          </w:p>
+          <w:p>
+            <w:pPr>
+              <w:spacing w:after="0" w:line="250"/>
+            </w:pPr>
+            <w:r>
+              <w:rPr>
+                <w:b w:val="false"/>
+                <w:bCs w:val="false"/>
+                <w:sz w:val="19"/>
+                <w:szCs w:val="19"/>
+              </w:rPr>
+              <w:t xml:space="preserve">AbandonedEnabled — se gli abbandoni si cancellano</w:t>
+            </w:r>
+          </w:p>
+          <w:p>
+            <w:pPr>
+              <w:spacing w:after="0" w:line="250"/>
+            </w:pPr>
+            <w:r>
+              <w:rPr>
+                <w:b w:val="false"/>
+                <w:bCs w:val="false"/>
+                <w:sz w:val="19"/>
+                <w:szCs w:val="19"/>
+              </w:rPr>
+              <w:t xml:space="preserve">AbandonedRetentionMonths — la loro soglia</w:t>
+            </w:r>
+          </w:p>
+        </w:tc>
+        <w:tc>
+          <w:tcPr>
+            <w:tcW w:type="dxa" w:w="4700"/>
+            <w:tcMar>
+              <w:top w:type="dxa" w:w="70"/>
+              <w:left w:type="dxa" w:w="110"/>
+              <w:bottom w:type="dxa" w:w="70"/>
+              <w:right w:type="dxa" w:w="110"/>
+            </w:tcMar>
+          </w:tcPr>
+          <w:p>
+            <w:pPr>
+              <w:spacing w:after="0" w:line="250"/>
+            </w:pPr>
+            <w:r>
+              <w:rPr>
+                <w:b w:val="false"/>
+                <w:bCs w:val="false"/>
+                <w:sz w:val="19"/>
+                <w:szCs w:val="19"/>
+              </w:rPr>
+              <w:t xml:space="preserve">MaxRowsPerBatch, MaxOrdersPerBatch — dimensione delle slice</w:t>
+            </w:r>
+          </w:p>
+          <w:p>
+            <w:pPr>
+              <w:spacing w:after="0" w:line="250"/>
+            </w:pPr>
+            <w:r>
+              <w:rPr>
+                <w:b w:val="false"/>
+                <w:bCs w:val="false"/>
+                <w:sz w:val="19"/>
+                <w:szCs w:val="19"/>
+              </w:rPr>
+              <w:t xml:space="preserve">SelectionBatchSize — righe lette per pagina</w:t>
+            </w:r>
+          </w:p>
+          <w:p>
+            <w:pPr>
+              <w:spacing w:after="0" w:line="250"/>
+            </w:pPr>
+            <w:r>
+              <w:rPr>
+                <w:b w:val="false"/>
+                <w:bCs w:val="false"/>
+                <w:sz w:val="19"/>
+                <w:szCs w:val="19"/>
+              </w:rPr>
+              <w:t xml:space="preserve">InterSliceDelay, RetryDelay — ritmo e ritentativi</w:t>
+            </w:r>
+          </w:p>
+          <w:p>
+            <w:pPr>
+              <w:spacing w:after="0" w:line="250"/>
+            </w:pPr>
+            <w:r>
+              <w:rPr>
+                <w:b w:val="false"/>
+                <w:bCs w:val="false"/>
+                <w:sz w:val="19"/>
+                <w:szCs w:val="19"/>
+              </w:rPr>
+              <w:t xml:space="preserve">WindowStart, WindowEnd — finestra oraria</w:t>
+            </w:r>
+          </w:p>
+          <w:p>
+            <w:pPr>
+              <w:spacing w:after="0" w:line="250"/>
+            </w:pPr>
+            <w:r>
+              <w:rPr>
+                <w:b w:val="false"/>
+                <w:bCs w:val="false"/>
+                <w:sz w:val="19"/>
+                <w:szCs w:val="19"/>
+              </w:rPr>
+              <w:t xml:space="preserve">MaxSplitDepth, MaxSliceAttempts — resilienza</w:t>
+            </w:r>
+          </w:p>
+          <w:p>
+            <w:pPr>
+              <w:spacing w:after="0" w:line="250"/>
+            </w:pPr>
+            <w:r>
+              <w:rPr>
+                <w:b w:val="false"/>
+                <w:bCs w:val="false"/>
+                <w:sz w:val="19"/>
+                <w:szCs w:val="19"/>
+              </w:rPr>
+              <w:t xml:space="preserve">StagingRetentionDays — pulizia dello staging</w:t>
+            </w:r>
+          </w:p>
+        </w:tc>
+      </w:tr>
+    </w:tbl>
+    <w:p>
+      <w:pPr>
+        <w:spacing w:after="140" w:line="276"/>
+      </w:pPr>
+      <w:r>
+        <w:rPr>
+          <w:sz w:val="21"/>
+          <w:szCs w:val="21"/>
+        </w:rPr>
+        <w:t xml:space="preserve">La distinzione è deliberata e vale la pena capirla. I parametri di sinistra decidono cosa viene cancellato; quelli di destra decidono quanto lavoro si fa per volta. Se la dimensione delle slice facesse parte dell'impronta, tararla dopo il collaudo — cosa che va fatta di sicuro — invaliderebbe l'approvazione e bloccherebbe il job notturno per una modifica innocua. È così che un controllo di sicurezza perde credibilità e finisce disattivato.</w:t>
+      </w:r>
+    </w:p>
+    <w:p>
+      <w:pPr>
+        <w:pStyle w:val="Heading3"/>
+        <w:spacing w:after="100" w:before="200"/>
+      </w:pPr>
+      <w:r>
+        <w:rPr>
+          <w:b/>
+          <w:bCs/>
+          <w:color w:val="2E4570"/>
+          <w:sz w:val="22"/>
+          <w:szCs w:val="22"/>
+        </w:rPr>
+        <w:t xml:space="preserve">Come si ottiene</w:t>
+      </w:r>
+    </w:p>
+    <w:p>
+      <w:pPr>
+        <w:spacing w:after="140" w:line="276"/>
+      </w:pPr>
+      <w:r>
+        <w:rPr>
+          <w:sz w:val="21"/>
+          <w:szCs w:val="21"/>
+        </w:rPr>
+        <w:t xml:space="preserve">Il percorso ha tre attori e non è aggirabile: chi esegue produce la simulazione, chi risponde della conformità la esamina, il DBA concede il permesso tecnico.</w:t>
       </w:r>
     </w:p>
     <w:p>
@@ -7548,7 +7882,7 @@
           <w:sz w:val="18"/>
           <w:szCs w:val="18"/>
         </w:rPr>
-        <w:t xml:space="preserve">1.  purge once --dry-run                  simula e produce il report</w:t>
+        <w:t xml:space="preserve">1.  purge once --dry-run                     simula e produce il report</w:t>
       </w:r>
     </w:p>
     <w:p>
@@ -7564,7 +7898,7 @@
           <w:sz w:val="18"/>
           <w:szCs w:val="18"/>
         </w:rPr>
-        <w:t xml:space="preserve">2.  [ lettura del report, esame umano ]</w:t>
+        <w:t xml:space="preserve">        -&gt; annotare il RunId stampato all'avvio</w:t>
       </w:r>
     </w:p>
     <w:p>
@@ -7580,7 +7914,7 @@
           <w:sz w:val="18"/>
           <w:szCs w:val="18"/>
         </w:rPr>
-        <w:t xml:space="preserve">3.  purge approve &lt;run-id&gt; --by "&lt;nome&gt;"  registra l'approvazione</w:t>
+        <w:t xml:space="preserve"> </w:t>
       </w:r>
     </w:p>
     <w:p>
@@ -7596,13 +7930,13 @@
           <w:sz w:val="18"/>
           <w:szCs w:val="18"/>
         </w:rPr>
-        <w:t xml:space="preserve">4.  GRANT DELETE ...                      il DBA concede il permesso</w:t>
+        <w:t xml:space="preserve">2.  [ esame del report ]                     con Compliance / referente applicativo</w:t>
       </w:r>
     </w:p>
     <w:p>
       <w:pPr>
         <w:shd w:fill="F2F4F7" w:val="clear"/>
-        <w:spacing w:after="160" w:line="240"/>
+        <w:spacing w:after="0" w:line="240"/>
         <w:ind w:left="360"/>
       </w:pPr>
       <w:r>
@@ -7612,7 +7946,103 @@
           <w:sz w:val="18"/>
           <w:szCs w:val="18"/>
         </w:rPr>
-        <w:t xml:space="preserve">5.  purge once --delete                   esecuzione reale</w:t>
+        <w:t xml:space="preserve"> </w:t>
+      </w:r>
+    </w:p>
+    <w:p>
+      <w:pPr>
+        <w:shd w:fill="F2F4F7" w:val="clear"/>
+        <w:spacing w:after="0" w:line="240"/>
+        <w:ind w:left="360"/>
+      </w:pPr>
+      <w:r>
+        <w:rPr>
+          <w:rFonts w:ascii="Consolas" w:cs="Consolas" w:eastAsia="Consolas" w:hAnsi="Consolas"/>
+          <w:color w:val="20304A"/>
+          <w:sz w:val="18"/>
+          <w:szCs w:val="18"/>
+        </w:rPr>
+        <w:t xml:space="preserve">3.  purge approve &lt;RunId&gt; --by "M. Rossi" --note "CR-1487"</w:t>
+      </w:r>
+    </w:p>
+    <w:p>
+      <w:pPr>
+        <w:shd w:fill="F2F4F7" w:val="clear"/>
+        <w:spacing w:after="0" w:line="240"/>
+        <w:ind w:left="360"/>
+      </w:pPr>
+      <w:r>
+        <w:rPr>
+          <w:rFonts w:ascii="Consolas" w:cs="Consolas" w:eastAsia="Consolas" w:hAnsi="Consolas"/>
+          <w:color w:val="20304A"/>
+          <w:sz w:val="18"/>
+          <w:szCs w:val="18"/>
+        </w:rPr>
+        <w:t xml:space="preserve">        -&gt; registra l'approvazione della policy su questo database</w:t>
+      </w:r>
+    </w:p>
+    <w:p>
+      <w:pPr>
+        <w:shd w:fill="F2F4F7" w:val="clear"/>
+        <w:spacing w:after="0" w:line="240"/>
+        <w:ind w:left="360"/>
+      </w:pPr>
+      <w:r>
+        <w:rPr>
+          <w:rFonts w:ascii="Consolas" w:cs="Consolas" w:eastAsia="Consolas" w:hAnsi="Consolas"/>
+          <w:color w:val="20304A"/>
+          <w:sz w:val="18"/>
+          <w:szCs w:val="18"/>
+        </w:rPr>
+        <w:t xml:space="preserve"> </w:t>
+      </w:r>
+    </w:p>
+    <w:p>
+      <w:pPr>
+        <w:shd w:fill="F2F4F7" w:val="clear"/>
+        <w:spacing w:after="0" w:line="240"/>
+        <w:ind w:left="360"/>
+      </w:pPr>
+      <w:r>
+        <w:rPr>
+          <w:rFonts w:ascii="Consolas" w:cs="Consolas" w:eastAsia="Consolas" w:hAnsi="Consolas"/>
+          <w:color w:val="20304A"/>
+          <w:sz w:val="18"/>
+          <w:szCs w:val="18"/>
+        </w:rPr>
+        <w:t xml:space="preserve">4.  GRANT DELETE ON SCHEMA::PaymentOrder ... il DBA, solo ora</w:t>
+      </w:r>
+    </w:p>
+    <w:p>
+      <w:pPr>
+        <w:shd w:fill="F2F4F7" w:val="clear"/>
+        <w:spacing w:after="0" w:line="240"/>
+        <w:ind w:left="360"/>
+      </w:pPr>
+      <w:r>
+        <w:rPr>
+          <w:rFonts w:ascii="Consolas" w:cs="Consolas" w:eastAsia="Consolas" w:hAnsi="Consolas"/>
+          <w:color w:val="20304A"/>
+          <w:sz w:val="18"/>
+          <w:szCs w:val="18"/>
+        </w:rPr>
+        <w:t xml:space="preserve"> </w:t>
+      </w:r>
+    </w:p>
+    <w:p>
+      <w:pPr>
+        <w:shd w:fill="F2F4F7" w:val="clear"/>
+        <w:spacing w:after="160" w:line="240"/>
+        <w:ind w:left="360"/>
+      </w:pPr>
+      <w:r>
+        <w:rPr>
+          <w:rFonts w:ascii="Consolas" w:cs="Consolas" w:eastAsia="Consolas" w:hAnsi="Consolas"/>
+          <w:color w:val="20304A"/>
+          <w:sz w:val="18"/>
+          <w:szCs w:val="18"/>
+        </w:rPr>
+        <w:t xml:space="preserve">5.  purge once --delete                      esecuzione reale</w:t>
       </w:r>
     </w:p>
     <w:p>
@@ -7624,7 +8054,1139 @@
           <w:sz w:val="21"/>
           <w:szCs w:val="21"/>
         </w:rPr>
-        <w:t xml:space="preserve">Ciò che si approva è la policy, non il singolo run: una sola approvazione copre tutte le strategie di quella configurazione. Il comando rifiuta un run che non sia una simulazione conclusa, e rifiuta di approvare una policy diversa da quella attualmente configurata.</w:t>
+        <w:t xml:space="preserve">Il comando di approvazione rifiuta, con un messaggio che dice quale delle quattro condizioni non è soddisfatta:</w:t>
+      </w:r>
+    </w:p>
+    <w:p>
+      <w:pPr>
+        <w:pStyle w:val="ListParagraph"/>
+        <w:numPr>
+          <w:ilvl w:val="0"/>
+          <w:numId w:val="2"/>
+        </w:numPr>
+        <w:spacing w:after="90" w:line="276"/>
+      </w:pPr>
+      <w:r>
+        <w:rPr>
+          <w:sz w:val="21"/>
+          <w:szCs w:val="21"/>
+        </w:rPr>
+        <w:t xml:space="preserve">un identificativo di run inesistente su questo database;</w:t>
+      </w:r>
+    </w:p>
+    <w:p>
+      <w:pPr>
+        <w:pStyle w:val="ListParagraph"/>
+        <w:numPr>
+          <w:ilvl w:val="0"/>
+          <w:numId w:val="2"/>
+        </w:numPr>
+        <w:spacing w:after="90" w:line="276"/>
+      </w:pPr>
+      <w:r>
+        <w:rPr>
+          <w:sz w:val="21"/>
+          <w:szCs w:val="21"/>
+        </w:rPr>
+        <w:t xml:space="preserve">un run che non è una simulazione — non si approva una cancellazione già avvenuta;</w:t>
+      </w:r>
+    </w:p>
+    <w:p>
+      <w:pPr>
+        <w:pStyle w:val="ListParagraph"/>
+        <w:numPr>
+          <w:ilvl w:val="0"/>
+          <w:numId w:val="2"/>
+        </w:numPr>
+        <w:spacing w:after="90" w:line="276"/>
+      </w:pPr>
+      <w:r>
+        <w:rPr>
+          <w:sz w:val="21"/>
+          <w:szCs w:val="21"/>
+        </w:rPr>
+        <w:t xml:space="preserve">una simulazione non conclusa: non ha prodotto un report completo;</w:t>
+      </w:r>
+    </w:p>
+    <w:p>
+      <w:pPr>
+        <w:pStyle w:val="ListParagraph"/>
+        <w:numPr>
+          <w:ilvl w:val="0"/>
+          <w:numId w:val="2"/>
+        </w:numPr>
+        <w:spacing w:after="90" w:line="276"/>
+      </w:pPr>
+      <w:r>
+        <w:rPr>
+          <w:sz w:val="21"/>
+          <w:szCs w:val="21"/>
+        </w:rPr>
+        <w:t xml:space="preserve">una simulazione girata con una policy diversa da quella configurata adesso. In questo caso stampa le due impronte a confronto: approvarla autorizzerebbe una cancellazione che nessuno ha esaminato.</w:t>
+      </w:r>
+    </w:p>
+    <w:p>
+      <w:pPr>
+        <w:spacing w:after="140" w:line="276"/>
+      </w:pPr>
+      <w:r>
+        <w:rPr>
+          <w:sz w:val="21"/>
+          <w:szCs w:val="21"/>
+        </w:rPr>
+        <w:t xml:space="preserve">Il nome di chi approva è obbligatorio: un'approvazione senza un nome non è un'approvazione. Il campo </w:t>
+      </w:r>
+      <w:r>
+        <w:rPr>
+          <w:rFonts w:ascii="Consolas" w:cs="Consolas" w:eastAsia="Consolas" w:hAnsi="Consolas"/>
+          <w:color w:val="20304A"/>
+          <w:sz w:val="21"/>
+          <w:szCs w:val="21"/>
+        </w:rPr>
+        <w:t xml:space="preserve">--note</w:t>
+      </w:r>
+      <w:r>
+        <w:rPr>
+          <w:sz w:val="21"/>
+          <w:szCs w:val="21"/>
+        </w:rPr>
+        <w:t xml:space="preserve"> è facoltativo ma andrebbe sempre valorizzato con il riferimento al documento che autorizza — verbale, ticket, richiesta di modifica: è ciò che collega la riga sul database alla decisione presa fuori.</w:t>
+      </w:r>
+    </w:p>
+    <w:p>
+      <w:pPr>
+        <w:pStyle w:val="Heading3"/>
+        <w:spacing w:after="100" w:before="200"/>
+      </w:pPr>
+      <w:r>
+        <w:rPr>
+          <w:b/>
+          <w:bCs/>
+          <w:color w:val="2E4570"/>
+          <w:sz w:val="22"/>
+          <w:szCs w:val="22"/>
+        </w:rPr>
+        <w:t xml:space="preserve">Che cosa viene registrato</w:t>
+      </w:r>
+    </w:p>
+    <w:p>
+      <w:pPr>
+        <w:spacing w:after="140" w:line="276"/>
+      </w:pPr>
+      <w:r>
+        <w:rPr>
+          <w:sz w:val="21"/>
+          <w:szCs w:val="21"/>
+        </w:rPr>
+        <w:t xml:space="preserve">Una riga in Purge.PolicyApproval, con chiave l'impronta della policy: impronta, identificativo del dry-run di riferimento, data e ora, nome di chi approva, descrizione leggibile della policy e la nota. La descrizione è in chiaro proprio perché chi legge l'audit non deve interpretare un'impronta esadecimale:</w:t>
+      </w:r>
+    </w:p>
+    <w:p>
+      <w:pPr>
+        <w:shd w:fill="F2F4F7" w:val="clear"/>
+        <w:spacing w:after="0" w:line="240"/>
+        <w:ind w:left="360"/>
+      </w:pPr>
+      <w:r>
+        <w:rPr>
+          <w:rFonts w:ascii="Consolas" w:cs="Consolas" w:eastAsia="Consolas" w:hAnsi="Consolas"/>
+          <w:color w:val="20304A"/>
+          <w:sz w:val="18"/>
+          <w:szCs w:val="18"/>
+        </w:rPr>
+        <w:t xml:space="preserve">Retention=5 anni, Ancoraggio=FiscalYearEnd, Abbandonati=disattivi,</w:t>
+      </w:r>
+    </w:p>
+    <w:p>
+      <w:pPr>
+        <w:shd w:fill="F2F4F7" w:val="clear"/>
+        <w:spacing w:after="160" w:line="240"/>
+        <w:ind w:left="360"/>
+      </w:pPr>
+      <w:r>
+        <w:rPr>
+          <w:rFonts w:ascii="Consolas" w:cs="Consolas" w:eastAsia="Consolas" w:hAnsi="Consolas"/>
+          <w:color w:val="20304A"/>
+          <w:sz w:val="18"/>
+          <w:szCs w:val="18"/>
+        </w:rPr>
+        <w:t xml:space="preserve">Strategie=[Terminated, StandingOrders, Collective, OrphanHistory]</w:t>
+      </w:r>
+    </w:p>
+    <w:p>
+      <w:pPr>
+        <w:pStyle w:val="Heading3"/>
+        <w:spacing w:after="100" w:before="200"/>
+      </w:pPr>
+      <w:r>
+        <w:rPr>
+          <w:b/>
+          <w:bCs/>
+          <w:color w:val="2E4570"/>
+          <w:sz w:val="22"/>
+          <w:szCs w:val="22"/>
+        </w:rPr>
+        <w:t xml:space="preserve">Come viene verificata, a ogni esecuzione</w:t>
+      </w:r>
+    </w:p>
+    <w:p>
+      <w:pPr>
+        <w:spacing w:after="140" w:line="276"/>
+      </w:pPr>
+      <w:r>
+        <w:rPr>
+          <w:sz w:val="21"/>
+          <w:szCs w:val="21"/>
+        </w:rPr>
+        <w:t xml:space="preserve">Prima di ogni esecuzione reale — non solo la prima — il motore ricalcola l'impronta della configurazione corrente e cerca una riga di approvazione che le corrisponda. Se non la trova, rifiuta di partire, registra il motivo nel log ed esce con un codice diverso da zero: un purge che non parte in silenzio sembrerebbe riuscito, ed è il modo peggiore di fallire.</w:t>
+      </w:r>
+    </w:p>
+    <w:p>
+      <w:pPr>
+        <w:spacing w:after="140" w:line="276"/>
+      </w:pPr>
+      <w:r>
+        <w:rPr>
+          <w:sz w:val="21"/>
+          <w:szCs w:val="21"/>
+        </w:rPr>
+        <w:t xml:space="preserve">Il controllo sta nei punti di ingresso — riga di comando e scheduler — e non nell'orchestratore. Così i test di integrazione non hanno bisogno di aggirarlo: un aggiramento nei test è il primo passo verso un aggiramento in produzione.</w:t>
+      </w:r>
+    </w:p>
+    <w:p>
+      <w:pPr>
+        <w:pBdr>
+          <w:left w:val="single" w:color="8FA3C0" w:sz="18" w:space="12"/>
+        </w:pBdr>
+        <w:spacing w:after="180" w:before="60" w:line="276"/>
+        <w:ind w:left="360"/>
+      </w:pPr>
+      <w:r>
+        <w:rPr>
+          <w:color w:val="44506B"/>
+          <w:sz w:val="20"/>
+          <w:szCs w:val="20"/>
+        </w:rPr>
+        <w:t xml:space="preserve">La simulazione non richiede approvazione: non cancella nulla, e chiederla renderebbe impossibile produrre il report da approvare.</w:t>
+      </w:r>
+    </w:p>
+    <w:p>
+      <w:pPr>
+        <w:pStyle w:val="Heading3"/>
+        <w:spacing w:after="100" w:before="200"/>
+      </w:pPr>
+      <w:r>
+        <w:rPr>
+          <w:b/>
+          <w:bCs/>
+          <w:color w:val="2E4570"/>
+          <w:sz w:val="22"/>
+          <w:szCs w:val="22"/>
+        </w:rPr>
+        <w:t xml:space="preserve">Quando l'approvazione decade</w:t>
+      </w:r>
+    </w:p>
+    <w:p>
+      <w:pPr>
+        <w:spacing w:after="200"/>
+      </w:pPr>
+    </w:p>
+    <w:tbl>
+      <w:tblPr>
+        <w:tblW w:type="dxa" w:w="9400"/>
+        <w:tblBorders>
+          <w:top w:val="single" w:color="AAB6C8" w:sz="4"/>
+          <w:left w:val="single" w:color="AAB6C8" w:sz="4"/>
+          <w:bottom w:val="single" w:color="AAB6C8" w:sz="4"/>
+          <w:right w:val="single" w:color="AAB6C8" w:sz="4"/>
+          <w:insideH w:val="single" w:color="CBD4E1" w:sz="2"/>
+          <w:insideV w:val="single" w:color="CBD4E1" w:sz="2"/>
+        </w:tblBorders>
+      </w:tblPr>
+      <w:tblGrid>
+        <w:gridCol w:w="3600"/>
+        <w:gridCol w:w="1500"/>
+        <w:gridCol w:w="4300"/>
+      </w:tblGrid>
+      <w:tr>
+        <w:trPr>
+          <w:tblHeader/>
+        </w:trPr>
+        <w:tc>
+          <w:tcPr>
+            <w:tcW w:type="dxa" w:w="3600"/>
+            <w:shd w:fill="E7ECF3" w:val="clear"/>
+            <w:tcMar>
+              <w:top w:type="dxa" w:w="70"/>
+              <w:left w:type="dxa" w:w="110"/>
+              <w:bottom w:type="dxa" w:w="70"/>
+              <w:right w:type="dxa" w:w="110"/>
+            </w:tcMar>
+          </w:tcPr>
+          <w:p>
+            <w:pPr>
+              <w:spacing w:after="0" w:line="250"/>
+            </w:pPr>
+            <w:r>
+              <w:rPr>
+                <w:b/>
+                <w:bCs/>
+                <w:sz w:val="19"/>
+                <w:szCs w:val="19"/>
+              </w:rPr>
+              <w:t xml:space="preserve">Evento</w:t>
+            </w:r>
+          </w:p>
+        </w:tc>
+        <w:tc>
+          <w:tcPr>
+            <w:tcW w:type="dxa" w:w="1500"/>
+            <w:shd w:fill="E7ECF3" w:val="clear"/>
+            <w:tcMar>
+              <w:top w:type="dxa" w:w="70"/>
+              <w:left w:type="dxa" w:w="110"/>
+              <w:bottom w:type="dxa" w:w="70"/>
+              <w:right w:type="dxa" w:w="110"/>
+            </w:tcMar>
+          </w:tcPr>
+          <w:p>
+            <w:pPr>
+              <w:spacing w:after="0" w:line="250"/>
+            </w:pPr>
+            <w:r>
+              <w:rPr>
+                <w:b/>
+                <w:bCs/>
+                <w:sz w:val="19"/>
+                <w:szCs w:val="19"/>
+              </w:rPr>
+              <w:t xml:space="preserve">Serve riapprovare?</w:t>
+            </w:r>
+          </w:p>
+        </w:tc>
+        <w:tc>
+          <w:tcPr>
+            <w:tcW w:type="dxa" w:w="4300"/>
+            <w:shd w:fill="E7ECF3" w:val="clear"/>
+            <w:tcMar>
+              <w:top w:type="dxa" w:w="70"/>
+              <w:left w:type="dxa" w:w="110"/>
+              <w:bottom w:type="dxa" w:w="70"/>
+              <w:right w:type="dxa" w:w="110"/>
+            </w:tcMar>
+          </w:tcPr>
+          <w:p>
+            <w:pPr>
+              <w:spacing w:after="0" w:line="250"/>
+            </w:pPr>
+            <w:r>
+              <w:rPr>
+                <w:b/>
+                <w:bCs/>
+                <w:sz w:val="19"/>
+                <w:szCs w:val="19"/>
+              </w:rPr>
+              <w:t xml:space="preserve">Perché</w:t>
+            </w:r>
+          </w:p>
+        </w:tc>
+      </w:tr>
+      <w:tr>
+        <w:tc>
+          <w:tcPr>
+            <w:tcW w:type="dxa" w:w="3600"/>
+            <w:tcMar>
+              <w:top w:type="dxa" w:w="70"/>
+              <w:left w:type="dxa" w:w="110"/>
+              <w:bottom w:type="dxa" w:w="70"/>
+              <w:right w:type="dxa" w:w="110"/>
+            </w:tcMar>
+          </w:tcPr>
+          <w:p>
+            <w:pPr>
+              <w:spacing w:after="0" w:line="250"/>
+            </w:pPr>
+            <w:r>
+              <w:rPr>
+                <w:b w:val="false"/>
+                <w:bCs w:val="false"/>
+                <w:sz w:val="19"/>
+                <w:szCs w:val="19"/>
+              </w:rPr>
+              <w:t xml:space="preserve">Passa una notte, un mese, un anno</w:t>
+            </w:r>
+          </w:p>
+        </w:tc>
+        <w:tc>
+          <w:tcPr>
+            <w:tcW w:type="dxa" w:w="1500"/>
+            <w:tcMar>
+              <w:top w:type="dxa" w:w="70"/>
+              <w:left w:type="dxa" w:w="110"/>
+              <w:bottom w:type="dxa" w:w="70"/>
+              <w:right w:type="dxa" w:w="110"/>
+            </w:tcMar>
+          </w:tcPr>
+          <w:p>
+            <w:pPr>
+              <w:spacing w:after="0" w:line="250"/>
+            </w:pPr>
+            <w:r>
+              <w:rPr>
+                <w:b w:val="false"/>
+                <w:bCs w:val="false"/>
+                <w:sz w:val="19"/>
+                <w:szCs w:val="19"/>
+              </w:rPr>
+              <w:t xml:space="preserve">No</w:t>
+            </w:r>
+          </w:p>
+        </w:tc>
+        <w:tc>
+          <w:tcPr>
+            <w:tcW w:type="dxa" w:w="4300"/>
+            <w:tcMar>
+              <w:top w:type="dxa" w:w="70"/>
+              <w:left w:type="dxa" w:w="110"/>
+              <w:bottom w:type="dxa" w:w="70"/>
+              <w:right w:type="dxa" w:w="110"/>
+            </w:tcMar>
+          </w:tcPr>
+          <w:p>
+            <w:pPr>
+              <w:spacing w:after="0" w:line="250"/>
+            </w:pPr>
+            <w:r>
+              <w:rPr>
+                <w:b w:val="false"/>
+                <w:bCs w:val="false"/>
+                <w:sz w:val="19"/>
+                <w:szCs w:val="19"/>
+              </w:rPr>
+              <w:t xml:space="preserve">La policy non è cambiata: il job gira senza intervento.</w:t>
+            </w:r>
+          </w:p>
+        </w:tc>
+      </w:tr>
+      <w:tr>
+        <w:tc>
+          <w:tcPr>
+            <w:tcW w:type="dxa" w:w="3600"/>
+            <w:shd w:fill="F5F7FA" w:val="clear"/>
+            <w:tcMar>
+              <w:top w:type="dxa" w:w="70"/>
+              <w:left w:type="dxa" w:w="110"/>
+              <w:bottom w:type="dxa" w:w="70"/>
+              <w:right w:type="dxa" w:w="110"/>
+            </w:tcMar>
+          </w:tcPr>
+          <w:p>
+            <w:pPr>
+              <w:spacing w:after="0" w:line="250"/>
+            </w:pPr>
+            <w:r>
+              <w:rPr>
+                <w:b w:val="false"/>
+                <w:bCs w:val="false"/>
+                <w:sz w:val="19"/>
+                <w:szCs w:val="19"/>
+              </w:rPr>
+              <w:t xml:space="preserve">La soglia si sposta al 1° gennaio</w:t>
+            </w:r>
+          </w:p>
+        </w:tc>
+        <w:tc>
+          <w:tcPr>
+            <w:tcW w:type="dxa" w:w="1500"/>
+            <w:shd w:fill="F5F7FA" w:val="clear"/>
+            <w:tcMar>
+              <w:top w:type="dxa" w:w="70"/>
+              <w:left w:type="dxa" w:w="110"/>
+              <w:bottom w:type="dxa" w:w="70"/>
+              <w:right w:type="dxa" w:w="110"/>
+            </w:tcMar>
+          </w:tcPr>
+          <w:p>
+            <w:pPr>
+              <w:spacing w:after="0" w:line="250"/>
+            </w:pPr>
+            <w:r>
+              <w:rPr>
+                <w:b w:val="false"/>
+                <w:bCs w:val="false"/>
+                <w:sz w:val="19"/>
+                <w:szCs w:val="19"/>
+              </w:rPr>
+              <w:t xml:space="preserve">No</w:t>
+            </w:r>
+          </w:p>
+        </w:tc>
+        <w:tc>
+          <w:tcPr>
+            <w:tcW w:type="dxa" w:w="4300"/>
+            <w:shd w:fill="F5F7FA" w:val="clear"/>
+            <w:tcMar>
+              <w:top w:type="dxa" w:w="70"/>
+              <w:left w:type="dxa" w:w="110"/>
+              <w:bottom w:type="dxa" w:w="70"/>
+              <w:right w:type="dxa" w:w="110"/>
+            </w:tcMar>
+          </w:tcPr>
+          <w:p>
+            <w:pPr>
+              <w:spacing w:after="0" w:line="250"/>
+            </w:pPr>
+            <w:r>
+              <w:rPr>
+                <w:b w:val="false"/>
+                <w:bCs w:val="false"/>
+                <w:sz w:val="19"/>
+                <w:szCs w:val="19"/>
+              </w:rPr>
+              <w:t xml:space="preserve">È cambiato il calendario, non la regola. Con ancoraggio all'esercizio, un anno in più diventa eleggibile: è il comportamento approvato.</w:t>
+            </w:r>
+          </w:p>
+        </w:tc>
+      </w:tr>
+      <w:tr>
+        <w:tc>
+          <w:tcPr>
+            <w:tcW w:type="dxa" w:w="3600"/>
+            <w:tcMar>
+              <w:top w:type="dxa" w:w="70"/>
+              <w:left w:type="dxa" w:w="110"/>
+              <w:bottom w:type="dxa" w:w="70"/>
+              <w:right w:type="dxa" w:w="110"/>
+            </w:tcMar>
+          </w:tcPr>
+          <w:p>
+            <w:pPr>
+              <w:spacing w:after="0" w:line="250"/>
+            </w:pPr>
+            <w:r>
+              <w:rPr>
+                <w:b w:val="false"/>
+                <w:bCs w:val="false"/>
+                <w:sz w:val="19"/>
+                <w:szCs w:val="19"/>
+              </w:rPr>
+              <w:t xml:space="preserve">Si tara la dimensione delle slice o la finestra oraria</w:t>
+            </w:r>
+          </w:p>
+        </w:tc>
+        <w:tc>
+          <w:tcPr>
+            <w:tcW w:type="dxa" w:w="1500"/>
+            <w:tcMar>
+              <w:top w:type="dxa" w:w="70"/>
+              <w:left w:type="dxa" w:w="110"/>
+              <w:bottom w:type="dxa" w:w="70"/>
+              <w:right w:type="dxa" w:w="110"/>
+            </w:tcMar>
+          </w:tcPr>
+          <w:p>
+            <w:pPr>
+              <w:spacing w:after="0" w:line="250"/>
+            </w:pPr>
+            <w:r>
+              <w:rPr>
+                <w:b w:val="false"/>
+                <w:bCs w:val="false"/>
+                <w:sz w:val="19"/>
+                <w:szCs w:val="19"/>
+              </w:rPr>
+              <w:t xml:space="preserve">No</w:t>
+            </w:r>
+          </w:p>
+        </w:tc>
+        <w:tc>
+          <w:tcPr>
+            <w:tcW w:type="dxa" w:w="4300"/>
+            <w:tcMar>
+              <w:top w:type="dxa" w:w="70"/>
+              <w:left w:type="dxa" w:w="110"/>
+              <w:bottom w:type="dxa" w:w="70"/>
+              <w:right w:type="dxa" w:w="110"/>
+            </w:tcMar>
+          </w:tcPr>
+          <w:p>
+            <w:pPr>
+              <w:spacing w:after="0" w:line="250"/>
+            </w:pPr>
+            <w:r>
+              <w:rPr>
+                <w:b w:val="false"/>
+                <w:bCs w:val="false"/>
+                <w:sz w:val="19"/>
+                <w:szCs w:val="19"/>
+              </w:rPr>
+              <w:t xml:space="preserve">Parametri operativi, fuori dall'impronta.</w:t>
+            </w:r>
+          </w:p>
+        </w:tc>
+      </w:tr>
+      <w:tr>
+        <w:tc>
+          <w:tcPr>
+            <w:tcW w:type="dxa" w:w="3600"/>
+            <w:shd w:fill="F5F7FA" w:val="clear"/>
+            <w:tcMar>
+              <w:top w:type="dxa" w:w="70"/>
+              <w:left w:type="dxa" w:w="110"/>
+              <w:bottom w:type="dxa" w:w="70"/>
+              <w:right w:type="dxa" w:w="110"/>
+            </w:tcMar>
+          </w:tcPr>
+          <w:p>
+            <w:pPr>
+              <w:spacing w:after="0" w:line="250"/>
+            </w:pPr>
+            <w:r>
+              <w:rPr>
+                <w:b w:val="false"/>
+                <w:bCs w:val="false"/>
+                <w:sz w:val="19"/>
+                <w:szCs w:val="19"/>
+              </w:rPr>
+              <w:t xml:space="preserve">Da 5 a 7 anni di retention</w:t>
+            </w:r>
+          </w:p>
+        </w:tc>
+        <w:tc>
+          <w:tcPr>
+            <w:tcW w:type="dxa" w:w="1500"/>
+            <w:shd w:fill="F5F7FA" w:val="clear"/>
+            <w:tcMar>
+              <w:top w:type="dxa" w:w="70"/>
+              <w:left w:type="dxa" w:w="110"/>
+              <w:bottom w:type="dxa" w:w="70"/>
+              <w:right w:type="dxa" w:w="110"/>
+            </w:tcMar>
+          </w:tcPr>
+          <w:p>
+            <w:pPr>
+              <w:spacing w:after="0" w:line="250"/>
+            </w:pPr>
+            <w:r>
+              <w:rPr>
+                <w:b w:val="false"/>
+                <w:bCs w:val="false"/>
+                <w:sz w:val="19"/>
+                <w:szCs w:val="19"/>
+              </w:rPr>
+              <w:t xml:space="preserve">Sì</w:t>
+            </w:r>
+          </w:p>
+        </w:tc>
+        <w:tc>
+          <w:tcPr>
+            <w:tcW w:type="dxa" w:w="4300"/>
+            <w:shd w:fill="F5F7FA" w:val="clear"/>
+            <w:tcMar>
+              <w:top w:type="dxa" w:w="70"/>
+              <w:left w:type="dxa" w:w="110"/>
+              <w:bottom w:type="dxa" w:w="70"/>
+              <w:right w:type="dxa" w:w="110"/>
+            </w:tcMar>
+          </w:tcPr>
+          <w:p>
+            <w:pPr>
+              <w:spacing w:after="0" w:line="250"/>
+            </w:pPr>
+            <w:r>
+              <w:rPr>
+                <w:b w:val="false"/>
+                <w:bCs w:val="false"/>
+                <w:sz w:val="19"/>
+                <w:szCs w:val="19"/>
+              </w:rPr>
+              <w:t xml:space="preserve">Cambia il perimetro di ciò che si conserva.</w:t>
+            </w:r>
+          </w:p>
+        </w:tc>
+      </w:tr>
+      <w:tr>
+        <w:tc>
+          <w:tcPr>
+            <w:tcW w:type="dxa" w:w="3600"/>
+            <w:tcMar>
+              <w:top w:type="dxa" w:w="70"/>
+              <w:left w:type="dxa" w:w="110"/>
+              <w:bottom w:type="dxa" w:w="70"/>
+              <w:right w:type="dxa" w:w="110"/>
+            </w:tcMar>
+          </w:tcPr>
+          <w:p>
+            <w:pPr>
+              <w:spacing w:after="0" w:line="250"/>
+            </w:pPr>
+            <w:r>
+              <w:rPr>
+                <w:b w:val="false"/>
+                <w:bCs w:val="false"/>
+                <w:sz w:val="19"/>
+                <w:szCs w:val="19"/>
+              </w:rPr>
+              <w:t xml:space="preserve">Da FiscalYearEnd a RollingDate</w:t>
+            </w:r>
+          </w:p>
+        </w:tc>
+        <w:tc>
+          <w:tcPr>
+            <w:tcW w:type="dxa" w:w="1500"/>
+            <w:tcMar>
+              <w:top w:type="dxa" w:w="70"/>
+              <w:left w:type="dxa" w:w="110"/>
+              <w:bottom w:type="dxa" w:w="70"/>
+              <w:right w:type="dxa" w:w="110"/>
+            </w:tcMar>
+          </w:tcPr>
+          <w:p>
+            <w:pPr>
+              <w:spacing w:after="0" w:line="250"/>
+            </w:pPr>
+            <w:r>
+              <w:rPr>
+                <w:b w:val="false"/>
+                <w:bCs w:val="false"/>
+                <w:sz w:val="19"/>
+                <w:szCs w:val="19"/>
+              </w:rPr>
+              <w:t xml:space="preserve">Sì</w:t>
+            </w:r>
+          </w:p>
+        </w:tc>
+        <w:tc>
+          <w:tcPr>
+            <w:tcW w:type="dxa" w:w="4300"/>
+            <w:tcMar>
+              <w:top w:type="dxa" w:w="70"/>
+              <w:left w:type="dxa" w:w="110"/>
+              <w:bottom w:type="dxa" w:w="70"/>
+              <w:right w:type="dxa" w:w="110"/>
+            </w:tcMar>
+          </w:tcPr>
+          <w:p>
+            <w:pPr>
+              <w:spacing w:after="0" w:line="250"/>
+            </w:pPr>
+            <w:r>
+              <w:rPr>
+                <w:b w:val="false"/>
+                <w:bCs w:val="false"/>
+                <w:sz w:val="19"/>
+                <w:szCs w:val="19"/>
+              </w:rPr>
+              <w:t xml:space="preserve">Cambia il criterio di anzianità.</w:t>
+            </w:r>
+          </w:p>
+        </w:tc>
+      </w:tr>
+      <w:tr>
+        <w:tc>
+          <w:tcPr>
+            <w:tcW w:type="dxa" w:w="3600"/>
+            <w:shd w:fill="F5F7FA" w:val="clear"/>
+            <w:tcMar>
+              <w:top w:type="dxa" w:w="70"/>
+              <w:left w:type="dxa" w:w="110"/>
+              <w:bottom w:type="dxa" w:w="70"/>
+              <w:right w:type="dxa" w:w="110"/>
+            </w:tcMar>
+          </w:tcPr>
+          <w:p>
+            <w:pPr>
+              <w:spacing w:after="0" w:line="250"/>
+            </w:pPr>
+            <w:r>
+              <w:rPr>
+                <w:b w:val="false"/>
+                <w:bCs w:val="false"/>
+                <w:sz w:val="19"/>
+                <w:szCs w:val="19"/>
+              </w:rPr>
+              <w:t xml:space="preserve">Si attiva una strategia (per esempio Abandoned)</w:t>
+            </w:r>
+          </w:p>
+        </w:tc>
+        <w:tc>
+          <w:tcPr>
+            <w:tcW w:type="dxa" w:w="1500"/>
+            <w:shd w:fill="F5F7FA" w:val="clear"/>
+            <w:tcMar>
+              <w:top w:type="dxa" w:w="70"/>
+              <w:left w:type="dxa" w:w="110"/>
+              <w:bottom w:type="dxa" w:w="70"/>
+              <w:right w:type="dxa" w:w="110"/>
+            </w:tcMar>
+          </w:tcPr>
+          <w:p>
+            <w:pPr>
+              <w:spacing w:after="0" w:line="250"/>
+            </w:pPr>
+            <w:r>
+              <w:rPr>
+                <w:b w:val="false"/>
+                <w:bCs w:val="false"/>
+                <w:sz w:val="19"/>
+                <w:szCs w:val="19"/>
+              </w:rPr>
+              <w:t xml:space="preserve">Sì</w:t>
+            </w:r>
+          </w:p>
+        </w:tc>
+        <w:tc>
+          <w:tcPr>
+            <w:tcW w:type="dxa" w:w="4300"/>
+            <w:shd w:fill="F5F7FA" w:val="clear"/>
+            <w:tcMar>
+              <w:top w:type="dxa" w:w="70"/>
+              <w:left w:type="dxa" w:w="110"/>
+              <w:bottom w:type="dxa" w:w="70"/>
+              <w:right w:type="dxa" w:w="110"/>
+            </w:tcMar>
+          </w:tcPr>
+          <w:p>
+            <w:pPr>
+              <w:spacing w:after="0" w:line="250"/>
+            </w:pPr>
+            <w:r>
+              <w:rPr>
+                <w:b w:val="false"/>
+                <w:bCs w:val="false"/>
+                <w:sz w:val="19"/>
+                <w:szCs w:val="19"/>
+              </w:rPr>
+              <w:t xml:space="preserve">Entra in gioco una categoria di dati che nessuno ha esaminato.</w:t>
+            </w:r>
+          </w:p>
+        </w:tc>
+      </w:tr>
+      <w:tr>
+        <w:tc>
+          <w:tcPr>
+            <w:tcW w:type="dxa" w:w="3600"/>
+            <w:tcMar>
+              <w:top w:type="dxa" w:w="70"/>
+              <w:left w:type="dxa" w:w="110"/>
+              <w:bottom w:type="dxa" w:w="70"/>
+              <w:right w:type="dxa" w:w="110"/>
+            </w:tcMar>
+          </w:tcPr>
+          <w:p>
+            <w:pPr>
+              <w:spacing w:after="0" w:line="250"/>
+            </w:pPr>
+            <w:r>
+              <w:rPr>
+                <w:b w:val="false"/>
+                <w:bCs w:val="false"/>
+                <w:sz w:val="19"/>
+                <w:szCs w:val="19"/>
+              </w:rPr>
+              <w:t xml:space="preserve">Si disattiva una strategia</w:t>
+            </w:r>
+          </w:p>
+        </w:tc>
+        <w:tc>
+          <w:tcPr>
+            <w:tcW w:type="dxa" w:w="1500"/>
+            <w:tcMar>
+              <w:top w:type="dxa" w:w="70"/>
+              <w:left w:type="dxa" w:w="110"/>
+              <w:bottom w:type="dxa" w:w="70"/>
+              <w:right w:type="dxa" w:w="110"/>
+            </w:tcMar>
+          </w:tcPr>
+          <w:p>
+            <w:pPr>
+              <w:spacing w:after="0" w:line="250"/>
+            </w:pPr>
+            <w:r>
+              <w:rPr>
+                <w:b w:val="false"/>
+                <w:bCs w:val="false"/>
+                <w:sz w:val="19"/>
+                <w:szCs w:val="19"/>
+              </w:rPr>
+              <w:t xml:space="preserve">Sì</w:t>
+            </w:r>
+          </w:p>
+        </w:tc>
+        <w:tc>
+          <w:tcPr>
+            <w:tcW w:type="dxa" w:w="4300"/>
+            <w:tcMar>
+              <w:top w:type="dxa" w:w="70"/>
+              <w:left w:type="dxa" w:w="110"/>
+              <w:bottom w:type="dxa" w:w="70"/>
+              <w:right w:type="dxa" w:w="110"/>
+            </w:tcMar>
+          </w:tcPr>
+          <w:p>
+            <w:pPr>
+              <w:spacing w:after="0" w:line="250"/>
+            </w:pPr>
+            <w:r>
+              <w:rPr>
+                <w:b w:val="false"/>
+                <w:bCs w:val="false"/>
+                <w:sz w:val="19"/>
+                <w:szCs w:val="19"/>
+              </w:rPr>
+              <w:t xml:space="preserve">L'impronta comprende l'elenco: cambia comunque, ed è corretto che qualcuno lo veda.</w:t>
+            </w:r>
+          </w:p>
+        </w:tc>
+      </w:tr>
+      <w:tr>
+        <w:tc>
+          <w:tcPr>
+            <w:tcW w:type="dxa" w:w="3600"/>
+            <w:shd w:fill="F5F7FA" w:val="clear"/>
+            <w:tcMar>
+              <w:top w:type="dxa" w:w="70"/>
+              <w:left w:type="dxa" w:w="110"/>
+              <w:bottom w:type="dxa" w:w="70"/>
+              <w:right w:type="dxa" w:w="110"/>
+            </w:tcMar>
+          </w:tcPr>
+          <w:p>
+            <w:pPr>
+              <w:spacing w:after="0" w:line="250"/>
+            </w:pPr>
+            <w:r>
+              <w:rPr>
+                <w:b w:val="false"/>
+                <w:bCs w:val="false"/>
+                <w:sz w:val="19"/>
+                <w:szCs w:val="19"/>
+              </w:rPr>
+              <w:t xml:space="preserve">Si aggiorna il software senza toccare la policy</w:t>
+            </w:r>
+          </w:p>
+        </w:tc>
+        <w:tc>
+          <w:tcPr>
+            <w:tcW w:type="dxa" w:w="1500"/>
+            <w:shd w:fill="F5F7FA" w:val="clear"/>
+            <w:tcMar>
+              <w:top w:type="dxa" w:w="70"/>
+              <w:left w:type="dxa" w:w="110"/>
+              <w:bottom w:type="dxa" w:w="70"/>
+              <w:right w:type="dxa" w:w="110"/>
+            </w:tcMar>
+          </w:tcPr>
+          <w:p>
+            <w:pPr>
+              <w:spacing w:after="0" w:line="250"/>
+            </w:pPr>
+            <w:r>
+              <w:rPr>
+                <w:b w:val="false"/>
+                <w:bCs w:val="false"/>
+                <w:sz w:val="19"/>
+                <w:szCs w:val="19"/>
+              </w:rPr>
+              <w:t xml:space="preserve">No</w:t>
+            </w:r>
+          </w:p>
+        </w:tc>
+        <w:tc>
+          <w:tcPr>
+            <w:tcW w:type="dxa" w:w="4300"/>
+            <w:shd w:fill="F5F7FA" w:val="clear"/>
+            <w:tcMar>
+              <w:top w:type="dxa" w:w="70"/>
+              <w:left w:type="dxa" w:w="110"/>
+              <w:bottom w:type="dxa" w:w="70"/>
+              <w:right w:type="dxa" w:w="110"/>
+            </w:tcMar>
+          </w:tcPr>
+          <w:p>
+            <w:pPr>
+              <w:spacing w:after="0" w:line="250"/>
+            </w:pPr>
+            <w:r>
+              <w:rPr>
+                <w:b w:val="false"/>
+                <w:bCs w:val="false"/>
+                <w:sz w:val="19"/>
+                <w:szCs w:val="19"/>
+              </w:rPr>
+              <w:t xml:space="preserve">L'approvazione vive nel database, non nel codice.</w:t>
+            </w:r>
+          </w:p>
+        </w:tc>
+      </w:tr>
+      <w:tr>
+        <w:tc>
+          <w:tcPr>
+            <w:tcW w:type="dxa" w:w="3600"/>
+            <w:tcMar>
+              <w:top w:type="dxa" w:w="70"/>
+              <w:left w:type="dxa" w:w="110"/>
+              <w:bottom w:type="dxa" w:w="70"/>
+              <w:right w:type="dxa" w:w="110"/>
+            </w:tcMar>
+          </w:tcPr>
+          <w:p>
+            <w:pPr>
+              <w:spacing w:after="0" w:line="250"/>
+            </w:pPr>
+            <w:r>
+              <w:rPr>
+                <w:b w:val="false"/>
+                <w:bCs w:val="false"/>
+                <w:sz w:val="19"/>
+                <w:szCs w:val="19"/>
+              </w:rPr>
+              <w:t xml:space="preserve">Si esegue su un altro database (collaudo, nuovo ambiente)</w:t>
+            </w:r>
+          </w:p>
+        </w:tc>
+        <w:tc>
+          <w:tcPr>
+            <w:tcW w:type="dxa" w:w="1500"/>
+            <w:tcMar>
+              <w:top w:type="dxa" w:w="70"/>
+              <w:left w:type="dxa" w:w="110"/>
+              <w:bottom w:type="dxa" w:w="70"/>
+              <w:right w:type="dxa" w:w="110"/>
+            </w:tcMar>
+          </w:tcPr>
+          <w:p>
+            <w:pPr>
+              <w:spacing w:after="0" w:line="250"/>
+            </w:pPr>
+            <w:r>
+              <w:rPr>
+                <w:b w:val="false"/>
+                <w:bCs w:val="false"/>
+                <w:sz w:val="19"/>
+                <w:szCs w:val="19"/>
+              </w:rPr>
+              <w:t xml:space="preserve">Sì</w:t>
+            </w:r>
+          </w:p>
+        </w:tc>
+        <w:tc>
+          <w:tcPr>
+            <w:tcW w:type="dxa" w:w="4300"/>
+            <w:tcMar>
+              <w:top w:type="dxa" w:w="70"/>
+              <w:left w:type="dxa" w:w="110"/>
+              <w:bottom w:type="dxa" w:w="70"/>
+              <w:right w:type="dxa" w:w="110"/>
+            </w:tcMar>
+          </w:tcPr>
+          <w:p>
+            <w:pPr>
+              <w:spacing w:after="0" w:line="250"/>
+            </w:pPr>
+            <w:r>
+              <w:rPr>
+                <w:b w:val="false"/>
+                <w:bCs w:val="false"/>
+                <w:sz w:val="19"/>
+                <w:szCs w:val="19"/>
+              </w:rPr>
+              <w:t xml:space="preserve">L'approvazione non viaggia con il codice: là la tabella è vuota e va esaminato un dry-run prodotto su quei dati.</w:t>
+            </w:r>
+          </w:p>
+        </w:tc>
+      </w:tr>
+      <w:tr>
+        <w:tc>
+          <w:tcPr>
+            <w:tcW w:type="dxa" w:w="3600"/>
+            <w:shd w:fill="F5F7FA" w:val="clear"/>
+            <w:tcMar>
+              <w:top w:type="dxa" w:w="70"/>
+              <w:left w:type="dxa" w:w="110"/>
+              <w:bottom w:type="dxa" w:w="70"/>
+              <w:right w:type="dxa" w:w="110"/>
+            </w:tcMar>
+          </w:tcPr>
+          <w:p>
+            <w:pPr>
+              <w:spacing w:after="0" w:line="250"/>
+            </w:pPr>
+            <w:r>
+              <w:rPr>
+                <w:b w:val="false"/>
+                <w:bCs w:val="false"/>
+                <w:sz w:val="19"/>
+                <w:szCs w:val="19"/>
+              </w:rPr>
+              <w:t xml:space="preserve">Si ripristina il database da un backup precedente all'approvazione</w:t>
+            </w:r>
+          </w:p>
+        </w:tc>
+        <w:tc>
+          <w:tcPr>
+            <w:tcW w:type="dxa" w:w="1500"/>
+            <w:shd w:fill="F5F7FA" w:val="clear"/>
+            <w:tcMar>
+              <w:top w:type="dxa" w:w="70"/>
+              <w:left w:type="dxa" w:w="110"/>
+              <w:bottom w:type="dxa" w:w="70"/>
+              <w:right w:type="dxa" w:w="110"/>
+            </w:tcMar>
+          </w:tcPr>
+          <w:p>
+            <w:pPr>
+              <w:spacing w:after="0" w:line="250"/>
+            </w:pPr>
+            <w:r>
+              <w:rPr>
+                <w:b w:val="false"/>
+                <w:bCs w:val="false"/>
+                <w:sz w:val="19"/>
+                <w:szCs w:val="19"/>
+              </w:rPr>
+              <w:t xml:space="preserve">Sì</w:t>
+            </w:r>
+          </w:p>
+        </w:tc>
+        <w:tc>
+          <w:tcPr>
+            <w:tcW w:type="dxa" w:w="4300"/>
+            <w:shd w:fill="F5F7FA" w:val="clear"/>
+            <w:tcMar>
+              <w:top w:type="dxa" w:w="70"/>
+              <w:left w:type="dxa" w:w="110"/>
+              <w:bottom w:type="dxa" w:w="70"/>
+              <w:right w:type="dxa" w:w="110"/>
+            </w:tcMar>
+          </w:tcPr>
+          <w:p>
+            <w:pPr>
+              <w:spacing w:after="0" w:line="250"/>
+            </w:pPr>
+            <w:r>
+              <w:rPr>
+                <w:b w:val="false"/>
+                <w:bCs w:val="false"/>
+                <w:sz w:val="19"/>
+                <w:szCs w:val="19"/>
+              </w:rPr>
+              <w:t xml:space="preserve">La riga di approvazione è stata ripristinata via con il resto.</w:t>
+            </w:r>
+          </w:p>
+        </w:tc>
+      </w:tr>
+    </w:tbl>
+    <w:p>
+      <w:pPr>
+        <w:spacing w:after="140" w:line="276"/>
+      </w:pPr>
+      <w:r>
+        <w:rPr>
+          <w:sz w:val="21"/>
+          <w:szCs w:val="21"/>
+        </w:rPr>
+        <w:t xml:space="preserve">Una policy approvata in passato e poi abbandonata resta registrata: tornare alla configurazione precedente riattiva l'approvazione originale, con il nome e la data di allora. È coerente — quella regola era stata esaminata — ma va saputo, perché significa che la riga più recente in tabella non è necessariamente quella in vigore. La policy in vigore è quella che corrisponde alla configurazione corrente.</w:t>
       </w:r>
     </w:p>
     <w:p>

--- a/docs/architettura/Architecture-Functional-Design-Sfoltimento-2026-09-09.docx
+++ b/docs/architettura/Architecture-Functional-Design-Sfoltimento-2026-09-09.docx
@@ -61,7 +61,7 @@
           <w:sz w:val="20"/>
           <w:szCs w:val="20"/>
         </w:rPr>
-        <w:t xml:space="preserve">Baseline: main post-merge feature/dapper-dbup — 09/09/2026</w:t>
+        <w:t xml:space="preserve">Baseline: main con D-17 — 09/09/2026</w:t>
       </w:r>
     </w:p>
     <w:p>
@@ -4571,6 +4571,46 @@
     </w:tbl>
     <w:p>
       <w:pPr>
+        <w:pStyle w:val="Heading3"/>
+        <w:spacing w:after="100" w:before="200"/>
+      </w:pPr>
+      <w:r>
+        <w:rPr>
+          <w:b/>
+          <w:bCs/>
+          <w:color w:val="2E4570"/>
+          <w:sz w:val="22"/>
+          <w:szCs w:val="22"/>
+        </w:rPr>
+        <w:t xml:space="preserve">Il censimento degli stati non riconosciuti</w:t>
+      </w:r>
+    </w:p>
+    <w:p>
+      <w:pPr>
+        <w:spacing w:after="140" w:line="276"/>
+      </w:pPr>
+      <w:r>
+        <w:rPr>
+          <w:sz w:val="21"/>
+          <w:szCs w:val="21"/>
+        </w:rPr>
+        <w:t xml:space="preserve">Le validazioni fermano il run. Accanto a loro il report della simulazione porta un censimento che non ferma nulla: gli stati presenti sugli ordini che non figurano fra i cinque riconosciuti come terminali, con quanti ordini oltre soglia li portano e da quando.</w:t>
+      </w:r>
+    </w:p>
+    <w:p>
+      <w:pPr>
+        <w:spacing w:after="140" w:line="276"/>
+      </w:pPr>
+      <w:r>
+        <w:rPr>
+          <w:sz w:val="21"/>
+          <w:szCs w:val="21"/>
+        </w:rPr>
+        <w:t xml:space="preserve">Non è un controllo, ed è deliberato: se uno stato nuovo sia conclusivo lo sa il dominio, non il purge, e bloccare l'esecuzione perché ne è comparso uno sarebbe sbagliato quanto ignorarlo. Ma senza quella riga la domanda non verrebbe posta da nessuno, e quegli ordini resterebbero a database per sempre mentre il purge continua a girare verde. È l'unico modo in cui lo schema applicativo può derivare in silenzio: una tabella nuova fa fallire una cancellazione, una colonna rimossa fa fallire una query, uno stato nuovo non produce niente (D-15).</w:t>
+      </w:r>
+    </w:p>
+    <w:p>
+      <w:pPr>
         <w:pBdr>
           <w:left w:val="single" w:color="8FA3C0" w:sz="18" w:space="12"/>
         </w:pBdr>
@@ -5463,7 +5503,64 @@
           <w:sz w:val="21"/>
           <w:szCs w:val="21"/>
         </w:rPr>
-        <w:t xml:space="preserve">Aggregati sovradimensionati: un aggregato il cui peso individuale supera il tetto — tipicamente un collettivo grande, o un ordine con centinaia di revisioni — diventa una slice a sé. Si accetta consapevolmente un picco di lock, perché l'alternativa sarebbe spezzare l'aggregato.</w:t>
+        <w:t xml:space="preserve">Aggregati sovradimensionati: un aggregato il cui peso individuale supera il tetto della slice — tipicamente un collettivo grande, o un ordine con centinaia di revisioni — diventa una slice a sé. Si accetta consapevolmente un picco di lock, perché l'alternativa sarebbe spezzare l'aggregato.</w:t>
+      </w:r>
+    </w:p>
+    <w:p>
+      <w:pPr>
+        <w:pStyle w:val="ListParagraph"/>
+        <w:numPr>
+          <w:ilvl w:val="0"/>
+          <w:numId w:val="2"/>
+        </w:numPr>
+        <w:spacing w:after="90" w:line="276"/>
+      </w:pPr>
+      <w:r>
+        <w:rPr>
+          <w:sz w:val="21"/>
+          <w:szCs w:val="21"/>
+        </w:rPr>
+        <w:t xml:space="preserve">Aggregati oltre il secondo tetto: sopra un limite molto più alto l'aggregato non entra in alcuna slice. Viene escluso, censito con il motivo e resta a database.</w:t>
+      </w:r>
+    </w:p>
+    <w:p>
+      <w:pPr>
+        <w:pStyle w:val="Heading3"/>
+        <w:spacing w:after="100" w:before="200"/>
+      </w:pPr>
+      <w:r>
+        <w:rPr>
+          <w:b/>
+          <w:bCs/>
+          <w:color w:val="2E4570"/>
+          <w:sz w:val="22"/>
+          <w:szCs w:val="22"/>
+        </w:rPr>
+        <w:t xml:space="preserve">Perché i tetti sono due</w:t>
+      </w:r>
+    </w:p>
+    <w:p>
+      <w:pPr>
+        <w:spacing w:after="140" w:line="276"/>
+      </w:pPr>
+      <w:r>
+        <w:rPr>
+          <w:sz w:val="21"/>
+          <w:szCs w:val="21"/>
+        </w:rPr>
+        <w:t xml:space="preserve">«Si accetta un picco di lock» è vero fino a un certo peso e falso oltre. Un collettivo da duecento componenti con molte revisioni può valere centomila righe: cancellarlo in una sola transazione innesca la lock escalation e gonfia il log, cioè esattamente ciò che questo capitolo esiste per evitare. Il primo tetto dimensiona la slice; il secondo dice fino a dove il picco è accettabile.</w:t>
+      </w:r>
+    </w:p>
+    <w:p>
+      <w:pPr>
+        <w:spacing w:after="140" w:line="276"/>
+      </w:pPr>
+      <w:r>
+        <w:rPr>
+          <w:sz w:val="21"/>
+          <w:szCs w:val="21"/>
+        </w:rPr>
+        <w:t xml:space="preserve">Sopra il secondo tetto l'aggregato viene messo da parte con un motivo, compare nel report e resta a database finché qualcuno decide come trattarlo (D-17). Spezzarlo sarebbe l'alternativa: per un collettivo è escluso dall'atomicità, per un ordine singolo richiederebbe un meccanismo nuovo con una propria atomicità da dimostrare, per un caso che dovrebbe essere raro. Escludere e censire costa niente e rende il caso misurabile; se il censimento mostrasse che è frequente, allora varrebbe la pena costruire lo spezzamento.</w:t>
       </w:r>
     </w:p>
     <w:p>
@@ -6414,6 +6511,79 @@
       </w:r>
     </w:p>
     <w:p>
+      <w:pPr>
+        <w:pStyle w:val="Heading3"/>
+        <w:spacing w:after="100" w:before="200"/>
+      </w:pPr>
+      <w:r>
+        <w:rPr>
+          <w:b/>
+          <w:bCs/>
+          <w:color w:val="2E4570"/>
+          <w:sz w:val="22"/>
+          <w:szCs w:val="22"/>
+        </w:rPr>
+        <w:t xml:space="preserve">Il fuso della finestra è dichiarato, non ereditato</w:t>
+      </w:r>
+    </w:p>
+    <w:p>
+      <w:pPr>
+        <w:spacing w:after="140" w:line="276"/>
+      </w:pPr>
+      <w:r>
+        <w:rPr>
+          <w:sz w:val="21"/>
+          <w:szCs w:val="21"/>
+        </w:rPr>
+        <w:t xml:space="preserve">«Dall'una alle cinque» non significa nulla senza un fuso. L'orario si legge in quello indicato in configurazione (</w:t>
+      </w:r>
+      <w:r>
+        <w:rPr>
+          <w:rFonts w:ascii="Consolas" w:cs="Consolas" w:eastAsia="Consolas" w:hAnsi="Consolas"/>
+          <w:color w:val="20304A"/>
+          <w:sz w:val="21"/>
+          <w:szCs w:val="21"/>
+        </w:rPr>
+        <w:t xml:space="preserve">TimeZoneId</w:t>
+      </w:r>
+      <w:r>
+        <w:rPr>
+          <w:sz w:val="21"/>
+          <w:szCs w:val="21"/>
+        </w:rPr>
+        <w:t xml:space="preserve">), non in quello dell'host: in un container il fuso locale è quasi sempre UTC, e la finestra diventerebbe 02:00–06:00 italiane d'inverno e 03:00–07:00 d'estate — tutte le notti, senza errori e senza avvisi. Il fuso in uso viene scritto nel log all'avvio, così una configurazione sbagliata si vede alla prima riga invece che dai grafici di carico.</w:t>
+      </w:r>
+    </w:p>
+    <w:p>
+      <w:pPr>
+        <w:spacing w:after="140" w:line="276"/>
+      </w:pPr>
+      <w:r>
+        <w:rPr>
+          <w:sz w:val="21"/>
+          <w:szCs w:val="21"/>
+        </w:rPr>
+        <w:t xml:space="preserve">La scadenza si calcola inoltre costruendo l'istante di chiusura, non sottraendo due orari. Sembra un dettaglio e non lo è: il timer che ne deriva misura tempo reale, mentre la differenza fra due orari misura orologio, e nelle due notti di cambio ora le due cose divergono di sessanta minuti. Nella notte di primavera la scadenza risultava un'ora più generosa, e una fase lunga poteva proseguire fino alle sei del mattino (D-16).</w:t>
+      </w:r>
+    </w:p>
+    <w:p>
+      <w:pPr>
+        <w:pBdr>
+          <w:left w:val="single" w:color="8FA3C0" w:sz="18" w:space="12"/>
+        </w:pBdr>
+        <w:spacing w:after="180" w:before="60" w:line="276"/>
+        <w:ind w:left="360"/>
+      </w:pPr>
+      <w:r>
+        <w:rPr>
+          <w:color w:val="44506B"/>
+          <w:sz w:val="20"/>
+          <w:szCs w:val="20"/>
+        </w:rPr>
+        <w:t xml:space="preserve">I due casi patologici sono gestiti esplicitamente. Se l'orario di chiusura non esiste in quella data — il salto di primavera — si prende il primo istante valido successivo. Se esiste due volte — il ritorno all'ora solare — si prende il primo: chiudere in anticipo costa un'ora di lavoro non fatto, chiudere in ritardo porta il purge nell'orario lavorativo.</w:t>
+      </w:r>
+    </w:p>
+    <w:p>
       <w:r>
         <w:br w:type="page"/>
       </w:r>
@@ -13408,7 +13578,7 @@
                 <w:sz w:val="19"/>
                 <w:szCs w:val="19"/>
               </w:rPr>
-              <w:t xml:space="preserve">B-1</w:t>
+              <w:t xml:space="preserve">D-15</w:t>
             </w:r>
           </w:p>
         </w:tc>
@@ -13433,7 +13603,7 @@
                 <w:sz w:val="19"/>
                 <w:szCs w:val="19"/>
               </w:rPr>
-              <w:t xml:space="preserve">Packer separato e privo di I/O</w:t>
+              <w:t xml:space="preserve">Deriva dello schema rilevata all'avvio</w:t>
             </w:r>
           </w:p>
         </w:tc>
@@ -13458,7 +13628,7 @@
                 <w:sz w:val="19"/>
                 <w:szCs w:val="19"/>
               </w:rPr>
-              <w:t xml:space="preserve">Packing dentro il planner: non verificabile senza database.</w:t>
+              <w:t xml:space="preserve">Solo la verifica manuale: una tabella nuova legata a Order si sarebbe manifestata di notte, come aggregati abbandonati uno per uno.</w:t>
             </w:r>
           </w:p>
         </w:tc>
@@ -13486,7 +13656,7 @@
                 <w:sz w:val="19"/>
                 <w:szCs w:val="19"/>
               </w:rPr>
-              <w:t xml:space="preserve">B-2</w:t>
+              <w:t xml:space="preserve">D-16</w:t>
             </w:r>
           </w:p>
         </w:tc>
@@ -13512,7 +13682,7 @@
                 <w:sz w:val="19"/>
                 <w:szCs w:val="19"/>
               </w:rPr>
-              <w:t xml:space="preserve">Reader chiuso prima della bulk copy</w:t>
+              <w:t xml:space="preserve">Finestra in un fuso dichiarato, scadenza come istante</w:t>
             </w:r>
           </w:p>
         </w:tc>
@@ -13538,7 +13708,7 @@
                 <w:sz w:val="19"/>
                 <w:szCs w:val="19"/>
               </w:rPr>
-              <w:t xml:space="preserve">Reader aperto: conflitto sulla stessa sessione SQL.</w:t>
+              <w:t xml:space="preserve">Fuso dell'host e differenza fra orari: in un container il fuso è UTC, e nella notte di primavera la scadenza concedeva un'ora in più.</w:t>
             </w:r>
           </w:p>
         </w:tc>
@@ -13565,6 +13735,241 @@
                 <w:sz w:val="19"/>
                 <w:szCs w:val="19"/>
               </w:rPr>
+              <w:t xml:space="preserve">D-17</w:t>
+            </w:r>
+          </w:p>
+        </w:tc>
+        <w:tc>
+          <w:tcPr>
+            <w:tcW w:type="dxa" w:w="3100"/>
+            <w:tcMar>
+              <w:top w:type="dxa" w:w="70"/>
+              <w:left w:type="dxa" w:w="110"/>
+              <w:bottom w:type="dxa" w:w="70"/>
+              <w:right w:type="dxa" w:w="110"/>
+            </w:tcMar>
+          </w:tcPr>
+          <w:p>
+            <w:pPr>
+              <w:spacing w:after="0" w:line="250"/>
+            </w:pPr>
+            <w:r>
+              <w:rPr>
+                <w:b w:val="false"/>
+                <w:bCs w:val="false"/>
+                <w:sz w:val="19"/>
+                <w:szCs w:val="19"/>
+              </w:rPr>
+              <w:t xml:space="preserve">Tetto al peso del singolo aggregato</w:t>
+            </w:r>
+          </w:p>
+        </w:tc>
+        <w:tc>
+          <w:tcPr>
+            <w:tcW w:type="dxa" w:w="5600"/>
+            <w:tcMar>
+              <w:top w:type="dxa" w:w="70"/>
+              <w:left w:type="dxa" w:w="110"/>
+              <w:bottom w:type="dxa" w:w="70"/>
+              <w:right w:type="dxa" w:w="110"/>
+            </w:tcMar>
+          </w:tcPr>
+          <w:p>
+            <w:pPr>
+              <w:spacing w:after="0" w:line="250"/>
+            </w:pPr>
+            <w:r>
+              <w:rPr>
+                <w:b w:val="false"/>
+                <w:bCs w:val="false"/>
+                <w:sz w:val="19"/>
+                <w:szCs w:val="19"/>
+              </w:rPr>
+              <w:t xml:space="preserve">Nessun limite superiore: un collettivo da centomila righe diventa la transazione che il packing esiste per evitare.</w:t>
+            </w:r>
+          </w:p>
+        </w:tc>
+      </w:tr>
+      <w:tr>
+        <w:tc>
+          <w:tcPr>
+            <w:tcW w:type="dxa" w:w="700"/>
+            <w:shd w:fill="F5F7FA" w:val="clear"/>
+            <w:tcMar>
+              <w:top w:type="dxa" w:w="70"/>
+              <w:left w:type="dxa" w:w="110"/>
+              <w:bottom w:type="dxa" w:w="70"/>
+              <w:right w:type="dxa" w:w="110"/>
+            </w:tcMar>
+          </w:tcPr>
+          <w:p>
+            <w:pPr>
+              <w:spacing w:after="0" w:line="250"/>
+            </w:pPr>
+            <w:r>
+              <w:rPr>
+                <w:b w:val="false"/>
+                <w:bCs w:val="false"/>
+                <w:sz w:val="19"/>
+                <w:szCs w:val="19"/>
+              </w:rPr>
+              <w:t xml:space="preserve">B-1</w:t>
+            </w:r>
+          </w:p>
+        </w:tc>
+        <w:tc>
+          <w:tcPr>
+            <w:tcW w:type="dxa" w:w="3100"/>
+            <w:shd w:fill="F5F7FA" w:val="clear"/>
+            <w:tcMar>
+              <w:top w:type="dxa" w:w="70"/>
+              <w:left w:type="dxa" w:w="110"/>
+              <w:bottom w:type="dxa" w:w="70"/>
+              <w:right w:type="dxa" w:w="110"/>
+            </w:tcMar>
+          </w:tcPr>
+          <w:p>
+            <w:pPr>
+              <w:spacing w:after="0" w:line="250"/>
+            </w:pPr>
+            <w:r>
+              <w:rPr>
+                <w:b w:val="false"/>
+                <w:bCs w:val="false"/>
+                <w:sz w:val="19"/>
+                <w:szCs w:val="19"/>
+              </w:rPr>
+              <w:t xml:space="preserve">Packer separato e privo di I/O</w:t>
+            </w:r>
+          </w:p>
+        </w:tc>
+        <w:tc>
+          <w:tcPr>
+            <w:tcW w:type="dxa" w:w="5600"/>
+            <w:shd w:fill="F5F7FA" w:val="clear"/>
+            <w:tcMar>
+              <w:top w:type="dxa" w:w="70"/>
+              <w:left w:type="dxa" w:w="110"/>
+              <w:bottom w:type="dxa" w:w="70"/>
+              <w:right w:type="dxa" w:w="110"/>
+            </w:tcMar>
+          </w:tcPr>
+          <w:p>
+            <w:pPr>
+              <w:spacing w:after="0" w:line="250"/>
+            </w:pPr>
+            <w:r>
+              <w:rPr>
+                <w:b w:val="false"/>
+                <w:bCs w:val="false"/>
+                <w:sz w:val="19"/>
+                <w:szCs w:val="19"/>
+              </w:rPr>
+              <w:t xml:space="preserve">Packing dentro il planner: non verificabile senza database.</w:t>
+            </w:r>
+          </w:p>
+        </w:tc>
+      </w:tr>
+      <w:tr>
+        <w:tc>
+          <w:tcPr>
+            <w:tcW w:type="dxa" w:w="700"/>
+            <w:tcMar>
+              <w:top w:type="dxa" w:w="70"/>
+              <w:left w:type="dxa" w:w="110"/>
+              <w:bottom w:type="dxa" w:w="70"/>
+              <w:right w:type="dxa" w:w="110"/>
+            </w:tcMar>
+          </w:tcPr>
+          <w:p>
+            <w:pPr>
+              <w:spacing w:after="0" w:line="250"/>
+            </w:pPr>
+            <w:r>
+              <w:rPr>
+                <w:b w:val="false"/>
+                <w:bCs w:val="false"/>
+                <w:sz w:val="19"/>
+                <w:szCs w:val="19"/>
+              </w:rPr>
+              <w:t xml:space="preserve">B-2</w:t>
+            </w:r>
+          </w:p>
+        </w:tc>
+        <w:tc>
+          <w:tcPr>
+            <w:tcW w:type="dxa" w:w="3100"/>
+            <w:tcMar>
+              <w:top w:type="dxa" w:w="70"/>
+              <w:left w:type="dxa" w:w="110"/>
+              <w:bottom w:type="dxa" w:w="70"/>
+              <w:right w:type="dxa" w:w="110"/>
+            </w:tcMar>
+          </w:tcPr>
+          <w:p>
+            <w:pPr>
+              <w:spacing w:after="0" w:line="250"/>
+            </w:pPr>
+            <w:r>
+              <w:rPr>
+                <w:b w:val="false"/>
+                <w:bCs w:val="false"/>
+                <w:sz w:val="19"/>
+                <w:szCs w:val="19"/>
+              </w:rPr>
+              <w:t xml:space="preserve">Reader chiuso prima della bulk copy</w:t>
+            </w:r>
+          </w:p>
+        </w:tc>
+        <w:tc>
+          <w:tcPr>
+            <w:tcW w:type="dxa" w:w="5600"/>
+            <w:tcMar>
+              <w:top w:type="dxa" w:w="70"/>
+              <w:left w:type="dxa" w:w="110"/>
+              <w:bottom w:type="dxa" w:w="70"/>
+              <w:right w:type="dxa" w:w="110"/>
+            </w:tcMar>
+          </w:tcPr>
+          <w:p>
+            <w:pPr>
+              <w:spacing w:after="0" w:line="250"/>
+            </w:pPr>
+            <w:r>
+              <w:rPr>
+                <w:b w:val="false"/>
+                <w:bCs w:val="false"/>
+                <w:sz w:val="19"/>
+                <w:szCs w:val="19"/>
+              </w:rPr>
+              <w:t xml:space="preserve">Reader aperto: conflitto sulla stessa sessione SQL.</w:t>
+            </w:r>
+          </w:p>
+        </w:tc>
+      </w:tr>
+      <w:tr>
+        <w:tc>
+          <w:tcPr>
+            <w:tcW w:type="dxa" w:w="700"/>
+            <w:shd w:fill="F5F7FA" w:val="clear"/>
+            <w:tcMar>
+              <w:top w:type="dxa" w:w="70"/>
+              <w:left w:type="dxa" w:w="110"/>
+              <w:bottom w:type="dxa" w:w="70"/>
+              <w:right w:type="dxa" w:w="110"/>
+            </w:tcMar>
+          </w:tcPr>
+          <w:p>
+            <w:pPr>
+              <w:spacing w:after="0" w:line="250"/>
+            </w:pPr>
+            <w:r>
+              <w:rPr>
+                <w:b w:val="false"/>
+                <w:bCs w:val="false"/>
+                <w:sz w:val="19"/>
+                <w:szCs w:val="19"/>
+              </w:rPr>
               <w:t xml:space="preserve">HK-1</w:t>
             </w:r>
           </w:p>
@@ -13572,6 +13977,7 @@
         <w:tc>
           <w:tcPr>
             <w:tcW w:type="dxa" w:w="3100"/>
+            <w:shd w:fill="F5F7FA" w:val="clear"/>
             <w:tcMar>
               <w:top w:type="dxa" w:w="70"/>
               <w:left w:type="dxa" w:w="110"/>
@@ -13597,6 +14003,7 @@
         <w:tc>
           <w:tcPr>
             <w:tcW w:type="dxa" w:w="5600"/>
+            <w:shd w:fill="F5F7FA" w:val="clear"/>
             <w:tcMar>
               <w:top w:type="dxa" w:w="70"/>
               <w:left w:type="dxa" w:w="110"/>
@@ -13671,6 +14078,309 @@
         <w:t xml:space="preserve">Ciò che segue non è incompleto per dimenticanza: sono decisioni che spettano a interlocutori esterni allo sviluppo, e che il sistema oggi gestisce nel modo più prudente possibile in attesa di una risposta.</w:t>
       </w:r>
     </w:p>
+    <w:p>
+      <w:pPr>
+        <w:spacing w:after="140" w:line="276"/>
+      </w:pPr>
+      <w:r>
+        <w:rPr>
+          <w:sz w:val="21"/>
+          <w:szCs w:val="21"/>
+        </w:rPr>
+        <w:t xml:space="preserve">La classificazione conta quanto la domanda. Un punto che impedisce il primo sfoltimento e uno che si può chiarire dopo richiedono la stessa risposta, ma non nello stesso momento, e confonderli fa perdere tempo su entrambi.</w:t>
+      </w:r>
+    </w:p>
+    <w:p>
+      <w:pPr>
+        <w:spacing w:after="200"/>
+      </w:pPr>
+    </w:p>
+    <w:tbl>
+      <w:tblPr>
+        <w:tblW w:type="dxa" w:w="9400"/>
+        <w:tblBorders>
+          <w:top w:val="single" w:color="AAB6C8" w:sz="4"/>
+          <w:left w:val="single" w:color="AAB6C8" w:sz="4"/>
+          <w:bottom w:val="single" w:color="AAB6C8" w:sz="4"/>
+          <w:right w:val="single" w:color="AAB6C8" w:sz="4"/>
+          <w:insideH w:val="single" w:color="CBD4E1" w:sz="2"/>
+          <w:insideV w:val="single" w:color="CBD4E1" w:sz="2"/>
+        </w:tblBorders>
+      </w:tblPr>
+      <w:tblGrid>
+        <w:gridCol w:w="2000"/>
+        <w:gridCol w:w="7400"/>
+      </w:tblGrid>
+      <w:tr>
+        <w:trPr>
+          <w:tblHeader/>
+        </w:trPr>
+        <w:tc>
+          <w:tcPr>
+            <w:tcW w:type="dxa" w:w="2000"/>
+            <w:shd w:fill="E7ECF3" w:val="clear"/>
+            <w:tcMar>
+              <w:top w:type="dxa" w:w="70"/>
+              <w:left w:type="dxa" w:w="110"/>
+              <w:bottom w:type="dxa" w:w="70"/>
+              <w:right w:type="dxa" w:w="110"/>
+            </w:tcMar>
+          </w:tcPr>
+          <w:p>
+            <w:pPr>
+              <w:spacing w:after="0" w:line="250"/>
+            </w:pPr>
+            <w:r>
+              <w:rPr>
+                <w:b/>
+                <w:bCs/>
+                <w:sz w:val="19"/>
+                <w:szCs w:val="19"/>
+              </w:rPr>
+              <w:t xml:space="preserve">Classe</w:t>
+            </w:r>
+          </w:p>
+        </w:tc>
+        <w:tc>
+          <w:tcPr>
+            <w:tcW w:type="dxa" w:w="7400"/>
+            <w:shd w:fill="E7ECF3" w:val="clear"/>
+            <w:tcMar>
+              <w:top w:type="dxa" w:w="70"/>
+              <w:left w:type="dxa" w:w="110"/>
+              <w:bottom w:type="dxa" w:w="70"/>
+              <w:right w:type="dxa" w:w="110"/>
+            </w:tcMar>
+          </w:tcPr>
+          <w:p>
+            <w:pPr>
+              <w:spacing w:after="0" w:line="250"/>
+            </w:pPr>
+            <w:r>
+              <w:rPr>
+                <w:b/>
+                <w:bCs/>
+                <w:sz w:val="19"/>
+                <w:szCs w:val="19"/>
+              </w:rPr>
+              <w:t xml:space="preserve">Significato</w:t>
+            </w:r>
+          </w:p>
+        </w:tc>
+      </w:tr>
+      <w:tr>
+        <w:tc>
+          <w:tcPr>
+            <w:tcW w:type="dxa" w:w="2000"/>
+            <w:tcMar>
+              <w:top w:type="dxa" w:w="70"/>
+              <w:left w:type="dxa" w:w="110"/>
+              <w:bottom w:type="dxa" w:w="70"/>
+              <w:right w:type="dxa" w:w="110"/>
+            </w:tcMar>
+          </w:tcPr>
+          <w:p>
+            <w:pPr>
+              <w:spacing w:after="0" w:line="250"/>
+            </w:pPr>
+            <w:r>
+              <w:rPr>
+                <w:b w:val="false"/>
+                <w:bCs w:val="false"/>
+                <w:sz w:val="19"/>
+                <w:szCs w:val="19"/>
+              </w:rPr>
+              <w:t xml:space="preserve">Bloccante</w:t>
+            </w:r>
+          </w:p>
+        </w:tc>
+        <w:tc>
+          <w:tcPr>
+            <w:tcW w:type="dxa" w:w="7400"/>
+            <w:tcMar>
+              <w:top w:type="dxa" w:w="70"/>
+              <w:left w:type="dxa" w:w="110"/>
+              <w:bottom w:type="dxa" w:w="70"/>
+              <w:right w:type="dxa" w:w="110"/>
+            </w:tcMar>
+          </w:tcPr>
+          <w:p>
+            <w:pPr>
+              <w:spacing w:after="0" w:line="250"/>
+            </w:pPr>
+            <w:r>
+              <w:rPr>
+                <w:b w:val="false"/>
+                <w:bCs w:val="false"/>
+                <w:sz w:val="19"/>
+                <w:szCs w:val="19"/>
+              </w:rPr>
+              <w:t xml:space="preserve">Il primo sfoltimento reale non può avvenire senza risposta: senza, il perimetro di ciò che verrebbe cancellato non è definito.</w:t>
+            </w:r>
+          </w:p>
+        </w:tc>
+      </w:tr>
+      <w:tr>
+        <w:tc>
+          <w:tcPr>
+            <w:tcW w:type="dxa" w:w="2000"/>
+            <w:shd w:fill="F5F7FA" w:val="clear"/>
+            <w:tcMar>
+              <w:top w:type="dxa" w:w="70"/>
+              <w:left w:type="dxa" w:w="110"/>
+              <w:bottom w:type="dxa" w:w="70"/>
+              <w:right w:type="dxa" w:w="110"/>
+            </w:tcMar>
+          </w:tcPr>
+          <w:p>
+            <w:pPr>
+              <w:spacing w:after="0" w:line="250"/>
+            </w:pPr>
+            <w:r>
+              <w:rPr>
+                <w:b w:val="false"/>
+                <w:bCs w:val="false"/>
+                <w:sz w:val="19"/>
+                <w:szCs w:val="19"/>
+              </w:rPr>
+              <w:t xml:space="preserve">Prima di attivare</w:t>
+            </w:r>
+          </w:p>
+        </w:tc>
+        <w:tc>
+          <w:tcPr>
+            <w:tcW w:type="dxa" w:w="7400"/>
+            <w:shd w:fill="F5F7FA" w:val="clear"/>
+            <w:tcMar>
+              <w:top w:type="dxa" w:w="70"/>
+              <w:left w:type="dxa" w:w="110"/>
+              <w:bottom w:type="dxa" w:w="70"/>
+              <w:right w:type="dxa" w:w="110"/>
+            </w:tcMar>
+          </w:tcPr>
+          <w:p>
+            <w:pPr>
+              <w:spacing w:after="0" w:line="250"/>
+            </w:pPr>
+            <w:r>
+              <w:rPr>
+                <w:b w:val="false"/>
+                <w:bCs w:val="false"/>
+                <w:sz w:val="19"/>
+                <w:szCs w:val="19"/>
+              </w:rPr>
+              <w:t xml:space="preserve">Non impedisce il go-live, ma blocca l'attivazione di una funzione specifica.</w:t>
+            </w:r>
+          </w:p>
+        </w:tc>
+      </w:tr>
+      <w:tr>
+        <w:tc>
+          <w:tcPr>
+            <w:tcW w:type="dxa" w:w="2000"/>
+            <w:tcMar>
+              <w:top w:type="dxa" w:w="70"/>
+              <w:left w:type="dxa" w:w="110"/>
+              <w:bottom w:type="dxa" w:w="70"/>
+              <w:right w:type="dxa" w:w="110"/>
+            </w:tcMar>
+          </w:tcPr>
+          <w:p>
+            <w:pPr>
+              <w:spacing w:after="0" w:line="250"/>
+            </w:pPr>
+            <w:r>
+              <w:rPr>
+                <w:b w:val="false"/>
+                <w:bCs w:val="false"/>
+                <w:sz w:val="19"/>
+                <w:szCs w:val="19"/>
+              </w:rPr>
+              <w:t xml:space="preserve">Chiarimento operativo</w:t>
+            </w:r>
+          </w:p>
+        </w:tc>
+        <w:tc>
+          <w:tcPr>
+            <w:tcW w:type="dxa" w:w="7400"/>
+            <w:tcMar>
+              <w:top w:type="dxa" w:w="70"/>
+              <w:left w:type="dxa" w:w="110"/>
+              <w:bottom w:type="dxa" w:w="70"/>
+              <w:right w:type="dxa" w:w="110"/>
+            </w:tcMar>
+          </w:tcPr>
+          <w:p>
+            <w:pPr>
+              <w:spacing w:after="0" w:line="250"/>
+            </w:pPr>
+            <w:r>
+              <w:rPr>
+                <w:b w:val="false"/>
+                <w:bCs w:val="false"/>
+                <w:sz w:val="19"/>
+                <w:szCs w:val="19"/>
+              </w:rPr>
+              <w:t xml:space="preserve">Il comportamento attuale è difendibile; la risposta lo conferma o lo cambia, senza urgenza.</w:t>
+            </w:r>
+          </w:p>
+        </w:tc>
+      </w:tr>
+      <w:tr>
+        <w:tc>
+          <w:tcPr>
+            <w:tcW w:type="dxa" w:w="2000"/>
+            <w:shd w:fill="F5F7FA" w:val="clear"/>
+            <w:tcMar>
+              <w:top w:type="dxa" w:w="70"/>
+              <w:left w:type="dxa" w:w="110"/>
+              <w:bottom w:type="dxa" w:w="70"/>
+              <w:right w:type="dxa" w:w="110"/>
+            </w:tcMar>
+          </w:tcPr>
+          <w:p>
+            <w:pPr>
+              <w:spacing w:after="0" w:line="250"/>
+            </w:pPr>
+            <w:r>
+              <w:rPr>
+                <w:b w:val="false"/>
+                <w:bCs w:val="false"/>
+                <w:sz w:val="19"/>
+                <w:szCs w:val="19"/>
+              </w:rPr>
+              <w:t xml:space="preserve">Capacità futura</w:t>
+            </w:r>
+          </w:p>
+        </w:tc>
+        <w:tc>
+          <w:tcPr>
+            <w:tcW w:type="dxa" w:w="7400"/>
+            <w:shd w:fill="F5F7FA" w:val="clear"/>
+            <w:tcMar>
+              <w:top w:type="dxa" w:w="70"/>
+              <w:left w:type="dxa" w:w="110"/>
+              <w:bottom w:type="dxa" w:w="70"/>
+              <w:right w:type="dxa" w:w="110"/>
+            </w:tcMar>
+          </w:tcPr>
+          <w:p>
+            <w:pPr>
+              <w:spacing w:after="0" w:line="250"/>
+            </w:pPr>
+            <w:r>
+              <w:rPr>
+                <w:b w:val="false"/>
+                <w:bCs w:val="false"/>
+                <w:sz w:val="19"/>
+                <w:szCs w:val="19"/>
+              </w:rPr>
+              <w:t xml:space="preserve">Funzione oggi assente. Va deciso se e quando servirà, non come farla.</w:t>
+            </w:r>
+          </w:p>
+        </w:tc>
+      </w:tr>
+    </w:tbl>
     <w:p>
       <w:pPr>
         <w:spacing w:after="200"/>
@@ -13690,9 +14400,10 @@
       </w:tblPr>
       <w:tblGrid>
         <w:gridCol w:w="700"/>
-        <w:gridCol w:w="3700"/>
-        <w:gridCol w:w="1900"/>
+        <w:gridCol w:w="1700"/>
         <w:gridCol w:w="3100"/>
+        <w:gridCol w:w="1500"/>
+        <w:gridCol w:w="2400"/>
       </w:tblGrid>
       <w:tr>
         <w:trPr>
@@ -13726,7 +14437,7 @@
         </w:tc>
         <w:tc>
           <w:tcPr>
-            <w:tcW w:type="dxa" w:w="3700"/>
+            <w:tcW w:type="dxa" w:w="1700"/>
             <w:shd w:fill="E7ECF3" w:val="clear"/>
             <w:tcMar>
               <w:top w:type="dxa" w:w="70"/>
@@ -13746,13 +14457,13 @@
                 <w:sz w:val="19"/>
                 <w:szCs w:val="19"/>
               </w:rPr>
-              <w:t xml:space="preserve">Questione</w:t>
-            </w:r>
-          </w:p>
-        </w:tc>
-        <w:tc>
-          <w:tcPr>
-            <w:tcW w:type="dxa" w:w="1900"/>
+              <w:t xml:space="preserve">Classe</w:t>
+            </w:r>
+          </w:p>
+        </w:tc>
+        <w:tc>
+          <w:tcPr>
+            <w:tcW w:type="dxa" w:w="3100"/>
             <w:shd w:fill="E7ECF3" w:val="clear"/>
             <w:tcMar>
               <w:top w:type="dxa" w:w="70"/>
@@ -13772,13 +14483,13 @@
                 <w:sz w:val="19"/>
                 <w:szCs w:val="19"/>
               </w:rPr>
-              <w:t xml:space="preserve">Interlocutore</w:t>
-            </w:r>
-          </w:p>
-        </w:tc>
-        <w:tc>
-          <w:tcPr>
-            <w:tcW w:type="dxa" w:w="3100"/>
+              <w:t xml:space="preserve">Questione</w:t>
+            </w:r>
+          </w:p>
+        </w:tc>
+        <w:tc>
+          <w:tcPr>
+            <w:tcW w:type="dxa" w:w="1500"/>
             <w:shd w:fill="E7ECF3" w:val="clear"/>
             <w:tcMar>
               <w:top w:type="dxa" w:w="70"/>
@@ -13798,6 +14509,32 @@
                 <w:sz w:val="19"/>
                 <w:szCs w:val="19"/>
               </w:rPr>
+              <w:t xml:space="preserve">Interlocutore</w:t>
+            </w:r>
+          </w:p>
+        </w:tc>
+        <w:tc>
+          <w:tcPr>
+            <w:tcW w:type="dxa" w:w="2400"/>
+            <w:shd w:fill="E7ECF3" w:val="clear"/>
+            <w:tcMar>
+              <w:top w:type="dxa" w:w="70"/>
+              <w:left w:type="dxa" w:w="110"/>
+              <w:bottom w:type="dxa" w:w="70"/>
+              <w:right w:type="dxa" w:w="110"/>
+            </w:tcMar>
+          </w:tcPr>
+          <w:p>
+            <w:pPr>
+              <w:spacing w:after="0" w:line="250"/>
+            </w:pPr>
+            <w:r>
+              <w:rPr>
+                <w:b/>
+                <w:bCs/>
+                <w:sz w:val="19"/>
+                <w:szCs w:val="19"/>
+              </w:rPr>
               <w:t xml:space="preserve">Comportamento attuale</w:t>
             </w:r>
           </w:p>
@@ -13831,7 +14568,32 @@
         </w:tc>
         <w:tc>
           <w:tcPr>
-            <w:tcW w:type="dxa" w:w="3700"/>
+            <w:tcW w:type="dxa" w:w="1700"/>
+            <w:tcMar>
+              <w:top w:type="dxa" w:w="70"/>
+              <w:left w:type="dxa" w:w="110"/>
+              <w:bottom w:type="dxa" w:w="70"/>
+              <w:right w:type="dxa" w:w="110"/>
+            </w:tcMar>
+          </w:tcPr>
+          <w:p>
+            <w:pPr>
+              <w:spacing w:after="0" w:line="250"/>
+            </w:pPr>
+            <w:r>
+              <w:rPr>
+                <w:b w:val="false"/>
+                <w:bCs w:val="false"/>
+                <w:sz w:val="19"/>
+                <w:szCs w:val="19"/>
+              </w:rPr>
+              <w:t xml:space="preserve">Bloccante</w:t>
+            </w:r>
+          </w:p>
+        </w:tc>
+        <w:tc>
+          <w:tcPr>
+            <w:tcW w:type="dxa" w:w="3100"/>
             <w:tcMar>
               <w:top w:type="dxa" w:w="70"/>
               <w:left w:type="dxa" w:w="110"/>
@@ -13856,7 +14618,7 @@
         </w:tc>
         <w:tc>
           <w:tcPr>
-            <w:tcW w:type="dxa" w:w="1900"/>
+            <w:tcW w:type="dxa" w:w="1500"/>
             <w:tcMar>
               <w:top w:type="dxa" w:w="70"/>
               <w:left w:type="dxa" w:w="110"/>
@@ -13881,7 +14643,7 @@
         </w:tc>
         <w:tc>
           <w:tcPr>
-            <w:tcW w:type="dxa" w:w="3100"/>
+            <w:tcW w:type="dxa" w:w="2400"/>
             <w:tcMar>
               <w:top w:type="dxa" w:w="70"/>
               <w:left w:type="dxa" w:w="110"/>
@@ -13934,7 +14696,33 @@
         </w:tc>
         <w:tc>
           <w:tcPr>
-            <w:tcW w:type="dxa" w:w="3700"/>
+            <w:tcW w:type="dxa" w:w="1700"/>
+            <w:shd w:fill="F5F7FA" w:val="clear"/>
+            <w:tcMar>
+              <w:top w:type="dxa" w:w="70"/>
+              <w:left w:type="dxa" w:w="110"/>
+              <w:bottom w:type="dxa" w:w="70"/>
+              <w:right w:type="dxa" w:w="110"/>
+            </w:tcMar>
+          </w:tcPr>
+          <w:p>
+            <w:pPr>
+              <w:spacing w:after="0" w:line="250"/>
+            </w:pPr>
+            <w:r>
+              <w:rPr>
+                <w:b w:val="false"/>
+                <w:bCs w:val="false"/>
+                <w:sz w:val="19"/>
+                <w:szCs w:val="19"/>
+              </w:rPr>
+              <w:t xml:space="preserve">Bloccante</w:t>
+            </w:r>
+          </w:p>
+        </w:tc>
+        <w:tc>
+          <w:tcPr>
+            <w:tcW w:type="dxa" w:w="3100"/>
             <w:shd w:fill="F5F7FA" w:val="clear"/>
             <w:tcMar>
               <w:top w:type="dxa" w:w="70"/>
@@ -13960,7 +14748,7 @@
         </w:tc>
         <w:tc>
           <w:tcPr>
-            <w:tcW w:type="dxa" w:w="1900"/>
+            <w:tcW w:type="dxa" w:w="1500"/>
             <w:shd w:fill="F5F7FA" w:val="clear"/>
             <w:tcMar>
               <w:top w:type="dxa" w:w="70"/>
@@ -13986,7 +14774,7 @@
         </w:tc>
         <w:tc>
           <w:tcPr>
-            <w:tcW w:type="dxa" w:w="3100"/>
+            <w:tcW w:type="dxa" w:w="2400"/>
             <w:shd w:fill="F5F7FA" w:val="clear"/>
             <w:tcMar>
               <w:top w:type="dxa" w:w="70"/>
@@ -14033,57 +14821,32 @@
                 <w:sz w:val="19"/>
                 <w:szCs w:val="19"/>
               </w:rPr>
-              <w:t xml:space="preserve">PA-5</w:t>
-            </w:r>
-          </w:p>
-        </w:tc>
-        <w:tc>
-          <w:tcPr>
-            <w:tcW w:type="dxa" w:w="3700"/>
-            <w:tcMar>
-              <w:top w:type="dxa" w:w="70"/>
-              <w:left w:type="dxa" w:w="110"/>
-              <w:bottom w:type="dxa" w:w="70"/>
-              <w:right w:type="dxa" w:w="110"/>
-            </w:tcMar>
-          </w:tcPr>
-          <w:p>
-            <w:pPr>
-              <w:spacing w:after="0" w:line="250"/>
-            </w:pPr>
-            <w:r>
-              <w:rPr>
-                <w:b w:val="false"/>
-                <w:bCs w:val="false"/>
-                <w:sz w:val="19"/>
-                <w:szCs w:val="19"/>
-              </w:rPr>
-              <w:t xml:space="preserve">Serve un meccanismo di blocco per contenzioso (legal hold)?</w:t>
-            </w:r>
-          </w:p>
-        </w:tc>
-        <w:tc>
-          <w:tcPr>
-            <w:tcW w:type="dxa" w:w="1900"/>
-            <w:tcMar>
-              <w:top w:type="dxa" w:w="70"/>
-              <w:left w:type="dxa" w:w="110"/>
-              <w:bottom w:type="dxa" w:w="70"/>
-              <w:right w:type="dxa" w:w="110"/>
-            </w:tcMar>
-          </w:tcPr>
-          <w:p>
-            <w:pPr>
-              <w:spacing w:after="0" w:line="250"/>
-            </w:pPr>
-            <w:r>
-              <w:rPr>
-                <w:b w:val="false"/>
-                <w:bCs w:val="false"/>
-                <w:sz w:val="19"/>
-                <w:szCs w:val="19"/>
-              </w:rPr>
-              <w:t xml:space="preserve">Legal</w:t>
+              <w:t xml:space="preserve">PA-21</w:t>
+            </w:r>
+          </w:p>
+        </w:tc>
+        <w:tc>
+          <w:tcPr>
+            <w:tcW w:type="dxa" w:w="1700"/>
+            <w:tcMar>
+              <w:top w:type="dxa" w:w="70"/>
+              <w:left w:type="dxa" w:w="110"/>
+              <w:bottom w:type="dxa" w:w="70"/>
+              <w:right w:type="dxa" w:w="110"/>
+            </w:tcMar>
+          </w:tcPr>
+          <w:p>
+            <w:pPr>
+              <w:spacing w:after="0" w:line="250"/>
+            </w:pPr>
+            <w:r>
+              <w:rPr>
+                <w:b w:val="false"/>
+                <w:bCs w:val="false"/>
+                <w:sz w:val="19"/>
+                <w:szCs w:val="19"/>
+              </w:rPr>
+              <w:t xml:space="preserve">Prima di attivare</w:t>
             </w:r>
           </w:p>
         </w:tc>
@@ -14108,7 +14871,57 @@
                 <w:sz w:val="19"/>
                 <w:szCs w:val="19"/>
               </w:rPr>
-              <w:t xml:space="preserve">Non implementato: nessun ordine è esentabile</w:t>
+              <w:t xml:space="preserve">Da quanto tempo un ordine mai completato può essere rimosso?</w:t>
+            </w:r>
+          </w:p>
+        </w:tc>
+        <w:tc>
+          <w:tcPr>
+            <w:tcW w:type="dxa" w:w="1500"/>
+            <w:tcMar>
+              <w:top w:type="dxa" w:w="70"/>
+              <w:left w:type="dxa" w:w="110"/>
+              <w:bottom w:type="dxa" w:w="70"/>
+              <w:right w:type="dxa" w:w="110"/>
+            </w:tcMar>
+          </w:tcPr>
+          <w:p>
+            <w:pPr>
+              <w:spacing w:after="0" w:line="250"/>
+            </w:pPr>
+            <w:r>
+              <w:rPr>
+                <w:b w:val="false"/>
+                <w:bCs w:val="false"/>
+                <w:sz w:val="19"/>
+                <w:szCs w:val="19"/>
+              </w:rPr>
+              <w:t xml:space="preserve">Business / Compliance</w:t>
+            </w:r>
+          </w:p>
+        </w:tc>
+        <w:tc>
+          <w:tcPr>
+            <w:tcW w:type="dxa" w:w="2400"/>
+            <w:tcMar>
+              <w:top w:type="dxa" w:w="70"/>
+              <w:left w:type="dxa" w:w="110"/>
+              <w:bottom w:type="dxa" w:w="70"/>
+              <w:right w:type="dxa" w:w="110"/>
+            </w:tcMar>
+          </w:tcPr>
+          <w:p>
+            <w:pPr>
+              <w:spacing w:after="0" w:line="250"/>
+            </w:pPr>
+            <w:r>
+              <w:rPr>
+                <w:b w:val="false"/>
+                <w:bCs w:val="false"/>
+                <w:sz w:val="19"/>
+                <w:szCs w:val="19"/>
+              </w:rPr>
+              <w:t xml:space="preserve">Strategia degli abbandoni disattivata</w:t>
             </w:r>
           </w:p>
         </w:tc>
@@ -14142,7 +14955,33 @@
         </w:tc>
         <w:tc>
           <w:tcPr>
-            <w:tcW w:type="dxa" w:w="3700"/>
+            <w:tcW w:type="dxa" w:w="1700"/>
+            <w:shd w:fill="F5F7FA" w:val="clear"/>
+            <w:tcMar>
+              <w:top w:type="dxa" w:w="70"/>
+              <w:left w:type="dxa" w:w="110"/>
+              <w:bottom w:type="dxa" w:w="70"/>
+              <w:right w:type="dxa" w:w="110"/>
+            </w:tcMar>
+          </w:tcPr>
+          <w:p>
+            <w:pPr>
+              <w:spacing w:after="0" w:line="250"/>
+            </w:pPr>
+            <w:r>
+              <w:rPr>
+                <w:b w:val="false"/>
+                <w:bCs w:val="false"/>
+                <w:sz w:val="19"/>
+                <w:szCs w:val="19"/>
+              </w:rPr>
+              <w:t xml:space="preserve">Chiarimento operativo</w:t>
+            </w:r>
+          </w:p>
+        </w:tc>
+        <w:tc>
+          <w:tcPr>
+            <w:tcW w:type="dxa" w:w="3100"/>
             <w:shd w:fill="F5F7FA" w:val="clear"/>
             <w:tcMar>
               <w:top w:type="dxa" w:w="70"/>
@@ -14168,7 +15007,7 @@
         </w:tc>
         <w:tc>
           <w:tcPr>
-            <w:tcW w:type="dxa" w:w="1900"/>
+            <w:tcW w:type="dxa" w:w="1500"/>
             <w:shd w:fill="F5F7FA" w:val="clear"/>
             <w:tcMar>
               <w:top w:type="dxa" w:w="70"/>
@@ -14194,7 +15033,7 @@
         </w:tc>
         <w:tc>
           <w:tcPr>
-            <w:tcW w:type="dxa" w:w="3100"/>
+            <w:tcW w:type="dxa" w:w="2400"/>
             <w:shd w:fill="F5F7FA" w:val="clear"/>
             <w:tcMar>
               <w:top w:type="dxa" w:w="70"/>
@@ -14241,57 +15080,32 @@
                 <w:sz w:val="19"/>
                 <w:szCs w:val="19"/>
               </w:rPr>
-              <w:t xml:space="preserve">PA-21</w:t>
-            </w:r>
-          </w:p>
-        </w:tc>
-        <w:tc>
-          <w:tcPr>
-            <w:tcW w:type="dxa" w:w="3700"/>
-            <w:tcMar>
-              <w:top w:type="dxa" w:w="70"/>
-              <w:left w:type="dxa" w:w="110"/>
-              <w:bottom w:type="dxa" w:w="70"/>
-              <w:right w:type="dxa" w:w="110"/>
-            </w:tcMar>
-          </w:tcPr>
-          <w:p>
-            <w:pPr>
-              <w:spacing w:after="0" w:line="250"/>
-            </w:pPr>
-            <w:r>
-              <w:rPr>
-                <w:b w:val="false"/>
-                <w:bCs w:val="false"/>
-                <w:sz w:val="19"/>
-                <w:szCs w:val="19"/>
-              </w:rPr>
-              <w:t xml:space="preserve">Da quanto tempo un ordine mai completato può essere rimosso?</w:t>
-            </w:r>
-          </w:p>
-        </w:tc>
-        <w:tc>
-          <w:tcPr>
-            <w:tcW w:type="dxa" w:w="1900"/>
-            <w:tcMar>
-              <w:top w:type="dxa" w:w="70"/>
-              <w:left w:type="dxa" w:w="110"/>
-              <w:bottom w:type="dxa" w:w="70"/>
-              <w:right w:type="dxa" w:w="110"/>
-            </w:tcMar>
-          </w:tcPr>
-          <w:p>
-            <w:pPr>
-              <w:spacing w:after="0" w:line="250"/>
-            </w:pPr>
-            <w:r>
-              <w:rPr>
-                <w:b w:val="false"/>
-                <w:bCs w:val="false"/>
-                <w:sz w:val="19"/>
-                <w:szCs w:val="19"/>
-              </w:rPr>
-              <w:t xml:space="preserve">Business / Compliance</w:t>
+              <w:t xml:space="preserve">—</w:t>
+            </w:r>
+          </w:p>
+        </w:tc>
+        <w:tc>
+          <w:tcPr>
+            <w:tcW w:type="dxa" w:w="1700"/>
+            <w:tcMar>
+              <w:top w:type="dxa" w:w="70"/>
+              <w:left w:type="dxa" w:w="110"/>
+              <w:bottom w:type="dxa" w:w="70"/>
+              <w:right w:type="dxa" w:w="110"/>
+            </w:tcMar>
+          </w:tcPr>
+          <w:p>
+            <w:pPr>
+              <w:spacing w:after="0" w:line="250"/>
+            </w:pPr>
+            <w:r>
+              <w:rPr>
+                <w:b w:val="false"/>
+                <w:bCs w:val="false"/>
+                <w:sz w:val="19"/>
+                <w:szCs w:val="19"/>
+              </w:rPr>
+              <w:t xml:space="preserve">Chiarimento operativo</w:t>
             </w:r>
           </w:p>
         </w:tc>
@@ -14316,7 +15130,57 @@
                 <w:sz w:val="19"/>
                 <w:szCs w:val="19"/>
               </w:rPr>
-              <w:t xml:space="preserve">Strategia disattivata</w:t>
+              <w:t xml:space="preserve">Un piano ricorrente può essere componente di un collettivo?</w:t>
+            </w:r>
+          </w:p>
+        </w:tc>
+        <w:tc>
+          <w:tcPr>
+            <w:tcW w:type="dxa" w:w="1500"/>
+            <w:tcMar>
+              <w:top w:type="dxa" w:w="70"/>
+              <w:left w:type="dxa" w:w="110"/>
+              <w:bottom w:type="dxa" w:w="70"/>
+              <w:right w:type="dxa" w:w="110"/>
+            </w:tcMar>
+          </w:tcPr>
+          <w:p>
+            <w:pPr>
+              <w:spacing w:after="0" w:line="250"/>
+            </w:pPr>
+            <w:r>
+              <w:rPr>
+                <w:b w:val="false"/>
+                <w:bCs w:val="false"/>
+                <w:sz w:val="19"/>
+                <w:szCs w:val="19"/>
+              </w:rPr>
+              <w:t xml:space="preserve">Business</w:t>
+            </w:r>
+          </w:p>
+        </w:tc>
+        <w:tc>
+          <w:tcPr>
+            <w:tcW w:type="dxa" w:w="2400"/>
+            <w:tcMar>
+              <w:top w:type="dxa" w:w="70"/>
+              <w:left w:type="dxa" w:w="110"/>
+              <w:bottom w:type="dxa" w:w="70"/>
+              <w:right w:type="dxa" w:w="110"/>
+            </w:tcMar>
+          </w:tcPr>
+          <w:p>
+            <w:pPr>
+              <w:spacing w:after="0" w:line="250"/>
+            </w:pPr>
+            <w:r>
+              <w:rPr>
+                <w:b w:val="false"/>
+                <w:bCs w:val="false"/>
+                <w:sz w:val="19"/>
+                <w:szCs w:val="19"/>
+              </w:rPr>
+              <w:t xml:space="preserve">Non escluso esplicitamente: da chiarire prima dei volumi grandi</w:t>
             </w:r>
           </w:p>
         </w:tc>
@@ -14350,33 +15214,59 @@
         </w:tc>
         <w:tc>
           <w:tcPr>
-            <w:tcW w:type="dxa" w:w="3700"/>
-            <w:shd w:fill="F5F7FA" w:val="clear"/>
-            <w:tcMar>
-              <w:top w:type="dxa" w:w="70"/>
-              <w:left w:type="dxa" w:w="110"/>
-              <w:bottom w:type="dxa" w:w="70"/>
-              <w:right w:type="dxa" w:w="110"/>
-            </w:tcMar>
-          </w:tcPr>
-          <w:p>
-            <w:pPr>
-              <w:spacing w:after="0" w:line="250"/>
-            </w:pPr>
-            <w:r>
-              <w:rPr>
-                <w:b w:val="false"/>
-                <w:bCs w:val="false"/>
-                <w:sz w:val="19"/>
-                <w:szCs w:val="19"/>
-              </w:rPr>
-              <w:t xml:space="preserve">Un piano ricorrente può essere componente di un collettivo?</w:t>
-            </w:r>
-          </w:p>
-        </w:tc>
-        <w:tc>
-          <w:tcPr>
-            <w:tcW w:type="dxa" w:w="1900"/>
+            <w:tcW w:type="dxa" w:w="1700"/>
+            <w:shd w:fill="F5F7FA" w:val="clear"/>
+            <w:tcMar>
+              <w:top w:type="dxa" w:w="70"/>
+              <w:left w:type="dxa" w:w="110"/>
+              <w:bottom w:type="dxa" w:w="70"/>
+              <w:right w:type="dxa" w:w="110"/>
+            </w:tcMar>
+          </w:tcPr>
+          <w:p>
+            <w:pPr>
+              <w:spacing w:after="0" w:line="250"/>
+            </w:pPr>
+            <w:r>
+              <w:rPr>
+                <w:b w:val="false"/>
+                <w:bCs w:val="false"/>
+                <w:sz w:val="19"/>
+                <w:szCs w:val="19"/>
+              </w:rPr>
+              <w:t xml:space="preserve">Chiarimento operativo</w:t>
+            </w:r>
+          </w:p>
+        </w:tc>
+        <w:tc>
+          <w:tcPr>
+            <w:tcW w:type="dxa" w:w="3100"/>
+            <w:shd w:fill="F5F7FA" w:val="clear"/>
+            <w:tcMar>
+              <w:top w:type="dxa" w:w="70"/>
+              <w:left w:type="dxa" w:w="110"/>
+              <w:bottom w:type="dxa" w:w="70"/>
+              <w:right w:type="dxa" w:w="110"/>
+            </w:tcMar>
+          </w:tcPr>
+          <w:p>
+            <w:pPr>
+              <w:spacing w:after="0" w:line="250"/>
+            </w:pPr>
+            <w:r>
+              <w:rPr>
+                <w:b w:val="false"/>
+                <w:bCs w:val="false"/>
+                <w:sz w:val="19"/>
+                <w:szCs w:val="19"/>
+              </w:rPr>
+              <w:t xml:space="preserve">Esistono stati conclusivi oltre i cinque riconosciuti?</w:t>
+            </w:r>
+          </w:p>
+        </w:tc>
+        <w:tc>
+          <w:tcPr>
+            <w:tcW w:type="dxa" w:w="1500"/>
             <w:shd w:fill="F5F7FA" w:val="clear"/>
             <w:tcMar>
               <w:top w:type="dxa" w:w="70"/>
@@ -14402,27 +15292,27 @@
         </w:tc>
         <w:tc>
           <w:tcPr>
-            <w:tcW w:type="dxa" w:w="3100"/>
-            <w:shd w:fill="F5F7FA" w:val="clear"/>
-            <w:tcMar>
-              <w:top w:type="dxa" w:w="70"/>
-              <w:left w:type="dxa" w:w="110"/>
-              <w:bottom w:type="dxa" w:w="70"/>
-              <w:right w:type="dxa" w:w="110"/>
-            </w:tcMar>
-          </w:tcPr>
-          <w:p>
-            <w:pPr>
-              <w:spacing w:after="0" w:line="250"/>
-            </w:pPr>
-            <w:r>
-              <w:rPr>
-                <w:b w:val="false"/>
-                <w:bCs w:val="false"/>
-                <w:sz w:val="19"/>
-                <w:szCs w:val="19"/>
-              </w:rPr>
-              <w:t xml:space="preserve">Non escluso esplicitamente: da chiarire prima dei volumi grandi</w:t>
+            <w:tcW w:type="dxa" w:w="2400"/>
+            <w:shd w:fill="F5F7FA" w:val="clear"/>
+            <w:tcMar>
+              <w:top w:type="dxa" w:w="70"/>
+              <w:left w:type="dxa" w:w="110"/>
+              <w:bottom w:type="dxa" w:w="70"/>
+              <w:right w:type="dxa" w:w="110"/>
+            </w:tcMar>
+          </w:tcPr>
+          <w:p>
+            <w:pPr>
+              <w:spacing w:after="0" w:line="250"/>
+            </w:pPr>
+            <w:r>
+              <w:rPr>
+                <w:b w:val="false"/>
+                <w:bCs w:val="false"/>
+                <w:sz w:val="19"/>
+                <w:szCs w:val="19"/>
+              </w:rPr>
+              <w:t xml:space="preserve">Censiti a ogni simulazione (§4.7): non vengono mai sfoltiti finché non sono dichiarati</w:t>
             </w:r>
           </w:p>
         </w:tc>
@@ -14455,7 +15345,291 @@
         </w:tc>
         <w:tc>
           <w:tcPr>
-            <w:tcW w:type="dxa" w:w="3700"/>
+            <w:tcW w:type="dxa" w:w="1700"/>
+            <w:tcMar>
+              <w:top w:type="dxa" w:w="70"/>
+              <w:left w:type="dxa" w:w="110"/>
+              <w:bottom w:type="dxa" w:w="70"/>
+              <w:right w:type="dxa" w:w="110"/>
+            </w:tcMar>
+          </w:tcPr>
+          <w:p>
+            <w:pPr>
+              <w:spacing w:after="0" w:line="250"/>
+            </w:pPr>
+            <w:r>
+              <w:rPr>
+                <w:b w:val="false"/>
+                <w:bCs w:val="false"/>
+                <w:sz w:val="19"/>
+                <w:szCs w:val="19"/>
+              </w:rPr>
+              <w:t xml:space="preserve">Chiarimento operativo</w:t>
+            </w:r>
+          </w:p>
+        </w:tc>
+        <w:tc>
+          <w:tcPr>
+            <w:tcW w:type="dxa" w:w="3100"/>
+            <w:tcMar>
+              <w:top w:type="dxa" w:w="70"/>
+              <w:left w:type="dxa" w:w="110"/>
+              <w:bottom w:type="dxa" w:w="70"/>
+              <w:right w:type="dxa" w:w="110"/>
+            </w:tcMar>
+          </w:tcPr>
+          <w:p>
+            <w:pPr>
+              <w:spacing w:after="0" w:line="250"/>
+            </w:pPr>
+            <w:r>
+              <w:rPr>
+                <w:b w:val="false"/>
+                <w:bCs w:val="false"/>
+                <w:sz w:val="19"/>
+                <w:szCs w:val="19"/>
+              </w:rPr>
+              <w:t xml:space="preserve">Quale valore per il tetto per aggregato?</w:t>
+            </w:r>
+          </w:p>
+        </w:tc>
+        <w:tc>
+          <w:tcPr>
+            <w:tcW w:type="dxa" w:w="1500"/>
+            <w:tcMar>
+              <w:top w:type="dxa" w:w="70"/>
+              <w:left w:type="dxa" w:w="110"/>
+              <w:bottom w:type="dxa" w:w="70"/>
+              <w:right w:type="dxa" w:w="110"/>
+            </w:tcMar>
+          </w:tcPr>
+          <w:p>
+            <w:pPr>
+              <w:spacing w:after="0" w:line="250"/>
+            </w:pPr>
+            <w:r>
+              <w:rPr>
+                <w:b w:val="false"/>
+                <w:bCs w:val="false"/>
+                <w:sz w:val="19"/>
+                <w:szCs w:val="19"/>
+              </w:rPr>
+              <w:t xml:space="preserve">DBA</w:t>
+            </w:r>
+          </w:p>
+        </w:tc>
+        <w:tc>
+          <w:tcPr>
+            <w:tcW w:type="dxa" w:w="2400"/>
+            <w:tcMar>
+              <w:top w:type="dxa" w:w="70"/>
+              <w:left w:type="dxa" w:w="110"/>
+              <w:bottom w:type="dxa" w:w="70"/>
+              <w:right w:type="dxa" w:w="110"/>
+            </w:tcMar>
+          </w:tcPr>
+          <w:p>
+            <w:pPr>
+              <w:spacing w:after="0" w:line="250"/>
+            </w:pPr>
+            <w:r>
+              <w:rPr>
+                <w:b w:val="false"/>
+                <w:bCs w:val="false"/>
+                <w:sz w:val="19"/>
+                <w:szCs w:val="19"/>
+              </w:rPr>
+              <w:t xml:space="preserve">Default prudenziale: va tarato sui pesi reali dopo la prima simulazione</w:t>
+            </w:r>
+          </w:p>
+        </w:tc>
+      </w:tr>
+      <w:tr>
+        <w:tc>
+          <w:tcPr>
+            <w:tcW w:type="dxa" w:w="700"/>
+            <w:shd w:fill="F5F7FA" w:val="clear"/>
+            <w:tcMar>
+              <w:top w:type="dxa" w:w="70"/>
+              <w:left w:type="dxa" w:w="110"/>
+              <w:bottom w:type="dxa" w:w="70"/>
+              <w:right w:type="dxa" w:w="110"/>
+            </w:tcMar>
+          </w:tcPr>
+          <w:p>
+            <w:pPr>
+              <w:spacing w:after="0" w:line="250"/>
+            </w:pPr>
+            <w:r>
+              <w:rPr>
+                <w:b w:val="false"/>
+                <w:bCs w:val="false"/>
+                <w:sz w:val="19"/>
+                <w:szCs w:val="19"/>
+              </w:rPr>
+              <w:t xml:space="preserve">PA-5</w:t>
+            </w:r>
+          </w:p>
+        </w:tc>
+        <w:tc>
+          <w:tcPr>
+            <w:tcW w:type="dxa" w:w="1700"/>
+            <w:shd w:fill="F5F7FA" w:val="clear"/>
+            <w:tcMar>
+              <w:top w:type="dxa" w:w="70"/>
+              <w:left w:type="dxa" w:w="110"/>
+              <w:bottom w:type="dxa" w:w="70"/>
+              <w:right w:type="dxa" w:w="110"/>
+            </w:tcMar>
+          </w:tcPr>
+          <w:p>
+            <w:pPr>
+              <w:spacing w:after="0" w:line="250"/>
+            </w:pPr>
+            <w:r>
+              <w:rPr>
+                <w:b w:val="false"/>
+                <w:bCs w:val="false"/>
+                <w:sz w:val="19"/>
+                <w:szCs w:val="19"/>
+              </w:rPr>
+              <w:t xml:space="preserve">Capacità futura</w:t>
+            </w:r>
+          </w:p>
+        </w:tc>
+        <w:tc>
+          <w:tcPr>
+            <w:tcW w:type="dxa" w:w="3100"/>
+            <w:shd w:fill="F5F7FA" w:val="clear"/>
+            <w:tcMar>
+              <w:top w:type="dxa" w:w="70"/>
+              <w:left w:type="dxa" w:w="110"/>
+              <w:bottom w:type="dxa" w:w="70"/>
+              <w:right w:type="dxa" w:w="110"/>
+            </w:tcMar>
+          </w:tcPr>
+          <w:p>
+            <w:pPr>
+              <w:spacing w:after="0" w:line="250"/>
+            </w:pPr>
+            <w:r>
+              <w:rPr>
+                <w:b w:val="false"/>
+                <w:bCs w:val="false"/>
+                <w:sz w:val="19"/>
+                <w:szCs w:val="19"/>
+              </w:rPr>
+              <w:t xml:space="preserve">Serve un blocco per contenzioso (legal hold)?</w:t>
+            </w:r>
+          </w:p>
+        </w:tc>
+        <w:tc>
+          <w:tcPr>
+            <w:tcW w:type="dxa" w:w="1500"/>
+            <w:shd w:fill="F5F7FA" w:val="clear"/>
+            <w:tcMar>
+              <w:top w:type="dxa" w:w="70"/>
+              <w:left w:type="dxa" w:w="110"/>
+              <w:bottom w:type="dxa" w:w="70"/>
+              <w:right w:type="dxa" w:w="110"/>
+            </w:tcMar>
+          </w:tcPr>
+          <w:p>
+            <w:pPr>
+              <w:spacing w:after="0" w:line="250"/>
+            </w:pPr>
+            <w:r>
+              <w:rPr>
+                <w:b w:val="false"/>
+                <w:bCs w:val="false"/>
+                <w:sz w:val="19"/>
+                <w:szCs w:val="19"/>
+              </w:rPr>
+              <w:t xml:space="preserve">Legal</w:t>
+            </w:r>
+          </w:p>
+        </w:tc>
+        <w:tc>
+          <w:tcPr>
+            <w:tcW w:type="dxa" w:w="2400"/>
+            <w:shd w:fill="F5F7FA" w:val="clear"/>
+            <w:tcMar>
+              <w:top w:type="dxa" w:w="70"/>
+              <w:left w:type="dxa" w:w="110"/>
+              <w:bottom w:type="dxa" w:w="70"/>
+              <w:right w:type="dxa" w:w="110"/>
+            </w:tcMar>
+          </w:tcPr>
+          <w:p>
+            <w:pPr>
+              <w:spacing w:after="0" w:line="250"/>
+            </w:pPr>
+            <w:r>
+              <w:rPr>
+                <w:b w:val="false"/>
+                <w:bCs w:val="false"/>
+                <w:sz w:val="19"/>
+                <w:szCs w:val="19"/>
+              </w:rPr>
+              <w:t xml:space="preserve">Non implementato: nessun ordine è esentabile</w:t>
+            </w:r>
+          </w:p>
+        </w:tc>
+      </w:tr>
+      <w:tr>
+        <w:tc>
+          <w:tcPr>
+            <w:tcW w:type="dxa" w:w="700"/>
+            <w:tcMar>
+              <w:top w:type="dxa" w:w="70"/>
+              <w:left w:type="dxa" w:w="110"/>
+              <w:bottom w:type="dxa" w:w="70"/>
+              <w:right w:type="dxa" w:w="110"/>
+            </w:tcMar>
+          </w:tcPr>
+          <w:p>
+            <w:pPr>
+              <w:spacing w:after="0" w:line="250"/>
+            </w:pPr>
+            <w:r>
+              <w:rPr>
+                <w:b w:val="false"/>
+                <w:bCs w:val="false"/>
+                <w:sz w:val="19"/>
+                <w:szCs w:val="19"/>
+              </w:rPr>
+              <w:t xml:space="preserve">—</w:t>
+            </w:r>
+          </w:p>
+        </w:tc>
+        <w:tc>
+          <w:tcPr>
+            <w:tcW w:type="dxa" w:w="1700"/>
+            <w:tcMar>
+              <w:top w:type="dxa" w:w="70"/>
+              <w:left w:type="dxa" w:w="110"/>
+              <w:bottom w:type="dxa" w:w="70"/>
+              <w:right w:type="dxa" w:w="110"/>
+            </w:tcMar>
+          </w:tcPr>
+          <w:p>
+            <w:pPr>
+              <w:spacing w:after="0" w:line="250"/>
+            </w:pPr>
+            <w:r>
+              <w:rPr>
+                <w:b w:val="false"/>
+                <w:bCs w:val="false"/>
+                <w:sz w:val="19"/>
+                <w:szCs w:val="19"/>
+              </w:rPr>
+              <w:t xml:space="preserve">Capacità futura</w:t>
+            </w:r>
+          </w:p>
+        </w:tc>
+        <w:tc>
+          <w:tcPr>
+            <w:tcW w:type="dxa" w:w="3100"/>
             <w:tcMar>
               <w:top w:type="dxa" w:w="70"/>
               <w:left w:type="dxa" w:w="110"/>
@@ -14480,7 +15654,7 @@
         </w:tc>
         <w:tc>
           <w:tcPr>
-            <w:tcW w:type="dxa" w:w="1900"/>
+            <w:tcW w:type="dxa" w:w="1500"/>
             <w:tcMar>
               <w:top w:type="dxa" w:w="70"/>
               <w:left w:type="dxa" w:w="110"/>
@@ -14505,7 +15679,7 @@
         </w:tc>
         <w:tc>
           <w:tcPr>
-            <w:tcW w:type="dxa" w:w="3100"/>
+            <w:tcW w:type="dxa" w:w="2400"/>
             <w:tcMar>
               <w:top w:type="dxa" w:w="70"/>
               <w:left w:type="dxa" w:w="110"/>
@@ -14530,6 +15704,35 @@
         </w:tc>
       </w:tr>
     </w:tbl>
+    <w:p>
+      <w:pPr>
+        <w:pBdr>
+          <w:left w:val="single" w:color="8FA3C0" w:sz="18" w:space="12"/>
+        </w:pBdr>
+        <w:spacing w:after="180" w:before="60" w:line="276"/>
+        <w:ind w:left="360"/>
+      </w:pPr>
+      <w:r>
+        <w:rPr>
+          <w:color w:val="44506B"/>
+          <w:sz w:val="20"/>
+          <w:szCs w:val="20"/>
+        </w:rPr>
+        <w:t xml:space="preserve">Solo PA-3 e PA-4 impediscono il primo sfoltimento reale. Gli altri hanno un comportamento attuale prudente e documentato, e una risposta diversa si traduce in configurazione, non in riprogettazione.</w:t>
+      </w:r>
+    </w:p>
+    <w:p>
+      <w:pPr>
+        <w:spacing w:after="140" w:line="276"/>
+      </w:pPr>
+      <w:r>
+        <w:rPr>
+          <w:sz w:val="21"/>
+          <w:szCs w:val="21"/>
+        </w:rPr>
+        <w:t xml:space="preserve">Un secondo insieme di punti aperti riguarda la cancellazione su richiesta — per numero di relazione del debitore e per identificativo di pagamento — che è una funzione distinta dalla retention e non è oggetto di questo documento. Il disegno proposto e i suoi ventuno punti aperti, cinque dei quali bloccanti, sono in docs/disegno-cancellazione-su-richiesta.md.</w:t>
+      </w:r>
+    </w:p>
     <w:p>
       <w:r>
         <w:br w:type="page"/>
@@ -14709,7 +15912,31 @@
           <w:sz w:val="21"/>
           <w:szCs w:val="21"/>
         </w:rPr>
-        <w:t xml:space="preserve">☐  Dimensione delle slice e finestra oraria tarate sui numeri reali.</w:t>
+        <w:t xml:space="preserve">☐  Dimensione delle slice, tetto per aggregato e finestra oraria tarati sui numeri reali.</w:t>
+      </w:r>
+    </w:p>
+    <w:p>
+      <w:pPr>
+        <w:spacing w:after="90"/>
+      </w:pPr>
+      <w:r>
+        <w:rPr>
+          <w:sz w:val="21"/>
+          <w:szCs w:val="21"/>
+        </w:rPr>
+        <w:t xml:space="preserve">☐  Fuso orario della finestra dichiarato in configurazione e verificato nella prima riga di log.</w:t>
+      </w:r>
+    </w:p>
+    <w:p>
+      <w:pPr>
+        <w:spacing w:after="90"/>
+      </w:pPr>
+      <w:r>
+        <w:rPr>
+          <w:sz w:val="21"/>
+          <w:szCs w:val="21"/>
+        </w:rPr>
+        <w:t xml:space="preserve">☐  Verifica delle foreign key ripetuta dopo ogni rilascio dell'applicazione: una tabella nuova legata all'aggregato impedisce l'avvio (D-15).</w:t>
       </w:r>
     </w:p>
     <w:p>
@@ -15476,7 +16703,7 @@
                 <w:sz w:val="17"/>
                 <w:szCs w:val="17"/>
               </w:rPr>
-              <w:t xml:space="preserve">docs/runbook-primo-dry-run.md</w:t>
+              <w:t xml:space="preserve">docs/disegno-cancellazione-su-richiesta.md</w:t>
             </w:r>
           </w:p>
         </w:tc>
@@ -15502,7 +16729,7 @@
                 <w:sz w:val="19"/>
                 <w:szCs w:val="19"/>
               </w:rPr>
-              <w:t xml:space="preserve">Procedura della prima simulazione</w:t>
+              <w:t xml:space="preserve">Proposta: cancellazione per relazione debitore e per identificativo di pagamento</w:t>
             </w:r>
           </w:p>
         </w:tc>
@@ -15530,7 +16757,7 @@
                 <w:sz w:val="17"/>
                 <w:szCs w:val="17"/>
               </w:rPr>
-              <w:t xml:space="preserve">docs/runbook-prima-esecuzione-reale.md</w:t>
+              <w:t xml:space="preserve">docs/runbook-primo-dry-run.md</w:t>
             </w:r>
           </w:p>
         </w:tc>
@@ -15555,7 +16782,7 @@
                 <w:sz w:val="19"/>
                 <w:szCs w:val="19"/>
               </w:rPr>
-              <w:t xml:space="preserve">Procedura della prima cancellazione</w:t>
+              <w:t xml:space="preserve">Procedura della prima simulazione</w:t>
             </w:r>
           </w:p>
         </w:tc>
@@ -15584,6 +16811,60 @@
                 <w:sz w:val="17"/>
                 <w:szCs w:val="17"/>
               </w:rPr>
+              <w:t xml:space="preserve">docs/runbook-prima-esecuzione-reale.md</w:t>
+            </w:r>
+          </w:p>
+        </w:tc>
+        <w:tc>
+          <w:tcPr>
+            <w:tcW w:type="dxa" w:w="5800"/>
+            <w:shd w:fill="F5F7FA" w:val="clear"/>
+            <w:tcMar>
+              <w:top w:type="dxa" w:w="70"/>
+              <w:left w:type="dxa" w:w="110"/>
+              <w:bottom w:type="dxa" w:w="70"/>
+              <w:right w:type="dxa" w:w="110"/>
+            </w:tcMar>
+          </w:tcPr>
+          <w:p>
+            <w:pPr>
+              <w:spacing w:after="0" w:line="250"/>
+            </w:pPr>
+            <w:r>
+              <w:rPr>
+                <w:b w:val="false"/>
+                <w:bCs w:val="false"/>
+                <w:sz w:val="19"/>
+                <w:szCs w:val="19"/>
+              </w:rPr>
+              <w:t xml:space="preserve">Procedura della prima cancellazione</w:t>
+            </w:r>
+          </w:p>
+        </w:tc>
+      </w:tr>
+      <w:tr>
+        <w:tc>
+          <w:tcPr>
+            <w:tcW w:type="dxa" w:w="3600"/>
+            <w:tcMar>
+              <w:top w:type="dxa" w:w="70"/>
+              <w:left w:type="dxa" w:w="110"/>
+              <w:bottom w:type="dxa" w:w="70"/>
+              <w:right w:type="dxa" w:w="110"/>
+            </w:tcMar>
+          </w:tcPr>
+          <w:p>
+            <w:pPr>
+              <w:spacing w:after="0" w:line="250"/>
+            </w:pPr>
+            <w:r>
+              <w:rPr>
+                <w:rFonts w:ascii="Consolas" w:cs="Consolas" w:eastAsia="Consolas" w:hAnsi="Consolas"/>
+                <w:b w:val="false"/>
+                <w:bCs w:val="false"/>
+                <w:sz w:val="17"/>
+                <w:szCs w:val="17"/>
+              </w:rPr>
               <w:t xml:space="preserve">docs/changelog/</w:t>
             </w:r>
           </w:p>
@@ -15591,7 +16872,6 @@
         <w:tc>
           <w:tcPr>
             <w:tcW w:type="dxa" w:w="5800"/>
-            <w:shd w:fill="F5F7FA" w:val="clear"/>
             <w:tcMar>
               <w:top w:type="dxa" w:w="70"/>
               <w:left w:type="dxa" w:w="110"/>
@@ -16300,6 +17580,165 @@
                 <w:szCs w:val="19"/>
               </w:rPr>
               <w:t xml:space="preserve">Tentativi su una slice in caso di contesa.</w:t>
+            </w:r>
+          </w:p>
+        </w:tc>
+      </w:tr>
+      <w:tr>
+        <w:tc>
+          <w:tcPr>
+            <w:tcW w:type="dxa" w:w="3000"/>
+            <w:shd w:fill="F5F7FA" w:val="clear"/>
+            <w:tcMar>
+              <w:top w:type="dxa" w:w="70"/>
+              <w:left w:type="dxa" w:w="110"/>
+              <w:bottom w:type="dxa" w:w="70"/>
+              <w:right w:type="dxa" w:w="110"/>
+            </w:tcMar>
+          </w:tcPr>
+          <w:p>
+            <w:pPr>
+              <w:spacing w:after="0" w:line="250"/>
+            </w:pPr>
+            <w:r>
+              <w:rPr>
+                <w:rFonts w:ascii="Consolas" w:cs="Consolas" w:eastAsia="Consolas" w:hAnsi="Consolas"/>
+                <w:b w:val="false"/>
+                <w:bCs w:val="false"/>
+                <w:sz w:val="17"/>
+                <w:szCs w:val="17"/>
+              </w:rPr>
+              <w:t xml:space="preserve">MaxAggregateWeight  ▲</w:t>
+            </w:r>
+          </w:p>
+        </w:tc>
+        <w:tc>
+          <w:tcPr>
+            <w:tcW w:type="dxa" w:w="1500"/>
+            <w:shd w:fill="F5F7FA" w:val="clear"/>
+            <w:tcMar>
+              <w:top w:type="dxa" w:w="70"/>
+              <w:left w:type="dxa" w:w="110"/>
+              <w:bottom w:type="dxa" w:w="70"/>
+              <w:right w:type="dxa" w:w="110"/>
+            </w:tcMar>
+          </w:tcPr>
+          <w:p>
+            <w:pPr>
+              <w:spacing w:after="0" w:line="250"/>
+            </w:pPr>
+            <w:r>
+              <w:rPr>
+                <w:b w:val="false"/>
+                <w:bCs w:val="false"/>
+                <w:sz w:val="19"/>
+                <w:szCs w:val="19"/>
+              </w:rPr>
+              <w:t xml:space="preserve">30 000</w:t>
+            </w:r>
+          </w:p>
+        </w:tc>
+        <w:tc>
+          <w:tcPr>
+            <w:tcW w:type="dxa" w:w="4900"/>
+            <w:shd w:fill="F5F7FA" w:val="clear"/>
+            <w:tcMar>
+              <w:top w:type="dxa" w:w="70"/>
+              <w:left w:type="dxa" w:w="110"/>
+              <w:bottom w:type="dxa" w:w="70"/>
+              <w:right w:type="dxa" w:w="110"/>
+            </w:tcMar>
+          </w:tcPr>
+          <w:p>
+            <w:pPr>
+              <w:spacing w:after="0" w:line="250"/>
+            </w:pPr>
+            <w:r>
+              <w:rPr>
+                <w:b w:val="false"/>
+                <w:bCs w:val="false"/>
+                <w:sz w:val="19"/>
+                <w:szCs w:val="19"/>
+              </w:rPr>
+              <w:t xml:space="preserve">Peso oltre il quale l'aggregato è escluso invece di essere cancellato. Zero disattiva il limite.</w:t>
+            </w:r>
+          </w:p>
+        </w:tc>
+      </w:tr>
+      <w:tr>
+        <w:tc>
+          <w:tcPr>
+            <w:tcW w:type="dxa" w:w="3000"/>
+            <w:tcMar>
+              <w:top w:type="dxa" w:w="70"/>
+              <w:left w:type="dxa" w:w="110"/>
+              <w:bottom w:type="dxa" w:w="70"/>
+              <w:right w:type="dxa" w:w="110"/>
+            </w:tcMar>
+          </w:tcPr>
+          <w:p>
+            <w:pPr>
+              <w:spacing w:after="0" w:line="250"/>
+            </w:pPr>
+            <w:r>
+              <w:rPr>
+                <w:rFonts w:ascii="Consolas" w:cs="Consolas" w:eastAsia="Consolas" w:hAnsi="Consolas"/>
+                <w:b w:val="false"/>
+                <w:bCs w:val="false"/>
+                <w:sz w:val="17"/>
+                <w:szCs w:val="17"/>
+              </w:rPr>
+              <w:t xml:space="preserve">TimeZoneId  ▲</w:t>
+            </w:r>
+          </w:p>
+        </w:tc>
+        <w:tc>
+          <w:tcPr>
+            <w:tcW w:type="dxa" w:w="1500"/>
+            <w:tcMar>
+              <w:top w:type="dxa" w:w="70"/>
+              <w:left w:type="dxa" w:w="110"/>
+              <w:bottom w:type="dxa" w:w="70"/>
+              <w:right w:type="dxa" w:w="110"/>
+            </w:tcMar>
+          </w:tcPr>
+          <w:p>
+            <w:pPr>
+              <w:spacing w:after="0" w:line="250"/>
+            </w:pPr>
+            <w:r>
+              <w:rPr>
+                <w:b w:val="false"/>
+                <w:bCs w:val="false"/>
+                <w:sz w:val="19"/>
+                <w:szCs w:val="19"/>
+              </w:rPr>
+              <w:t xml:space="preserve">(fuso dell'host)</w:t>
+            </w:r>
+          </w:p>
+        </w:tc>
+        <w:tc>
+          <w:tcPr>
+            <w:tcW w:type="dxa" w:w="4900"/>
+            <w:tcMar>
+              <w:top w:type="dxa" w:w="70"/>
+              <w:left w:type="dxa" w:w="110"/>
+              <w:bottom w:type="dxa" w:w="70"/>
+              <w:right w:type="dxa" w:w="110"/>
+            </w:tcMar>
+          </w:tcPr>
+          <w:p>
+            <w:pPr>
+              <w:spacing w:after="0" w:line="250"/>
+            </w:pPr>
+            <w:r>
+              <w:rPr>
+                <w:b w:val="false"/>
+                <w:bCs w:val="false"/>
+                <w:sz w:val="19"/>
+                <w:szCs w:val="19"/>
+              </w:rPr>
+              <w:t xml:space="preserve">Fuso in cui si leggono WindowStart e WindowEnd. Da valorizzare in produzione.</w:t>
             </w:r>
           </w:p>
         </w:tc>

--- a/docs/architettura/Architecture-Functional-Design-Sfoltimento-2026-09-09.docx
+++ b/docs/architettura/Architecture-Functional-Design-Sfoltimento-2026-09-09.docx
@@ -2217,7 +2217,7 @@
                 <w:sz w:val="19"/>
                 <w:szCs w:val="19"/>
               </w:rPr>
-              <w:t xml:space="preserve">Non accede al database: è una funzione pura</w:t>
+              <w:t xml:space="preserve">Non accede al database: deterministico e privo di I/O</w:t>
             </w:r>
           </w:p>
         </w:tc>
@@ -5576,7 +5576,7 @@
           <w:sz w:val="24"/>
           <w:szCs w:val="24"/>
         </w:rPr>
-        <w:t xml:space="preserve">6.3 Il packer è una funzione pura</w:t>
+        <w:t xml:space="preserve">6.3 Il packer è deterministico e privo di I/O</w:t>
       </w:r>
     </w:p>
     <w:p>
@@ -5588,7 +5588,31 @@
           <w:sz w:val="21"/>
           <w:szCs w:val="21"/>
         </w:rPr>
-        <w:t xml:space="preserve">La composizione delle slice non accede al database, non apre connessioni e non decide l'eleggibilità: riceve una sequenza di candidati con il loro peso e restituisce assegnazioni. Questo la rende verificabile in modo esaustivo con test in memoria, senza database — ed è il motivo per cui i casi limite (aggregato sovradimensionato, collettivo a cavallo di due slice, ordine senza peso) sono coperti da test rapidi e deterministici.</w:t>
+        <w:t xml:space="preserve">La composizione delle slice non accede al database, non apre connessioni e non decide l'eleggibilità: riceve una sequenza di candidati con il loro peso e restituisce assegnazioni. A parità di sequenza in ingresso produce sempre lo stesso risultato.</w:t>
+      </w:r>
+    </w:p>
+    <w:p>
+      <w:pPr>
+        <w:spacing w:after="140" w:line="276"/>
+      </w:pPr>
+      <w:r>
+        <w:rPr>
+          <w:sz w:val="21"/>
+          <w:szCs w:val="21"/>
+        </w:rPr>
+        <w:t xml:space="preserve">Non è però una funzione pura: è un accumulatore, e mantiene lo stato del batch in costruzione — quanto pesa, quanti aggregati contiene, se un collettivo è a metà. Serve perché i componenti di uno stesso collettivo arrivano su chiamate successive e devono finire nella stessa slice. La distinzione conta per chi legge il codice aspettandosi una funzione senza stato; ciò che conta architetturalmente è l'assenza di I/O, non l'assenza di stato.</w:t>
+      </w:r>
+    </w:p>
+    <w:p>
+      <w:pPr>
+        <w:spacing w:after="140" w:line="276"/>
+      </w:pPr>
+      <w:r>
+        <w:rPr>
+          <w:sz w:val="21"/>
+          <w:szCs w:val="21"/>
+        </w:rPr>
+        <w:t xml:space="preserve">È questo che rende la composizione verificabile in modo esaustivo con test in memoria, senza database, ed è il motivo per cui i casi limite — aggregato sovradimensionato, aggregato oltre il tetto, collettivo a cavallo di due slice, ordine senza peso — sono coperti da test rapidi e deterministici.</w:t>
       </w:r>
     </w:p>
     <w:p>
@@ -10538,7 +10562,19 @@
           <w:sz w:val="20"/>
           <w:szCs w:val="20"/>
         </w:rPr>
-        <w:t xml:space="preserve">La finestra oraria vale in entrambe le modalità, anche nell'esecuzione singola. Non è ridondante: lo scheduler decide quando partire, ma solo la finestra decide quando fermarsi. Un avvio fuori finestra esce con codice 4 senza fare nulla, e il log segnala che pianificazione e finestra configurata non concordano.</w:t>
+        <w:t xml:space="preserve">La finestra oraria vale in entrambe le modalità, anche nell'esecuzione singola. Non è ridondante: lo scheduler decide quando partire, ma solo la finestra decide quando fermarsi. Un avvio fuori finestra esce con codice 4 senza fare nulla, e il log segnala che pianificazione e finestra configurata non concordano. L'unico modo di rinunciare al limite è chiederlo esplicitamente con --no-window, che viene registrato nel log.</w:t>
+      </w:r>
+    </w:p>
+    <w:p>
+      <w:pPr>
+        <w:spacing w:after="140" w:line="276"/>
+      </w:pPr>
+      <w:r>
+        <w:rPr>
+          <w:sz w:val="21"/>
+          <w:szCs w:val="21"/>
+        </w:rPr>
+        <w:t xml:space="preserve">In modalità servizio il fuso dichiarato governa anche la pianificazione interna, non solo la finestra. I due erano rimasti disallineati fino a poco fa: su un host in UTC il servizio si sarebbe svegliato due ore dopo l'apertura della finestra, perdendo due ore di lavoro ogni notte senza che nulla lo segnalasse.</w:t>
       </w:r>
     </w:p>
     <w:p>
@@ -13865,7 +13901,7 @@
                 <w:sz w:val="19"/>
                 <w:szCs w:val="19"/>
               </w:rPr>
-              <w:t xml:space="preserve">Packing dentro il planner: non verificabile senza database.</w:t>
+              <w:t xml:space="preserve">Packing dentro il planner: non verificabile senza database. Il packer ha stato — serve a tenere insieme un collettivo — ma non tocca il database.</w:t>
             </w:r>
           </w:p>
         </w:tc>

--- a/docs/architettura/Architecture-Functional-Design-Sfoltimento-2026-09-09.docx
+++ b/docs/architettura/Architecture-Functional-Design-Sfoltimento-2026-09-09.docx
@@ -7925,6 +7925,20 @@
               <w:t xml:space="preserve">AbandonedRetentionMonths — la loro soglia</w:t>
             </w:r>
           </w:p>
+          <w:p>
+            <w:pPr>
+              <w:spacing w:after="0" w:line="250"/>
+            </w:pPr>
+            <w:r>
+              <w:rPr>
+                <w:b w:val="false"/>
+                <w:bCs w:val="false"/>
+                <w:sz w:val="19"/>
+                <w:szCs w:val="19"/>
+              </w:rPr>
+              <w:t xml:space="preserve">MaxAggregateWeight — il tetto oltre il quale un aggregato non viene cancellato</w:t>
+            </w:r>
+          </w:p>
         </w:tc>
         <w:tc>
           <w:tcPr>
@@ -7989,7 +8003,7 @@
                 <w:sz w:val="19"/>
                 <w:szCs w:val="19"/>
               </w:rPr>
-              <w:t xml:space="preserve">WindowStart, WindowEnd — finestra oraria</w:t>
+              <w:t xml:space="preserve">WindowStart, WindowEnd, WindowGrace, TimeZoneId — finestra oraria</w:t>
             </w:r>
           </w:p>
           <w:p>
@@ -8033,6 +8047,35 @@
           <w:szCs w:val="21"/>
         </w:rPr>
         <w:t xml:space="preserve">La distinzione è deliberata e vale la pena capirla. I parametri di sinistra decidono cosa viene cancellato; quelli di destra decidono quanto lavoro si fa per volta. Se la dimensione delle slice facesse parte dell'impronta, tararla dopo il collaudo — cosa che va fatta di sicuro — invaliderebbe l'approvazione e bloccherebbe il job notturno per una modifica innocua. È così che un controllo di sicurezza perde credibilità e finisce disattivato.</w:t>
+      </w:r>
+    </w:p>
+    <w:p>
+      <w:pPr>
+        <w:spacing w:after="140" w:line="276"/>
+      </w:pPr>
+      <w:r>
+        <w:rPr>
+          <w:sz w:val="21"/>
+          <w:szCs w:val="21"/>
+        </w:rPr>
+        <w:t xml:space="preserve">Il criterio non è l'importanza del parametro, ed è per questo che il tetto per aggregato sta a sinistra mentre la dimensione delle slice sta a destra, benché si assomiglino. La dimensione delle slice cambia in quante transazioni si divide il lavoro: l'insieme cancellato resta identico. Il tetto per aggregato decide se un aggregato viene cancellato o resta a database, e quindi appartiene al perimetro.</w:t>
+      </w:r>
+    </w:p>
+    <w:p>
+      <w:pPr>
+        <w:pBdr>
+          <w:left w:val="single" w:color="8FA3C0" w:sz="18" w:space="12"/>
+        </w:pBdr>
+        <w:spacing w:after="180" w:before="60" w:line="276"/>
+        <w:ind w:left="360"/>
+      </w:pPr>
+      <w:r>
+        <w:rPr>
+          <w:color w:val="44506B"/>
+          <w:sz w:val="20"/>
+          <w:szCs w:val="20"/>
+        </w:rPr>
+        <w:t xml:space="preserve">Il caso concreto: si approva una simulazione con il tetto a 30 000 righe, e il report mostra un collettivo da 80 000 fra gli aggregati esclusi. Chi approva sta approvando anche quell'esclusione. Se il tetto venisse poi alzato a 100 000 senza che l'impronta cambi, quell'aggregato diventerebbe cancellabile con un'approvazione che nessuno ha dato per lui — esattamente ciò che il gate esiste per impedire.</w:t>
       </w:r>
     </w:p>
     <w:p>
@@ -10856,7 +10899,7 @@
                 <w:sz w:val="17"/>
                 <w:szCs w:val="17"/>
               </w:rPr>
-              <w:t xml:space="preserve">purge once --dry-run Terminated</w:t>
+              <w:t xml:space="preserve">purge once Terminated --dry-run</w:t>
             </w:r>
           </w:p>
         </w:tc>
@@ -11018,7 +11061,7 @@
                 <w:sz w:val="17"/>
                 <w:szCs w:val="17"/>
               </w:rPr>
-              <w:t xml:space="preserve">purge once --delete OrphanHistory</w:t>
+              <w:t xml:space="preserve">purge once OrphanHistory --delete</w:t>
             </w:r>
           </w:p>
         </w:tc>
@@ -11166,7 +11209,23 @@
           <w:sz w:val="21"/>
           <w:szCs w:val="21"/>
         </w:rPr>
-        <w:t xml:space="preserve">Il nome della strategia, quando presente, va subito dopo la modalità e non distingue maiuscole e minuscole. I valori ammessi sono </w:t>
+        <w:t xml:space="preserve">Il nome della strategia, quando presente, va indicato subito dopo </w:t>
+      </w:r>
+      <w:r>
+        <w:rPr>
+          <w:rFonts w:ascii="Consolas" w:cs="Consolas" w:eastAsia="Consolas" w:hAnsi="Consolas"/>
+          <w:color w:val="20304A"/>
+          <w:sz w:val="21"/>
+          <w:szCs w:val="21"/>
+        </w:rPr>
+        <w:t xml:space="preserve">once</w:t>
+      </w:r>
+      <w:r>
+        <w:rPr>
+          <w:sz w:val="21"/>
+          <w:szCs w:val="21"/>
+        </w:rPr>
+        <w:t xml:space="preserve"> e prima della modalità: viene letto dal secondo argomento. Non distingue maiuscole e minuscole. I valori ammessi sono </w:t>
       </w:r>
       <w:r>
         <w:rPr>
@@ -11380,7 +11439,7 @@
           <w:sz w:val="18"/>
           <w:szCs w:val="18"/>
         </w:rPr>
-        <w:t xml:space="preserve">purge once --dry-run OrphanHistory --no-window    # prova di fumo, di giorno</w:t>
+        <w:t xml:space="preserve">purge once OrphanHistory --dry-run --no-window    # prova di fumo, di giorno</w:t>
       </w:r>
     </w:p>
     <w:p>
@@ -11492,7 +11551,7 @@
           <w:sz w:val="18"/>
           <w:szCs w:val="18"/>
         </w:rPr>
-        <w:t xml:space="preserve">purge once --delete OrphanHistory                 # prima notte, una strategia</w:t>
+        <w:t xml:space="preserve">purge once OrphanHistory --delete                 # prima notte, una strategia</w:t>
       </w:r>
     </w:p>
     <w:p>
@@ -16957,7 +17016,7 @@
           <w:sz w:val="21"/>
           <w:szCs w:val="21"/>
         </w:rPr>
-        <w:t xml:space="preserve">I valori indicati sono i default. Quelli marcati vanno tarati sui numeri reali prima della prima esecuzione.</w:t>
+        <w:t xml:space="preserve">I valori indicati sono i default. La colonna a destra dice che cosa va deciso prima della prima esecuzione reale, e distingue i parametri che fanno parte della policy approvata da quelli che si possono cambiare in qualsiasi momento.</w:t>
       </w:r>
     </w:p>
     <w:p>
@@ -16978,9 +17037,9 @@
         </w:tblBorders>
       </w:tblPr>
       <w:tblGrid>
-        <w:gridCol w:w="3000"/>
-        <w:gridCol w:w="1500"/>
-        <w:gridCol w:w="4900"/>
+        <w:gridCol w:w="2700"/>
+        <w:gridCol w:w="1600"/>
+        <w:gridCol w:w="5100"/>
       </w:tblGrid>
       <w:tr>
         <w:trPr>
@@ -16988,7 +17047,7 @@
         </w:trPr>
         <w:tc>
           <w:tcPr>
-            <w:tcW w:type="dxa" w:w="3000"/>
+            <w:tcW w:type="dxa" w:w="2700"/>
             <w:shd w:fill="E7ECF3" w:val="clear"/>
             <w:tcMar>
               <w:top w:type="dxa" w:w="70"/>
@@ -17014,7 +17073,7 @@
         </w:tc>
         <w:tc>
           <w:tcPr>
-            <w:tcW w:type="dxa" w:w="1500"/>
+            <w:tcW w:type="dxa" w:w="1600"/>
             <w:shd w:fill="E7ECF3" w:val="clear"/>
             <w:tcMar>
               <w:top w:type="dxa" w:w="70"/>
@@ -17040,7 +17099,7 @@
         </w:tc>
         <w:tc>
           <w:tcPr>
-            <w:tcW w:type="dxa" w:w="4900"/>
+            <w:tcW w:type="dxa" w:w="5100"/>
             <w:shd w:fill="E7ECF3" w:val="clear"/>
             <w:tcMar>
               <w:top w:type="dxa" w:w="70"/>
@@ -17060,7 +17119,7 @@
                 <w:sz w:val="19"/>
                 <w:szCs w:val="19"/>
               </w:rPr>
-              <w:t xml:space="preserve">Effetto</w:t>
+              <w:t xml:space="preserve">Effetto e stato</w:t>
             </w:r>
           </w:p>
         </w:tc>
@@ -17068,7 +17127,7 @@
       <w:tr>
         <w:tc>
           <w:tcPr>
-            <w:tcW w:type="dxa" w:w="3000"/>
+            <w:tcW w:type="dxa" w:w="2700"/>
             <w:tcMar>
               <w:top w:type="dxa" w:w="70"/>
               <w:left w:type="dxa" w:w="110"/>
@@ -17094,7 +17153,7 @@
         </w:tc>
         <w:tc>
           <w:tcPr>
-            <w:tcW w:type="dxa" w:w="1500"/>
+            <w:tcW w:type="dxa" w:w="1600"/>
             <w:tcMar>
               <w:top w:type="dxa" w:w="70"/>
               <w:left w:type="dxa" w:w="110"/>
@@ -17119,26 +17178,26 @@
         </w:tc>
         <w:tc>
           <w:tcPr>
-            <w:tcW w:type="dxa" w:w="4900"/>
-            <w:tcMar>
-              <w:top w:type="dxa" w:w="70"/>
-              <w:left w:type="dxa" w:w="110"/>
-              <w:bottom w:type="dxa" w:w="70"/>
-              <w:right w:type="dxa" w:w="110"/>
-            </w:tcMar>
-          </w:tcPr>
-          <w:p>
-            <w:pPr>
-              <w:spacing w:after="0" w:line="250"/>
-            </w:pPr>
-            <w:r>
-              <w:rPr>
-                <w:b w:val="false"/>
-                <w:bCs w:val="false"/>
-                <w:sz w:val="19"/>
-                <w:szCs w:val="19"/>
-              </w:rPr>
-              <w:t xml:space="preserve">Anni di conservazione. Fa parte della policy approvata.</w:t>
+            <w:tcW w:type="dxa" w:w="5100"/>
+            <w:tcMar>
+              <w:top w:type="dxa" w:w="70"/>
+              <w:left w:type="dxa" w:w="110"/>
+              <w:bottom w:type="dxa" w:w="70"/>
+              <w:right w:type="dxa" w:w="110"/>
+            </w:tcMar>
+          </w:tcPr>
+          <w:p>
+            <w:pPr>
+              <w:spacing w:after="0" w:line="250"/>
+            </w:pPr>
+            <w:r>
+              <w:rPr>
+                <w:b w:val="false"/>
+                <w:bCs w:val="false"/>
+                <w:sz w:val="19"/>
+                <w:szCs w:val="19"/>
+              </w:rPr>
+              <w:t xml:space="preserve">Anni di conservazione. Nella policy approvata.</w:t>
             </w:r>
           </w:p>
         </w:tc>
@@ -17146,7 +17205,7 @@
       <w:tr>
         <w:tc>
           <w:tcPr>
-            <w:tcW w:type="dxa" w:w="3000"/>
+            <w:tcW w:type="dxa" w:w="2700"/>
             <w:shd w:fill="F5F7FA" w:val="clear"/>
             <w:tcMar>
               <w:top w:type="dxa" w:w="70"/>
@@ -17173,7 +17232,7 @@
         </w:tc>
         <w:tc>
           <w:tcPr>
-            <w:tcW w:type="dxa" w:w="1500"/>
+            <w:tcW w:type="dxa" w:w="1600"/>
             <w:shd w:fill="F5F7FA" w:val="clear"/>
             <w:tcMar>
               <w:top w:type="dxa" w:w="70"/>
@@ -17199,27 +17258,27 @@
         </w:tc>
         <w:tc>
           <w:tcPr>
-            <w:tcW w:type="dxa" w:w="4900"/>
-            <w:shd w:fill="F5F7FA" w:val="clear"/>
-            <w:tcMar>
-              <w:top w:type="dxa" w:w="70"/>
-              <w:left w:type="dxa" w:w="110"/>
-              <w:bottom w:type="dxa" w:w="70"/>
-              <w:right w:type="dxa" w:w="110"/>
-            </w:tcMar>
-          </w:tcPr>
-          <w:p>
-            <w:pPr>
-              <w:spacing w:after="0" w:line="250"/>
-            </w:pPr>
-            <w:r>
-              <w:rPr>
-                <w:b w:val="false"/>
-                <w:bCs w:val="false"/>
-                <w:sz w:val="19"/>
-                <w:szCs w:val="19"/>
-              </w:rPr>
-              <w:t xml:space="preserve">Modo di ancoraggio della soglia. Fa parte della policy approvata.</w:t>
+            <w:tcW w:type="dxa" w:w="5100"/>
+            <w:shd w:fill="F5F7FA" w:val="clear"/>
+            <w:tcMar>
+              <w:top w:type="dxa" w:w="70"/>
+              <w:left w:type="dxa" w:w="110"/>
+              <w:bottom w:type="dxa" w:w="70"/>
+              <w:right w:type="dxa" w:w="110"/>
+            </w:tcMar>
+          </w:tcPr>
+          <w:p>
+            <w:pPr>
+              <w:spacing w:after="0" w:line="250"/>
+            </w:pPr>
+            <w:r>
+              <w:rPr>
+                <w:b w:val="false"/>
+                <w:bCs w:val="false"/>
+                <w:sz w:val="19"/>
+                <w:szCs w:val="19"/>
+              </w:rPr>
+              <w:t xml:space="preserve">Ancoraggio della soglia. Nella policy approvata.</w:t>
             </w:r>
           </w:p>
         </w:tc>
@@ -17227,7 +17286,7 @@
       <w:tr>
         <w:tc>
           <w:tcPr>
-            <w:tcW w:type="dxa" w:w="3000"/>
+            <w:tcW w:type="dxa" w:w="2700"/>
             <w:tcMar>
               <w:top w:type="dxa" w:w="70"/>
               <w:left w:type="dxa" w:w="110"/>
@@ -17253,7 +17312,7 @@
         </w:tc>
         <w:tc>
           <w:tcPr>
-            <w:tcW w:type="dxa" w:w="1500"/>
+            <w:tcW w:type="dxa" w:w="1600"/>
             <w:tcMar>
               <w:top w:type="dxa" w:w="70"/>
               <w:left w:type="dxa" w:w="110"/>
@@ -17278,26 +17337,26 @@
         </w:tc>
         <w:tc>
           <w:tcPr>
-            <w:tcW w:type="dxa" w:w="4900"/>
-            <w:tcMar>
-              <w:top w:type="dxa" w:w="70"/>
-              <w:left w:type="dxa" w:w="110"/>
-              <w:bottom w:type="dxa" w:w="70"/>
-              <w:right w:type="dxa" w:w="110"/>
-            </w:tcMar>
-          </w:tcPr>
-          <w:p>
-            <w:pPr>
-              <w:spacing w:after="0" w:line="250"/>
-            </w:pPr>
-            <w:r>
-              <w:rPr>
-                <w:b w:val="false"/>
-                <w:bCs w:val="false"/>
-                <w:sz w:val="19"/>
-                <w:szCs w:val="19"/>
-              </w:rPr>
-              <w:t xml:space="preserve">Strategie attive. Fa parte della policy approvata.</w:t>
+            <w:tcW w:type="dxa" w:w="5100"/>
+            <w:tcMar>
+              <w:top w:type="dxa" w:w="70"/>
+              <w:left w:type="dxa" w:w="110"/>
+              <w:bottom w:type="dxa" w:w="70"/>
+              <w:right w:type="dxa" w:w="110"/>
+            </w:tcMar>
+          </w:tcPr>
+          <w:p>
+            <w:pPr>
+              <w:spacing w:after="0" w:line="250"/>
+            </w:pPr>
+            <w:r>
+              <w:rPr>
+                <w:b w:val="false"/>
+                <w:bCs w:val="false"/>
+                <w:sz w:val="19"/>
+                <w:szCs w:val="19"/>
+              </w:rPr>
+              <w:t xml:space="preserve">Strategie attive. Nella policy approvata.</w:t>
             </w:r>
           </w:p>
         </w:tc>
@@ -17305,7 +17364,7 @@
       <w:tr>
         <w:tc>
           <w:tcPr>
-            <w:tcW w:type="dxa" w:w="3000"/>
+            <w:tcW w:type="dxa" w:w="2700"/>
             <w:shd w:fill="F5F7FA" w:val="clear"/>
             <w:tcMar>
               <w:top w:type="dxa" w:w="70"/>
@@ -17326,59 +17385,59 @@
                 <w:sz w:val="17"/>
                 <w:szCs w:val="17"/>
               </w:rPr>
-              <w:t xml:space="preserve">MaxRowsPerBatch  ▲</w:t>
-            </w:r>
-          </w:p>
-        </w:tc>
-        <w:tc>
-          <w:tcPr>
-            <w:tcW w:type="dxa" w:w="1500"/>
-            <w:shd w:fill="F5F7FA" w:val="clear"/>
-            <w:tcMar>
-              <w:top w:type="dxa" w:w="70"/>
-              <w:left w:type="dxa" w:w="110"/>
-              <w:bottom w:type="dxa" w:w="70"/>
-              <w:right w:type="dxa" w:w="110"/>
-            </w:tcMar>
-          </w:tcPr>
-          <w:p>
-            <w:pPr>
-              <w:spacing w:after="0" w:line="250"/>
-            </w:pPr>
-            <w:r>
-              <w:rPr>
-                <w:b w:val="false"/>
-                <w:bCs w:val="false"/>
-                <w:sz w:val="19"/>
-                <w:szCs w:val="19"/>
-              </w:rPr>
-              <w:t xml:space="preserve">3000</w:t>
-            </w:r>
-          </w:p>
-        </w:tc>
-        <w:tc>
-          <w:tcPr>
-            <w:tcW w:type="dxa" w:w="4900"/>
-            <w:shd w:fill="F5F7FA" w:val="clear"/>
-            <w:tcMar>
-              <w:top w:type="dxa" w:w="70"/>
-              <w:left w:type="dxa" w:w="110"/>
-              <w:bottom w:type="dxa" w:w="70"/>
-              <w:right w:type="dxa" w:w="110"/>
-            </w:tcMar>
-          </w:tcPr>
-          <w:p>
-            <w:pPr>
-              <w:spacing w:after="0" w:line="250"/>
-            </w:pPr>
-            <w:r>
-              <w:rPr>
-                <w:b w:val="false"/>
-                <w:bCs w:val="false"/>
-                <w:sz w:val="19"/>
-                <w:szCs w:val="19"/>
-              </w:rPr>
-              <w:t xml:space="preserve">Tetto di righe per slice: tiene la transazione sotto la soglia di lock escalation.</w:t>
+              <w:t xml:space="preserve">AbandonedEnabled</w:t>
+            </w:r>
+          </w:p>
+        </w:tc>
+        <w:tc>
+          <w:tcPr>
+            <w:tcW w:type="dxa" w:w="1600"/>
+            <w:shd w:fill="F5F7FA" w:val="clear"/>
+            <w:tcMar>
+              <w:top w:type="dxa" w:w="70"/>
+              <w:left w:type="dxa" w:w="110"/>
+              <w:bottom w:type="dxa" w:w="70"/>
+              <w:right w:type="dxa" w:w="110"/>
+            </w:tcMar>
+          </w:tcPr>
+          <w:p>
+            <w:pPr>
+              <w:spacing w:after="0" w:line="250"/>
+            </w:pPr>
+            <w:r>
+              <w:rPr>
+                <w:b w:val="false"/>
+                <w:bCs w:val="false"/>
+                <w:sz w:val="19"/>
+                <w:szCs w:val="19"/>
+              </w:rPr>
+              <w:t xml:space="preserve">false</w:t>
+            </w:r>
+          </w:p>
+        </w:tc>
+        <w:tc>
+          <w:tcPr>
+            <w:tcW w:type="dxa" w:w="5100"/>
+            <w:shd w:fill="F5F7FA" w:val="clear"/>
+            <w:tcMar>
+              <w:top w:type="dxa" w:w="70"/>
+              <w:left w:type="dxa" w:w="110"/>
+              <w:bottom w:type="dxa" w:w="70"/>
+              <w:right w:type="dxa" w:w="110"/>
+            </w:tcMar>
+          </w:tcPr>
+          <w:p>
+            <w:pPr>
+              <w:spacing w:after="0" w:line="250"/>
+            </w:pPr>
+            <w:r>
+              <w:rPr>
+                <w:b w:val="false"/>
+                <w:bCs w:val="false"/>
+                <w:sz w:val="19"/>
+                <w:szCs w:val="19"/>
+              </w:rPr>
+              <w:t xml:space="preserve">Strategia degli ordini mai completati (PA-21). Nella policy approvata.</w:t>
             </w:r>
           </w:p>
         </w:tc>
@@ -17386,7 +17445,7 @@
       <w:tr>
         <w:tc>
           <w:tcPr>
-            <w:tcW w:type="dxa" w:w="3000"/>
+            <w:tcW w:type="dxa" w:w="2700"/>
             <w:tcMar>
               <w:top w:type="dxa" w:w="70"/>
               <w:left w:type="dxa" w:w="110"/>
@@ -17406,57 +17465,57 @@
                 <w:sz w:val="17"/>
                 <w:szCs w:val="17"/>
               </w:rPr>
-              <w:t xml:space="preserve">MaxOrdersPerBatch  ▲</w:t>
-            </w:r>
-          </w:p>
-        </w:tc>
-        <w:tc>
-          <w:tcPr>
-            <w:tcW w:type="dxa" w:w="1500"/>
-            <w:tcMar>
-              <w:top w:type="dxa" w:w="70"/>
-              <w:left w:type="dxa" w:w="110"/>
-              <w:bottom w:type="dxa" w:w="70"/>
-              <w:right w:type="dxa" w:w="110"/>
-            </w:tcMar>
-          </w:tcPr>
-          <w:p>
-            <w:pPr>
-              <w:spacing w:after="0" w:line="250"/>
-            </w:pPr>
-            <w:r>
-              <w:rPr>
-                <w:b w:val="false"/>
-                <w:bCs w:val="false"/>
-                <w:sz w:val="19"/>
-                <w:szCs w:val="19"/>
-              </w:rPr>
-              <w:t xml:space="preserve">500</w:t>
-            </w:r>
-          </w:p>
-        </w:tc>
-        <w:tc>
-          <w:tcPr>
-            <w:tcW w:type="dxa" w:w="4900"/>
-            <w:tcMar>
-              <w:top w:type="dxa" w:w="70"/>
-              <w:left w:type="dxa" w:w="110"/>
-              <w:bottom w:type="dxa" w:w="70"/>
-              <w:right w:type="dxa" w:w="110"/>
-            </w:tcMar>
-          </w:tcPr>
-          <w:p>
-            <w:pPr>
-              <w:spacing w:after="0" w:line="250"/>
-            </w:pPr>
-            <w:r>
-              <w:rPr>
-                <w:b w:val="false"/>
-                <w:bCs w:val="false"/>
-                <w:sz w:val="19"/>
-                <w:szCs w:val="19"/>
-              </w:rPr>
-              <w:t xml:space="preserve">Tetto di aggregati per slice.</w:t>
+              <w:t xml:space="preserve">AbandonedRetentionMonths</w:t>
+            </w:r>
+          </w:p>
+        </w:tc>
+        <w:tc>
+          <w:tcPr>
+            <w:tcW w:type="dxa" w:w="1600"/>
+            <w:tcMar>
+              <w:top w:type="dxa" w:w="70"/>
+              <w:left w:type="dxa" w:w="110"/>
+              <w:bottom w:type="dxa" w:w="70"/>
+              <w:right w:type="dxa" w:w="110"/>
+            </w:tcMar>
+          </w:tcPr>
+          <w:p>
+            <w:pPr>
+              <w:spacing w:after="0" w:line="250"/>
+            </w:pPr>
+            <w:r>
+              <w:rPr>
+                <w:b w:val="false"/>
+                <w:bCs w:val="false"/>
+                <w:sz w:val="19"/>
+                <w:szCs w:val="19"/>
+              </w:rPr>
+              <w:t xml:space="preserve">24</w:t>
+            </w:r>
+          </w:p>
+        </w:tc>
+        <w:tc>
+          <w:tcPr>
+            <w:tcW w:type="dxa" w:w="5100"/>
+            <w:tcMar>
+              <w:top w:type="dxa" w:w="70"/>
+              <w:left w:type="dxa" w:w="110"/>
+              <w:bottom w:type="dxa" w:w="70"/>
+              <w:right w:type="dxa" w:w="110"/>
+            </w:tcMar>
+          </w:tcPr>
+          <w:p>
+            <w:pPr>
+              <w:spacing w:after="0" w:line="250"/>
+            </w:pPr>
+            <w:r>
+              <w:rPr>
+                <w:b w:val="false"/>
+                <w:bCs w:val="false"/>
+                <w:sz w:val="19"/>
+                <w:szCs w:val="19"/>
+              </w:rPr>
+              <w:t xml:space="preserve">Soglia degli abbandoni. Nella policy approvata.</w:t>
             </w:r>
           </w:p>
         </w:tc>
@@ -17464,7 +17523,7 @@
       <w:tr>
         <w:tc>
           <w:tcPr>
-            <w:tcW w:type="dxa" w:w="3000"/>
+            <w:tcW w:type="dxa" w:w="2700"/>
             <w:shd w:fill="F5F7FA" w:val="clear"/>
             <w:tcMar>
               <w:top w:type="dxa" w:w="70"/>
@@ -17485,59 +17544,59 @@
                 <w:sz w:val="17"/>
                 <w:szCs w:val="17"/>
               </w:rPr>
-              <w:t xml:space="preserve">SelectionBatchSize</w:t>
-            </w:r>
-          </w:p>
-        </w:tc>
-        <w:tc>
-          <w:tcPr>
-            <w:tcW w:type="dxa" w:w="1500"/>
-            <w:shd w:fill="F5F7FA" w:val="clear"/>
-            <w:tcMar>
-              <w:top w:type="dxa" w:w="70"/>
-              <w:left w:type="dxa" w:w="110"/>
-              <w:bottom w:type="dxa" w:w="70"/>
-              <w:right w:type="dxa" w:w="110"/>
-            </w:tcMar>
-          </w:tcPr>
-          <w:p>
-            <w:pPr>
-              <w:spacing w:after="0" w:line="250"/>
-            </w:pPr>
-            <w:r>
-              <w:rPr>
-                <w:b w:val="false"/>
-                <w:bCs w:val="false"/>
-                <w:sz w:val="19"/>
-                <w:szCs w:val="19"/>
-              </w:rPr>
-              <w:t xml:space="preserve">4000</w:t>
-            </w:r>
-          </w:p>
-        </w:tc>
-        <w:tc>
-          <w:tcPr>
-            <w:tcW w:type="dxa" w:w="4900"/>
-            <w:shd w:fill="F5F7FA" w:val="clear"/>
-            <w:tcMar>
-              <w:top w:type="dxa" w:w="70"/>
-              <w:left w:type="dxa" w:w="110"/>
-              <w:bottom w:type="dxa" w:w="70"/>
-              <w:right w:type="dxa" w:w="110"/>
-            </w:tcMar>
-          </w:tcPr>
-          <w:p>
-            <w:pPr>
-              <w:spacing w:after="0" w:line="250"/>
-            </w:pPr>
-            <w:r>
-              <w:rPr>
-                <w:b w:val="false"/>
-                <w:bCs w:val="false"/>
-                <w:sz w:val="19"/>
-                <w:szCs w:val="19"/>
-              </w:rPr>
-              <w:t xml:space="preserve">Righe lette per pagina in selezione ed espansione.</w:t>
+              <w:t xml:space="preserve">MaxAggregateWeight</w:t>
+            </w:r>
+          </w:p>
+        </w:tc>
+        <w:tc>
+          <w:tcPr>
+            <w:tcW w:type="dxa" w:w="1600"/>
+            <w:shd w:fill="F5F7FA" w:val="clear"/>
+            <w:tcMar>
+              <w:top w:type="dxa" w:w="70"/>
+              <w:left w:type="dxa" w:w="110"/>
+              <w:bottom w:type="dxa" w:w="70"/>
+              <w:right w:type="dxa" w:w="110"/>
+            </w:tcMar>
+          </w:tcPr>
+          <w:p>
+            <w:pPr>
+              <w:spacing w:after="0" w:line="250"/>
+            </w:pPr>
+            <w:r>
+              <w:rPr>
+                <w:b w:val="false"/>
+                <w:bCs w:val="false"/>
+                <w:sz w:val="19"/>
+                <w:szCs w:val="19"/>
+              </w:rPr>
+              <w:t xml:space="preserve">30 000</w:t>
+            </w:r>
+          </w:p>
+        </w:tc>
+        <w:tc>
+          <w:tcPr>
+            <w:tcW w:type="dxa" w:w="5100"/>
+            <w:shd w:fill="F5F7FA" w:val="clear"/>
+            <w:tcMar>
+              <w:top w:type="dxa" w:w="70"/>
+              <w:left w:type="dxa" w:w="110"/>
+              <w:bottom w:type="dxa" w:w="70"/>
+              <w:right w:type="dxa" w:w="110"/>
+            </w:tcMar>
+          </w:tcPr>
+          <w:p>
+            <w:pPr>
+              <w:spacing w:after="0" w:line="250"/>
+            </w:pPr>
+            <w:r>
+              <w:rPr>
+                <w:b w:val="false"/>
+                <w:bCs w:val="false"/>
+                <w:sz w:val="19"/>
+                <w:szCs w:val="19"/>
+              </w:rPr>
+              <w:t xml:space="preserve">Peso oltre il quale l'aggregato è escluso invece di essere cancellato. Zero disattiva il limite. Nella policy approvata: cambia il perimetro. Da tarare sui pesi reali.</w:t>
             </w:r>
           </w:p>
         </w:tc>
@@ -17545,7 +17604,7 @@
       <w:tr>
         <w:tc>
           <w:tcPr>
-            <w:tcW w:type="dxa" w:w="3000"/>
+            <w:tcW w:type="dxa" w:w="2700"/>
             <w:tcMar>
               <w:top w:type="dxa" w:w="70"/>
               <w:left w:type="dxa" w:w="110"/>
@@ -17565,57 +17624,57 @@
                 <w:sz w:val="17"/>
                 <w:szCs w:val="17"/>
               </w:rPr>
-              <w:t xml:space="preserve">MaxSliceAttempts</w:t>
-            </w:r>
-          </w:p>
-        </w:tc>
-        <w:tc>
-          <w:tcPr>
-            <w:tcW w:type="dxa" w:w="1500"/>
-            <w:tcMar>
-              <w:top w:type="dxa" w:w="70"/>
-              <w:left w:type="dxa" w:w="110"/>
-              <w:bottom w:type="dxa" w:w="70"/>
-              <w:right w:type="dxa" w:w="110"/>
-            </w:tcMar>
-          </w:tcPr>
-          <w:p>
-            <w:pPr>
-              <w:spacing w:after="0" w:line="250"/>
-            </w:pPr>
-            <w:r>
-              <w:rPr>
-                <w:b w:val="false"/>
-                <w:bCs w:val="false"/>
-                <w:sz w:val="19"/>
-                <w:szCs w:val="19"/>
-              </w:rPr>
-              <w:t xml:space="preserve">3</w:t>
-            </w:r>
-          </w:p>
-        </w:tc>
-        <w:tc>
-          <w:tcPr>
-            <w:tcW w:type="dxa" w:w="4900"/>
-            <w:tcMar>
-              <w:top w:type="dxa" w:w="70"/>
-              <w:left w:type="dxa" w:w="110"/>
-              <w:bottom w:type="dxa" w:w="70"/>
-              <w:right w:type="dxa" w:w="110"/>
-            </w:tcMar>
-          </w:tcPr>
-          <w:p>
-            <w:pPr>
-              <w:spacing w:after="0" w:line="250"/>
-            </w:pPr>
-            <w:r>
-              <w:rPr>
-                <w:b w:val="false"/>
-                <w:bCs w:val="false"/>
-                <w:sz w:val="19"/>
-                <w:szCs w:val="19"/>
-              </w:rPr>
-              <w:t xml:space="preserve">Tentativi su una slice in caso di contesa.</w:t>
+              <w:t xml:space="preserve">TimeZoneId</w:t>
+            </w:r>
+          </w:p>
+        </w:tc>
+        <w:tc>
+          <w:tcPr>
+            <w:tcW w:type="dxa" w:w="1600"/>
+            <w:tcMar>
+              <w:top w:type="dxa" w:w="70"/>
+              <w:left w:type="dxa" w:w="110"/>
+              <w:bottom w:type="dxa" w:w="70"/>
+              <w:right w:type="dxa" w:w="110"/>
+            </w:tcMar>
+          </w:tcPr>
+          <w:p>
+            <w:pPr>
+              <w:spacing w:after="0" w:line="250"/>
+            </w:pPr>
+            <w:r>
+              <w:rPr>
+                <w:b w:val="false"/>
+                <w:bCs w:val="false"/>
+                <w:sz w:val="19"/>
+                <w:szCs w:val="19"/>
+              </w:rPr>
+              <w:t xml:space="preserve">(fuso dell'host)</w:t>
+            </w:r>
+          </w:p>
+        </w:tc>
+        <w:tc>
+          <w:tcPr>
+            <w:tcW w:type="dxa" w:w="5100"/>
+            <w:tcMar>
+              <w:top w:type="dxa" w:w="70"/>
+              <w:left w:type="dxa" w:w="110"/>
+              <w:bottom w:type="dxa" w:w="70"/>
+              <w:right w:type="dxa" w:w="110"/>
+            </w:tcMar>
+          </w:tcPr>
+          <w:p>
+            <w:pPr>
+              <w:spacing w:after="0" w:line="250"/>
+            </w:pPr>
+            <w:r>
+              <w:rPr>
+                <w:b w:val="false"/>
+                <w:bCs w:val="false"/>
+                <w:sz w:val="19"/>
+                <w:szCs w:val="19"/>
+              </w:rPr>
+              <w:t xml:space="preserve">Fuso in cui si leggono la finestra e la pianificazione interna. Da valorizzare in produzione: il default eredita il fuso della macchina, che in un container è quasi sempre UTC.</w:t>
             </w:r>
           </w:p>
         </w:tc>
@@ -17623,7 +17682,7 @@
       <w:tr>
         <w:tc>
           <w:tcPr>
-            <w:tcW w:type="dxa" w:w="3000"/>
+            <w:tcW w:type="dxa" w:w="2700"/>
             <w:shd w:fill="F5F7FA" w:val="clear"/>
             <w:tcMar>
               <w:top w:type="dxa" w:w="70"/>
@@ -17644,59 +17703,59 @@
                 <w:sz w:val="17"/>
                 <w:szCs w:val="17"/>
               </w:rPr>
-              <w:t xml:space="preserve">MaxAggregateWeight  ▲</w:t>
-            </w:r>
-          </w:p>
-        </w:tc>
-        <w:tc>
-          <w:tcPr>
-            <w:tcW w:type="dxa" w:w="1500"/>
-            <w:shd w:fill="F5F7FA" w:val="clear"/>
-            <w:tcMar>
-              <w:top w:type="dxa" w:w="70"/>
-              <w:left w:type="dxa" w:w="110"/>
-              <w:bottom w:type="dxa" w:w="70"/>
-              <w:right w:type="dxa" w:w="110"/>
-            </w:tcMar>
-          </w:tcPr>
-          <w:p>
-            <w:pPr>
-              <w:spacing w:after="0" w:line="250"/>
-            </w:pPr>
-            <w:r>
-              <w:rPr>
-                <w:b w:val="false"/>
-                <w:bCs w:val="false"/>
-                <w:sz w:val="19"/>
-                <w:szCs w:val="19"/>
-              </w:rPr>
-              <w:t xml:space="preserve">30 000</w:t>
-            </w:r>
-          </w:p>
-        </w:tc>
-        <w:tc>
-          <w:tcPr>
-            <w:tcW w:type="dxa" w:w="4900"/>
-            <w:shd w:fill="F5F7FA" w:val="clear"/>
-            <w:tcMar>
-              <w:top w:type="dxa" w:w="70"/>
-              <w:left w:type="dxa" w:w="110"/>
-              <w:bottom w:type="dxa" w:w="70"/>
-              <w:right w:type="dxa" w:w="110"/>
-            </w:tcMar>
-          </w:tcPr>
-          <w:p>
-            <w:pPr>
-              <w:spacing w:after="0" w:line="250"/>
-            </w:pPr>
-            <w:r>
-              <w:rPr>
-                <w:b w:val="false"/>
-                <w:bCs w:val="false"/>
-                <w:sz w:val="19"/>
-                <w:szCs w:val="19"/>
-              </w:rPr>
-              <w:t xml:space="preserve">Peso oltre il quale l'aggregato è escluso invece di essere cancellato. Zero disattiva il limite.</w:t>
+              <w:t xml:space="preserve">WindowStart / WindowEnd</w:t>
+            </w:r>
+          </w:p>
+        </w:tc>
+        <w:tc>
+          <w:tcPr>
+            <w:tcW w:type="dxa" w:w="1600"/>
+            <w:shd w:fill="F5F7FA" w:val="clear"/>
+            <w:tcMar>
+              <w:top w:type="dxa" w:w="70"/>
+              <w:left w:type="dxa" w:w="110"/>
+              <w:bottom w:type="dxa" w:w="70"/>
+              <w:right w:type="dxa" w:w="110"/>
+            </w:tcMar>
+          </w:tcPr>
+          <w:p>
+            <w:pPr>
+              <w:spacing w:after="0" w:line="250"/>
+            </w:pPr>
+            <w:r>
+              <w:rPr>
+                <w:b w:val="false"/>
+                <w:bCs w:val="false"/>
+                <w:sz w:val="19"/>
+                <w:szCs w:val="19"/>
+              </w:rPr>
+              <w:t xml:space="preserve">01:00 / 05:00</w:t>
+            </w:r>
+          </w:p>
+        </w:tc>
+        <w:tc>
+          <w:tcPr>
+            <w:tcW w:type="dxa" w:w="5100"/>
+            <w:shd w:fill="F5F7FA" w:val="clear"/>
+            <w:tcMar>
+              <w:top w:type="dxa" w:w="70"/>
+              <w:left w:type="dxa" w:w="110"/>
+              <w:bottom w:type="dxa" w:w="70"/>
+              <w:right w:type="dxa" w:w="110"/>
+            </w:tcMar>
+          </w:tcPr>
+          <w:p>
+            <w:pPr>
+              <w:spacing w:after="0" w:line="250"/>
+            </w:pPr>
+            <w:r>
+              <w:rPr>
+                <w:b w:val="false"/>
+                <w:bCs w:val="false"/>
+                <w:sz w:val="19"/>
+                <w:szCs w:val="19"/>
+              </w:rPr>
+              <w:t xml:space="preserve">Finestra operativa, nel fuso dichiarato. Da tarare.</w:t>
             </w:r>
           </w:p>
         </w:tc>
@@ -17704,7 +17763,7 @@
       <w:tr>
         <w:tc>
           <w:tcPr>
-            <w:tcW w:type="dxa" w:w="3000"/>
+            <w:tcW w:type="dxa" w:w="2700"/>
             <w:tcMar>
               <w:top w:type="dxa" w:w="70"/>
               <w:left w:type="dxa" w:w="110"/>
@@ -17724,57 +17783,57 @@
                 <w:sz w:val="17"/>
                 <w:szCs w:val="17"/>
               </w:rPr>
-              <w:t xml:space="preserve">TimeZoneId  ▲</w:t>
-            </w:r>
-          </w:p>
-        </w:tc>
-        <w:tc>
-          <w:tcPr>
-            <w:tcW w:type="dxa" w:w="1500"/>
-            <w:tcMar>
-              <w:top w:type="dxa" w:w="70"/>
-              <w:left w:type="dxa" w:w="110"/>
-              <w:bottom w:type="dxa" w:w="70"/>
-              <w:right w:type="dxa" w:w="110"/>
-            </w:tcMar>
-          </w:tcPr>
-          <w:p>
-            <w:pPr>
-              <w:spacing w:after="0" w:line="250"/>
-            </w:pPr>
-            <w:r>
-              <w:rPr>
-                <w:b w:val="false"/>
-                <w:bCs w:val="false"/>
-                <w:sz w:val="19"/>
-                <w:szCs w:val="19"/>
-              </w:rPr>
-              <w:t xml:space="preserve">(fuso dell'host)</w:t>
-            </w:r>
-          </w:p>
-        </w:tc>
-        <w:tc>
-          <w:tcPr>
-            <w:tcW w:type="dxa" w:w="4900"/>
-            <w:tcMar>
-              <w:top w:type="dxa" w:w="70"/>
-              <w:left w:type="dxa" w:w="110"/>
-              <w:bottom w:type="dxa" w:w="70"/>
-              <w:right w:type="dxa" w:w="110"/>
-            </w:tcMar>
-          </w:tcPr>
-          <w:p>
-            <w:pPr>
-              <w:spacing w:after="0" w:line="250"/>
-            </w:pPr>
-            <w:r>
-              <w:rPr>
-                <w:b w:val="false"/>
-                <w:bCs w:val="false"/>
-                <w:sz w:val="19"/>
-                <w:szCs w:val="19"/>
-              </w:rPr>
-              <w:t xml:space="preserve">Fuso in cui si leggono WindowStart e WindowEnd. Da valorizzare in produzione.</w:t>
+              <w:t xml:space="preserve">WindowGrace</w:t>
+            </w:r>
+          </w:p>
+        </w:tc>
+        <w:tc>
+          <w:tcPr>
+            <w:tcW w:type="dxa" w:w="1600"/>
+            <w:tcMar>
+              <w:top w:type="dxa" w:w="70"/>
+              <w:left w:type="dxa" w:w="110"/>
+              <w:bottom w:type="dxa" w:w="70"/>
+              <w:right w:type="dxa" w:w="110"/>
+            </w:tcMar>
+          </w:tcPr>
+          <w:p>
+            <w:pPr>
+              <w:spacing w:after="0" w:line="250"/>
+            </w:pPr>
+            <w:r>
+              <w:rPr>
+                <w:b w:val="false"/>
+                <w:bCs w:val="false"/>
+                <w:sz w:val="19"/>
+                <w:szCs w:val="19"/>
+              </w:rPr>
+              <w:t xml:space="preserve">5 minuti</w:t>
+            </w:r>
+          </w:p>
+        </w:tc>
+        <w:tc>
+          <w:tcPr>
+            <w:tcW w:type="dxa" w:w="5100"/>
+            <w:tcMar>
+              <w:top w:type="dxa" w:w="70"/>
+              <w:left w:type="dxa" w:w="110"/>
+              <w:bottom w:type="dxa" w:w="70"/>
+              <w:right w:type="dxa" w:w="110"/>
+            </w:tcMar>
+          </w:tcPr>
+          <w:p>
+            <w:pPr>
+              <w:spacing w:after="0" w:line="250"/>
+            </w:pPr>
+            <w:r>
+              <w:rPr>
+                <w:b w:val="false"/>
+                <w:bCs w:val="false"/>
+                <w:sz w:val="19"/>
+                <w:szCs w:val="19"/>
+              </w:rPr>
+              <w:t xml:space="preserve">Tolleranza oltre la chiusura concessa a una fase lunga per terminare in modo ordinato invece di essere troncata.</w:t>
             </w:r>
           </w:p>
         </w:tc>
@@ -17782,7 +17841,7 @@
       <w:tr>
         <w:tc>
           <w:tcPr>
-            <w:tcW w:type="dxa" w:w="3000"/>
+            <w:tcW w:type="dxa" w:w="2700"/>
             <w:shd w:fill="F5F7FA" w:val="clear"/>
             <w:tcMar>
               <w:top w:type="dxa" w:w="70"/>
@@ -17803,59 +17862,59 @@
                 <w:sz w:val="17"/>
                 <w:szCs w:val="17"/>
               </w:rPr>
-              <w:t xml:space="preserve">MaxSplitDepth</w:t>
-            </w:r>
-          </w:p>
-        </w:tc>
-        <w:tc>
-          <w:tcPr>
-            <w:tcW w:type="dxa" w:w="1500"/>
-            <w:shd w:fill="F5F7FA" w:val="clear"/>
-            <w:tcMar>
-              <w:top w:type="dxa" w:w="70"/>
-              <w:left w:type="dxa" w:w="110"/>
-              <w:bottom w:type="dxa" w:w="70"/>
-              <w:right w:type="dxa" w:w="110"/>
-            </w:tcMar>
-          </w:tcPr>
-          <w:p>
-            <w:pPr>
-              <w:spacing w:after="0" w:line="250"/>
-            </w:pPr>
-            <w:r>
-              <w:rPr>
-                <w:b w:val="false"/>
-                <w:bCs w:val="false"/>
-                <w:sz w:val="19"/>
-                <w:szCs w:val="19"/>
-              </w:rPr>
-              <w:t xml:space="preserve">10</w:t>
-            </w:r>
-          </w:p>
-        </w:tc>
-        <w:tc>
-          <w:tcPr>
-            <w:tcW w:type="dxa" w:w="4900"/>
-            <w:shd w:fill="F5F7FA" w:val="clear"/>
-            <w:tcMar>
-              <w:top w:type="dxa" w:w="70"/>
-              <w:left w:type="dxa" w:w="110"/>
-              <w:bottom w:type="dxa" w:w="70"/>
-              <w:right w:type="dxa" w:w="110"/>
-            </w:tcMar>
-          </w:tcPr>
-          <w:p>
-            <w:pPr>
-              <w:spacing w:after="0" w:line="250"/>
-            </w:pPr>
-            <w:r>
-              <w:rPr>
-                <w:b w:val="false"/>
-                <w:bCs w:val="false"/>
-                <w:sz w:val="19"/>
-                <w:szCs w:val="19"/>
-              </w:rPr>
-              <w:t xml:space="preserve">Bisezioni massime prima di abbandonare. Zero disattiva la bisezione.</w:t>
+              <w:t xml:space="preserve">CronExpression</w:t>
+            </w:r>
+          </w:p>
+        </w:tc>
+        <w:tc>
+          <w:tcPr>
+            <w:tcW w:type="dxa" w:w="1600"/>
+            <w:shd w:fill="F5F7FA" w:val="clear"/>
+            <w:tcMar>
+              <w:top w:type="dxa" w:w="70"/>
+              <w:left w:type="dxa" w:w="110"/>
+              <w:bottom w:type="dxa" w:w="70"/>
+              <w:right w:type="dxa" w:w="110"/>
+            </w:tcMar>
+          </w:tcPr>
+          <w:p>
+            <w:pPr>
+              <w:spacing w:after="0" w:line="250"/>
+            </w:pPr>
+            <w:r>
+              <w:rPr>
+                <w:b w:val="false"/>
+                <w:bCs w:val="false"/>
+                <w:sz w:val="19"/>
+                <w:szCs w:val="19"/>
+              </w:rPr>
+              <w:t xml:space="preserve">0 1 * * *</w:t>
+            </w:r>
+          </w:p>
+        </w:tc>
+        <w:tc>
+          <w:tcPr>
+            <w:tcW w:type="dxa" w:w="5100"/>
+            <w:shd w:fill="F5F7FA" w:val="clear"/>
+            <w:tcMar>
+              <w:top w:type="dxa" w:w="70"/>
+              <w:left w:type="dxa" w:w="110"/>
+              <w:bottom w:type="dxa" w:w="70"/>
+              <w:right w:type="dxa" w:w="110"/>
+            </w:tcMar>
+          </w:tcPr>
+          <w:p>
+            <w:pPr>
+              <w:spacing w:after="0" w:line="250"/>
+            </w:pPr>
+            <w:r>
+              <w:rPr>
+                <w:b w:val="false"/>
+                <w:bCs w:val="false"/>
+                <w:sz w:val="19"/>
+                <w:szCs w:val="19"/>
+              </w:rPr>
+              <w:t xml:space="preserve">Pianificazione interna della modalità servizio, interpretata nel fuso dichiarato.</w:t>
             </w:r>
           </w:p>
         </w:tc>
@@ -17863,7 +17922,7 @@
       <w:tr>
         <w:tc>
           <w:tcPr>
-            <w:tcW w:type="dxa" w:w="3000"/>
+            <w:tcW w:type="dxa" w:w="2700"/>
             <w:tcMar>
               <w:top w:type="dxa" w:w="70"/>
               <w:left w:type="dxa" w:w="110"/>
@@ -17883,57 +17942,57 @@
                 <w:sz w:val="17"/>
                 <w:szCs w:val="17"/>
               </w:rPr>
-              <w:t xml:space="preserve">MaxRunInterruptions</w:t>
-            </w:r>
-          </w:p>
-        </w:tc>
-        <w:tc>
-          <w:tcPr>
-            <w:tcW w:type="dxa" w:w="1500"/>
-            <w:tcMar>
-              <w:top w:type="dxa" w:w="70"/>
-              <w:left w:type="dxa" w:w="110"/>
-              <w:bottom w:type="dxa" w:w="70"/>
-              <w:right w:type="dxa" w:w="110"/>
-            </w:tcMar>
-          </w:tcPr>
-          <w:p>
-            <w:pPr>
-              <w:spacing w:after="0" w:line="250"/>
-            </w:pPr>
-            <w:r>
-              <w:rPr>
-                <w:b w:val="false"/>
-                <w:bCs w:val="false"/>
-                <w:sz w:val="19"/>
-                <w:szCs w:val="19"/>
-              </w:rPr>
-              <w:t xml:space="preserve">5</w:t>
-            </w:r>
-          </w:p>
-        </w:tc>
-        <w:tc>
-          <w:tcPr>
-            <w:tcW w:type="dxa" w:w="4900"/>
-            <w:tcMar>
-              <w:top w:type="dxa" w:w="70"/>
-              <w:left w:type="dxa" w:w="110"/>
-              <w:bottom w:type="dxa" w:w="70"/>
-              <w:right w:type="dxa" w:w="110"/>
-            </w:tcMar>
-          </w:tcPr>
-          <w:p>
-            <w:pPr>
-              <w:spacing w:after="0" w:line="250"/>
-            </w:pPr>
-            <w:r>
-              <w:rPr>
-                <w:b w:val="false"/>
-                <w:bCs w:val="false"/>
-                <w:sz w:val="19"/>
-                <w:szCs w:val="19"/>
-              </w:rPr>
-              <w:t xml:space="preserve">Interruzioni tollerate prima di dichiarare il run fallito.</w:t>
+              <w:t xml:space="preserve">MaxRowsPerBatch</w:t>
+            </w:r>
+          </w:p>
+        </w:tc>
+        <w:tc>
+          <w:tcPr>
+            <w:tcW w:type="dxa" w:w="1600"/>
+            <w:tcMar>
+              <w:top w:type="dxa" w:w="70"/>
+              <w:left w:type="dxa" w:w="110"/>
+              <w:bottom w:type="dxa" w:w="70"/>
+              <w:right w:type="dxa" w:w="110"/>
+            </w:tcMar>
+          </w:tcPr>
+          <w:p>
+            <w:pPr>
+              <w:spacing w:after="0" w:line="250"/>
+            </w:pPr>
+            <w:r>
+              <w:rPr>
+                <w:b w:val="false"/>
+                <w:bCs w:val="false"/>
+                <w:sz w:val="19"/>
+                <w:szCs w:val="19"/>
+              </w:rPr>
+              <w:t xml:space="preserve">3000</w:t>
+            </w:r>
+          </w:p>
+        </w:tc>
+        <w:tc>
+          <w:tcPr>
+            <w:tcW w:type="dxa" w:w="5100"/>
+            <w:tcMar>
+              <w:top w:type="dxa" w:w="70"/>
+              <w:left w:type="dxa" w:w="110"/>
+              <w:bottom w:type="dxa" w:w="70"/>
+              <w:right w:type="dxa" w:w="110"/>
+            </w:tcMar>
+          </w:tcPr>
+          <w:p>
+            <w:pPr>
+              <w:spacing w:after="0" w:line="250"/>
+            </w:pPr>
+            <w:r>
+              <w:rPr>
+                <w:b w:val="false"/>
+                <w:bCs w:val="false"/>
+                <w:sz w:val="19"/>
+                <w:szCs w:val="19"/>
+              </w:rPr>
+              <w:t xml:space="preserve">Tetto di righe per slice: tiene la transazione sotto la soglia di lock escalation. Da tarare.</w:t>
             </w:r>
           </w:p>
         </w:tc>
@@ -17941,7 +18000,7 @@
       <w:tr>
         <w:tc>
           <w:tcPr>
-            <w:tcW w:type="dxa" w:w="3000"/>
+            <w:tcW w:type="dxa" w:w="2700"/>
             <w:shd w:fill="F5F7FA" w:val="clear"/>
             <w:tcMar>
               <w:top w:type="dxa" w:w="70"/>
@@ -17962,59 +18021,59 @@
                 <w:sz w:val="17"/>
                 <w:szCs w:val="17"/>
               </w:rPr>
-              <w:t xml:space="preserve">InterSliceDelay  ▲</w:t>
-            </w:r>
-          </w:p>
-        </w:tc>
-        <w:tc>
-          <w:tcPr>
-            <w:tcW w:type="dxa" w:w="1500"/>
-            <w:shd w:fill="F5F7FA" w:val="clear"/>
-            <w:tcMar>
-              <w:top w:type="dxa" w:w="70"/>
-              <w:left w:type="dxa" w:w="110"/>
-              <w:bottom w:type="dxa" w:w="70"/>
-              <w:right w:type="dxa" w:w="110"/>
-            </w:tcMar>
-          </w:tcPr>
-          <w:p>
-            <w:pPr>
-              <w:spacing w:after="0" w:line="250"/>
-            </w:pPr>
-            <w:r>
-              <w:rPr>
-                <w:b w:val="false"/>
-                <w:bCs w:val="false"/>
-                <w:sz w:val="19"/>
-                <w:szCs w:val="19"/>
-              </w:rPr>
-              <w:t xml:space="preserve">100 ms</w:t>
-            </w:r>
-          </w:p>
-        </w:tc>
-        <w:tc>
-          <w:tcPr>
-            <w:tcW w:type="dxa" w:w="4900"/>
-            <w:shd w:fill="F5F7FA" w:val="clear"/>
-            <w:tcMar>
-              <w:top w:type="dxa" w:w="70"/>
-              <w:left w:type="dxa" w:w="110"/>
-              <w:bottom w:type="dxa" w:w="70"/>
-              <w:right w:type="dxa" w:w="110"/>
-            </w:tcMar>
-          </w:tcPr>
-          <w:p>
-            <w:pPr>
-              <w:spacing w:after="0" w:line="250"/>
-            </w:pPr>
-            <w:r>
-              <w:rPr>
-                <w:b w:val="false"/>
-                <w:bCs w:val="false"/>
-                <w:sz w:val="19"/>
-                <w:szCs w:val="19"/>
-              </w:rPr>
-              <w:t xml:space="preserve">Pausa fra una slice e l'altra: è la leva principale sull'impatto all'operatività.</w:t>
+              <w:t xml:space="preserve">MaxOrdersPerBatch</w:t>
+            </w:r>
+          </w:p>
+        </w:tc>
+        <w:tc>
+          <w:tcPr>
+            <w:tcW w:type="dxa" w:w="1600"/>
+            <w:shd w:fill="F5F7FA" w:val="clear"/>
+            <w:tcMar>
+              <w:top w:type="dxa" w:w="70"/>
+              <w:left w:type="dxa" w:w="110"/>
+              <w:bottom w:type="dxa" w:w="70"/>
+              <w:right w:type="dxa" w:w="110"/>
+            </w:tcMar>
+          </w:tcPr>
+          <w:p>
+            <w:pPr>
+              <w:spacing w:after="0" w:line="250"/>
+            </w:pPr>
+            <w:r>
+              <w:rPr>
+                <w:b w:val="false"/>
+                <w:bCs w:val="false"/>
+                <w:sz w:val="19"/>
+                <w:szCs w:val="19"/>
+              </w:rPr>
+              <w:t xml:space="preserve">500</w:t>
+            </w:r>
+          </w:p>
+        </w:tc>
+        <w:tc>
+          <w:tcPr>
+            <w:tcW w:type="dxa" w:w="5100"/>
+            <w:shd w:fill="F5F7FA" w:val="clear"/>
+            <w:tcMar>
+              <w:top w:type="dxa" w:w="70"/>
+              <w:left w:type="dxa" w:w="110"/>
+              <w:bottom w:type="dxa" w:w="70"/>
+              <w:right w:type="dxa" w:w="110"/>
+            </w:tcMar>
+          </w:tcPr>
+          <w:p>
+            <w:pPr>
+              <w:spacing w:after="0" w:line="250"/>
+            </w:pPr>
+            <w:r>
+              <w:rPr>
+                <w:b w:val="false"/>
+                <w:bCs w:val="false"/>
+                <w:sz w:val="19"/>
+                <w:szCs w:val="19"/>
+              </w:rPr>
+              <w:t xml:space="preserve">Tetto di aggregati per slice.</w:t>
             </w:r>
           </w:p>
         </w:tc>
@@ -18022,7 +18081,7 @@
       <w:tr>
         <w:tc>
           <w:tcPr>
-            <w:tcW w:type="dxa" w:w="3000"/>
+            <w:tcW w:type="dxa" w:w="2700"/>
             <w:tcMar>
               <w:top w:type="dxa" w:w="70"/>
               <w:left w:type="dxa" w:w="110"/>
@@ -18042,57 +18101,57 @@
                 <w:sz w:val="17"/>
                 <w:szCs w:val="17"/>
               </w:rPr>
-              <w:t xml:space="preserve">WindowStart / WindowEnd  ▲</w:t>
-            </w:r>
-          </w:p>
-        </w:tc>
-        <w:tc>
-          <w:tcPr>
-            <w:tcW w:type="dxa" w:w="1500"/>
-            <w:tcMar>
-              <w:top w:type="dxa" w:w="70"/>
-              <w:left w:type="dxa" w:w="110"/>
-              <w:bottom w:type="dxa" w:w="70"/>
-              <w:right w:type="dxa" w:w="110"/>
-            </w:tcMar>
-          </w:tcPr>
-          <w:p>
-            <w:pPr>
-              <w:spacing w:after="0" w:line="250"/>
-            </w:pPr>
-            <w:r>
-              <w:rPr>
-                <w:b w:val="false"/>
-                <w:bCs w:val="false"/>
-                <w:sz w:val="19"/>
-                <w:szCs w:val="19"/>
-              </w:rPr>
-              <w:t xml:space="preserve">01:00 / 05:00</w:t>
-            </w:r>
-          </w:p>
-        </w:tc>
-        <w:tc>
-          <w:tcPr>
-            <w:tcW w:type="dxa" w:w="4900"/>
-            <w:tcMar>
-              <w:top w:type="dxa" w:w="70"/>
-              <w:left w:type="dxa" w:w="110"/>
-              <w:bottom w:type="dxa" w:w="70"/>
-              <w:right w:type="dxa" w:w="110"/>
-            </w:tcMar>
-          </w:tcPr>
-          <w:p>
-            <w:pPr>
-              <w:spacing w:after="0" w:line="250"/>
-            </w:pPr>
-            <w:r>
-              <w:rPr>
-                <w:b w:val="false"/>
-                <w:bCs w:val="false"/>
-                <w:sz w:val="19"/>
-                <w:szCs w:val="19"/>
-              </w:rPr>
-              <w:t xml:space="preserve">Finestra oraria, nell'ora locale dell'host.</w:t>
+              <w:t xml:space="preserve">SelectionBatchSize</w:t>
+            </w:r>
+          </w:p>
+        </w:tc>
+        <w:tc>
+          <w:tcPr>
+            <w:tcW w:type="dxa" w:w="1600"/>
+            <w:tcMar>
+              <w:top w:type="dxa" w:w="70"/>
+              <w:left w:type="dxa" w:w="110"/>
+              <w:bottom w:type="dxa" w:w="70"/>
+              <w:right w:type="dxa" w:w="110"/>
+            </w:tcMar>
+          </w:tcPr>
+          <w:p>
+            <w:pPr>
+              <w:spacing w:after="0" w:line="250"/>
+            </w:pPr>
+            <w:r>
+              <w:rPr>
+                <w:b w:val="false"/>
+                <w:bCs w:val="false"/>
+                <w:sz w:val="19"/>
+                <w:szCs w:val="19"/>
+              </w:rPr>
+              <w:t xml:space="preserve">4000</w:t>
+            </w:r>
+          </w:p>
+        </w:tc>
+        <w:tc>
+          <w:tcPr>
+            <w:tcW w:type="dxa" w:w="5100"/>
+            <w:tcMar>
+              <w:top w:type="dxa" w:w="70"/>
+              <w:left w:type="dxa" w:w="110"/>
+              <w:bottom w:type="dxa" w:w="70"/>
+              <w:right w:type="dxa" w:w="110"/>
+            </w:tcMar>
+          </w:tcPr>
+          <w:p>
+            <w:pPr>
+              <w:spacing w:after="0" w:line="250"/>
+            </w:pPr>
+            <w:r>
+              <w:rPr>
+                <w:b w:val="false"/>
+                <w:bCs w:val="false"/>
+                <w:sz w:val="19"/>
+                <w:szCs w:val="19"/>
+              </w:rPr>
+              <w:t xml:space="preserve">Righe lette per pagina in selezione ed espansione.</w:t>
             </w:r>
           </w:p>
         </w:tc>
@@ -18100,7 +18159,7 @@
       <w:tr>
         <w:tc>
           <w:tcPr>
-            <w:tcW w:type="dxa" w:w="3000"/>
+            <w:tcW w:type="dxa" w:w="2700"/>
             <w:shd w:fill="F5F7FA" w:val="clear"/>
             <w:tcMar>
               <w:top w:type="dxa" w:w="70"/>
@@ -18121,59 +18180,59 @@
                 <w:sz w:val="17"/>
                 <w:szCs w:val="17"/>
               </w:rPr>
-              <w:t xml:space="preserve">StagingRetentionDays</w:t>
-            </w:r>
-          </w:p>
-        </w:tc>
-        <w:tc>
-          <w:tcPr>
-            <w:tcW w:type="dxa" w:w="1500"/>
-            <w:shd w:fill="F5F7FA" w:val="clear"/>
-            <w:tcMar>
-              <w:top w:type="dxa" w:w="70"/>
-              <w:left w:type="dxa" w:w="110"/>
-              <w:bottom w:type="dxa" w:w="70"/>
-              <w:right w:type="dxa" w:w="110"/>
-            </w:tcMar>
-          </w:tcPr>
-          <w:p>
-            <w:pPr>
-              <w:spacing w:after="0" w:line="250"/>
-            </w:pPr>
-            <w:r>
-              <w:rPr>
-                <w:b w:val="false"/>
-                <w:bCs w:val="false"/>
-                <w:sz w:val="19"/>
-                <w:szCs w:val="19"/>
-              </w:rPr>
-              <w:t xml:space="preserve">7</w:t>
-            </w:r>
-          </w:p>
-        </w:tc>
-        <w:tc>
-          <w:tcPr>
-            <w:tcW w:type="dxa" w:w="4900"/>
-            <w:shd w:fill="F5F7FA" w:val="clear"/>
-            <w:tcMar>
-              <w:top w:type="dxa" w:w="70"/>
-              <w:left w:type="dxa" w:w="110"/>
-              <w:bottom w:type="dxa" w:w="70"/>
-              <w:right w:type="dxa" w:w="110"/>
-            </w:tcMar>
-          </w:tcPr>
-          <w:p>
-            <w:pPr>
-              <w:spacing w:after="0" w:line="250"/>
-            </w:pPr>
-            <w:r>
-              <w:rPr>
-                <w:b w:val="false"/>
-                <w:bCs w:val="false"/>
-                <w:sz w:val="19"/>
-                <w:szCs w:val="19"/>
-              </w:rPr>
-              <w:t xml:space="preserve">Conservazione dello staging dei run conclusi senza incidenti.</w:t>
+              <w:t xml:space="preserve">InterSliceDelay</w:t>
+            </w:r>
+          </w:p>
+        </w:tc>
+        <w:tc>
+          <w:tcPr>
+            <w:tcW w:type="dxa" w:w="1600"/>
+            <w:shd w:fill="F5F7FA" w:val="clear"/>
+            <w:tcMar>
+              <w:top w:type="dxa" w:w="70"/>
+              <w:left w:type="dxa" w:w="110"/>
+              <w:bottom w:type="dxa" w:w="70"/>
+              <w:right w:type="dxa" w:w="110"/>
+            </w:tcMar>
+          </w:tcPr>
+          <w:p>
+            <w:pPr>
+              <w:spacing w:after="0" w:line="250"/>
+            </w:pPr>
+            <w:r>
+              <w:rPr>
+                <w:b w:val="false"/>
+                <w:bCs w:val="false"/>
+                <w:sz w:val="19"/>
+                <w:szCs w:val="19"/>
+              </w:rPr>
+              <w:t xml:space="preserve">100 ms</w:t>
+            </w:r>
+          </w:p>
+        </w:tc>
+        <w:tc>
+          <w:tcPr>
+            <w:tcW w:type="dxa" w:w="5100"/>
+            <w:shd w:fill="F5F7FA" w:val="clear"/>
+            <w:tcMar>
+              <w:top w:type="dxa" w:w="70"/>
+              <w:left w:type="dxa" w:w="110"/>
+              <w:bottom w:type="dxa" w:w="70"/>
+              <w:right w:type="dxa" w:w="110"/>
+            </w:tcMar>
+          </w:tcPr>
+          <w:p>
+            <w:pPr>
+              <w:spacing w:after="0" w:line="250"/>
+            </w:pPr>
+            <w:r>
+              <w:rPr>
+                <w:b w:val="false"/>
+                <w:bCs w:val="false"/>
+                <w:sz w:val="19"/>
+                <w:szCs w:val="19"/>
+              </w:rPr>
+              <w:t xml:space="preserve">Pausa fra una slice e l'altra: la leva principale sull'impatto all'operatività. Da tarare.</w:t>
             </w:r>
           </w:p>
         </w:tc>
@@ -18181,7 +18240,7 @@
       <w:tr>
         <w:tc>
           <w:tcPr>
-            <w:tcW w:type="dxa" w:w="3000"/>
+            <w:tcW w:type="dxa" w:w="2700"/>
             <w:tcMar>
               <w:top w:type="dxa" w:w="70"/>
               <w:left w:type="dxa" w:w="110"/>
@@ -18201,57 +18260,57 @@
                 <w:sz w:val="17"/>
                 <w:szCs w:val="17"/>
               </w:rPr>
-              <w:t xml:space="preserve">FailedStagingRetentionDays</w:t>
-            </w:r>
-          </w:p>
-        </w:tc>
-        <w:tc>
-          <w:tcPr>
-            <w:tcW w:type="dxa" w:w="1500"/>
-            <w:tcMar>
-              <w:top w:type="dxa" w:w="70"/>
-              <w:left w:type="dxa" w:w="110"/>
-              <w:bottom w:type="dxa" w:w="70"/>
-              <w:right w:type="dxa" w:w="110"/>
-            </w:tcMar>
-          </w:tcPr>
-          <w:p>
-            <w:pPr>
-              <w:spacing w:after="0" w:line="250"/>
-            </w:pPr>
-            <w:r>
-              <w:rPr>
-                <w:b w:val="false"/>
-                <w:bCs w:val="false"/>
-                <w:sz w:val="19"/>
-                <w:szCs w:val="19"/>
-              </w:rPr>
-              <w:t xml:space="preserve">90</w:t>
-            </w:r>
-          </w:p>
-        </w:tc>
-        <w:tc>
-          <w:tcPr>
-            <w:tcW w:type="dxa" w:w="4900"/>
-            <w:tcMar>
-              <w:top w:type="dxa" w:w="70"/>
-              <w:left w:type="dxa" w:w="110"/>
-              <w:bottom w:type="dxa" w:w="70"/>
-              <w:right w:type="dxa" w:w="110"/>
-            </w:tcMar>
-          </w:tcPr>
-          <w:p>
-            <w:pPr>
-              <w:spacing w:after="0" w:line="250"/>
-            </w:pPr>
-            <w:r>
-              <w:rPr>
-                <w:b w:val="false"/>
-                <w:bCs w:val="false"/>
-                <w:sz w:val="19"/>
-                <w:szCs w:val="19"/>
-              </w:rPr>
-              <w:t xml:space="preserve">Conservazione dello staging dei run falliti o con abbandoni.</w:t>
+              <w:t xml:space="preserve">MaxSliceAttempts</w:t>
+            </w:r>
+          </w:p>
+        </w:tc>
+        <w:tc>
+          <w:tcPr>
+            <w:tcW w:type="dxa" w:w="1600"/>
+            <w:tcMar>
+              <w:top w:type="dxa" w:w="70"/>
+              <w:left w:type="dxa" w:w="110"/>
+              <w:bottom w:type="dxa" w:w="70"/>
+              <w:right w:type="dxa" w:w="110"/>
+            </w:tcMar>
+          </w:tcPr>
+          <w:p>
+            <w:pPr>
+              <w:spacing w:after="0" w:line="250"/>
+            </w:pPr>
+            <w:r>
+              <w:rPr>
+                <w:b w:val="false"/>
+                <w:bCs w:val="false"/>
+                <w:sz w:val="19"/>
+                <w:szCs w:val="19"/>
+              </w:rPr>
+              <w:t xml:space="preserve">3</w:t>
+            </w:r>
+          </w:p>
+        </w:tc>
+        <w:tc>
+          <w:tcPr>
+            <w:tcW w:type="dxa" w:w="5100"/>
+            <w:tcMar>
+              <w:top w:type="dxa" w:w="70"/>
+              <w:left w:type="dxa" w:w="110"/>
+              <w:bottom w:type="dxa" w:w="70"/>
+              <w:right w:type="dxa" w:w="110"/>
+            </w:tcMar>
+          </w:tcPr>
+          <w:p>
+            <w:pPr>
+              <w:spacing w:after="0" w:line="250"/>
+            </w:pPr>
+            <w:r>
+              <w:rPr>
+                <w:b w:val="false"/>
+                <w:bCs w:val="false"/>
+                <w:sz w:val="19"/>
+                <w:szCs w:val="19"/>
+              </w:rPr>
+              <w:t xml:space="preserve">Tentativi su una slice in caso di contesa.</w:t>
             </w:r>
           </w:p>
         </w:tc>
@@ -18259,7 +18318,7 @@
       <w:tr>
         <w:tc>
           <w:tcPr>
-            <w:tcW w:type="dxa" w:w="3000"/>
+            <w:tcW w:type="dxa" w:w="2700"/>
             <w:shd w:fill="F5F7FA" w:val="clear"/>
             <w:tcMar>
               <w:top w:type="dxa" w:w="70"/>
@@ -18280,59 +18339,59 @@
                 <w:sz w:val="17"/>
                 <w:szCs w:val="17"/>
               </w:rPr>
-              <w:t xml:space="preserve">AbandonedEnabled</w:t>
-            </w:r>
-          </w:p>
-        </w:tc>
-        <w:tc>
-          <w:tcPr>
-            <w:tcW w:type="dxa" w:w="1500"/>
-            <w:shd w:fill="F5F7FA" w:val="clear"/>
-            <w:tcMar>
-              <w:top w:type="dxa" w:w="70"/>
-              <w:left w:type="dxa" w:w="110"/>
-              <w:bottom w:type="dxa" w:w="70"/>
-              <w:right w:type="dxa" w:w="110"/>
-            </w:tcMar>
-          </w:tcPr>
-          <w:p>
-            <w:pPr>
-              <w:spacing w:after="0" w:line="250"/>
-            </w:pPr>
-            <w:r>
-              <w:rPr>
-                <w:b w:val="false"/>
-                <w:bCs w:val="false"/>
-                <w:sz w:val="19"/>
-                <w:szCs w:val="19"/>
-              </w:rPr>
-              <w:t xml:space="preserve">false</w:t>
-            </w:r>
-          </w:p>
-        </w:tc>
-        <w:tc>
-          <w:tcPr>
-            <w:tcW w:type="dxa" w:w="4900"/>
-            <w:shd w:fill="F5F7FA" w:val="clear"/>
-            <w:tcMar>
-              <w:top w:type="dxa" w:w="70"/>
-              <w:left w:type="dxa" w:w="110"/>
-              <w:bottom w:type="dxa" w:w="70"/>
-              <w:right w:type="dxa" w:w="110"/>
-            </w:tcMar>
-          </w:tcPr>
-          <w:p>
-            <w:pPr>
-              <w:spacing w:after="0" w:line="250"/>
-            </w:pPr>
-            <w:r>
-              <w:rPr>
-                <w:b w:val="false"/>
-                <w:bCs w:val="false"/>
-                <w:sz w:val="19"/>
-                <w:szCs w:val="19"/>
-              </w:rPr>
-              <w:t xml:space="preserve">Strategia degli ordini mai completati (PA-21).</w:t>
+              <w:t xml:space="preserve">RetryDelay</w:t>
+            </w:r>
+          </w:p>
+        </w:tc>
+        <w:tc>
+          <w:tcPr>
+            <w:tcW w:type="dxa" w:w="1600"/>
+            <w:shd w:fill="F5F7FA" w:val="clear"/>
+            <w:tcMar>
+              <w:top w:type="dxa" w:w="70"/>
+              <w:left w:type="dxa" w:w="110"/>
+              <w:bottom w:type="dxa" w:w="70"/>
+              <w:right w:type="dxa" w:w="110"/>
+            </w:tcMar>
+          </w:tcPr>
+          <w:p>
+            <w:pPr>
+              <w:spacing w:after="0" w:line="250"/>
+            </w:pPr>
+            <w:r>
+              <w:rPr>
+                <w:b w:val="false"/>
+                <w:bCs w:val="false"/>
+                <w:sz w:val="19"/>
+                <w:szCs w:val="19"/>
+              </w:rPr>
+              <w:t xml:space="preserve">5 secondi</w:t>
+            </w:r>
+          </w:p>
+        </w:tc>
+        <w:tc>
+          <w:tcPr>
+            <w:tcW w:type="dxa" w:w="5100"/>
+            <w:shd w:fill="F5F7FA" w:val="clear"/>
+            <w:tcMar>
+              <w:top w:type="dxa" w:w="70"/>
+              <w:left w:type="dxa" w:w="110"/>
+              <w:bottom w:type="dxa" w:w="70"/>
+              <w:right w:type="dxa" w:w="110"/>
+            </w:tcMar>
+          </w:tcPr>
+          <w:p>
+            <w:pPr>
+              <w:spacing w:after="0" w:line="250"/>
+            </w:pPr>
+            <w:r>
+              <w:rPr>
+                <w:b w:val="false"/>
+                <w:bCs w:val="false"/>
+                <w:sz w:val="19"/>
+                <w:szCs w:val="19"/>
+              </w:rPr>
+              <w:t xml:space="preserve">Attesa fra un tentativo e il successivo.</w:t>
             </w:r>
           </w:p>
         </w:tc>
@@ -18340,7 +18399,7 @@
       <w:tr>
         <w:tc>
           <w:tcPr>
-            <w:tcW w:type="dxa" w:w="3000"/>
+            <w:tcW w:type="dxa" w:w="2700"/>
             <w:tcMar>
               <w:top w:type="dxa" w:w="70"/>
               <w:left w:type="dxa" w:w="110"/>
@@ -18360,13 +18419,570 @@
                 <w:sz w:val="17"/>
                 <w:szCs w:val="17"/>
               </w:rPr>
+              <w:t xml:space="preserve">MaxSplitDepth</w:t>
+            </w:r>
+          </w:p>
+        </w:tc>
+        <w:tc>
+          <w:tcPr>
+            <w:tcW w:type="dxa" w:w="1600"/>
+            <w:tcMar>
+              <w:top w:type="dxa" w:w="70"/>
+              <w:left w:type="dxa" w:w="110"/>
+              <w:bottom w:type="dxa" w:w="70"/>
+              <w:right w:type="dxa" w:w="110"/>
+            </w:tcMar>
+          </w:tcPr>
+          <w:p>
+            <w:pPr>
+              <w:spacing w:after="0" w:line="250"/>
+            </w:pPr>
+            <w:r>
+              <w:rPr>
+                <w:b w:val="false"/>
+                <w:bCs w:val="false"/>
+                <w:sz w:val="19"/>
+                <w:szCs w:val="19"/>
+              </w:rPr>
+              <w:t xml:space="preserve">10</w:t>
+            </w:r>
+          </w:p>
+        </w:tc>
+        <w:tc>
+          <w:tcPr>
+            <w:tcW w:type="dxa" w:w="5100"/>
+            <w:tcMar>
+              <w:top w:type="dxa" w:w="70"/>
+              <w:left w:type="dxa" w:w="110"/>
+              <w:bottom w:type="dxa" w:w="70"/>
+              <w:right w:type="dxa" w:w="110"/>
+            </w:tcMar>
+          </w:tcPr>
+          <w:p>
+            <w:pPr>
+              <w:spacing w:after="0" w:line="250"/>
+            </w:pPr>
+            <w:r>
+              <w:rPr>
+                <w:b w:val="false"/>
+                <w:bCs w:val="false"/>
+                <w:sz w:val="19"/>
+                <w:szCs w:val="19"/>
+              </w:rPr>
+              <w:t xml:space="preserve">Bisezioni massime prima di abbandonare. Zero disattiva la bisezione.</w:t>
+            </w:r>
+          </w:p>
+        </w:tc>
+      </w:tr>
+      <w:tr>
+        <w:tc>
+          <w:tcPr>
+            <w:tcW w:type="dxa" w:w="2700"/>
+            <w:shd w:fill="F5F7FA" w:val="clear"/>
+            <w:tcMar>
+              <w:top w:type="dxa" w:w="70"/>
+              <w:left w:type="dxa" w:w="110"/>
+              <w:bottom w:type="dxa" w:w="70"/>
+              <w:right w:type="dxa" w:w="110"/>
+            </w:tcMar>
+          </w:tcPr>
+          <w:p>
+            <w:pPr>
+              <w:spacing w:after="0" w:line="250"/>
+            </w:pPr>
+            <w:r>
+              <w:rPr>
+                <w:rFonts w:ascii="Consolas" w:cs="Consolas" w:eastAsia="Consolas" w:hAnsi="Consolas"/>
+                <w:b w:val="false"/>
+                <w:bCs w:val="false"/>
+                <w:sz w:val="17"/>
+                <w:szCs w:val="17"/>
+              </w:rPr>
+              <w:t xml:space="preserve">MaxRunInterruptions</w:t>
+            </w:r>
+          </w:p>
+        </w:tc>
+        <w:tc>
+          <w:tcPr>
+            <w:tcW w:type="dxa" w:w="1600"/>
+            <w:shd w:fill="F5F7FA" w:val="clear"/>
+            <w:tcMar>
+              <w:top w:type="dxa" w:w="70"/>
+              <w:left w:type="dxa" w:w="110"/>
+              <w:bottom w:type="dxa" w:w="70"/>
+              <w:right w:type="dxa" w:w="110"/>
+            </w:tcMar>
+          </w:tcPr>
+          <w:p>
+            <w:pPr>
+              <w:spacing w:after="0" w:line="250"/>
+            </w:pPr>
+            <w:r>
+              <w:rPr>
+                <w:b w:val="false"/>
+                <w:bCs w:val="false"/>
+                <w:sz w:val="19"/>
+                <w:szCs w:val="19"/>
+              </w:rPr>
+              <w:t xml:space="preserve">5</w:t>
+            </w:r>
+          </w:p>
+        </w:tc>
+        <w:tc>
+          <w:tcPr>
+            <w:tcW w:type="dxa" w:w="5100"/>
+            <w:shd w:fill="F5F7FA" w:val="clear"/>
+            <w:tcMar>
+              <w:top w:type="dxa" w:w="70"/>
+              <w:left w:type="dxa" w:w="110"/>
+              <w:bottom w:type="dxa" w:w="70"/>
+              <w:right w:type="dxa" w:w="110"/>
+            </w:tcMar>
+          </w:tcPr>
+          <w:p>
+            <w:pPr>
+              <w:spacing w:after="0" w:line="250"/>
+            </w:pPr>
+            <w:r>
+              <w:rPr>
+                <w:b w:val="false"/>
+                <w:bCs w:val="false"/>
+                <w:sz w:val="19"/>
+                <w:szCs w:val="19"/>
+              </w:rPr>
+              <w:t xml:space="preserve">Interruzioni tollerate prima di dichiarare il run fallito.</w:t>
+            </w:r>
+          </w:p>
+        </w:tc>
+      </w:tr>
+      <w:tr>
+        <w:tc>
+          <w:tcPr>
+            <w:tcW w:type="dxa" w:w="2700"/>
+            <w:tcMar>
+              <w:top w:type="dxa" w:w="70"/>
+              <w:left w:type="dxa" w:w="110"/>
+              <w:bottom w:type="dxa" w:w="70"/>
+              <w:right w:type="dxa" w:w="110"/>
+            </w:tcMar>
+          </w:tcPr>
+          <w:p>
+            <w:pPr>
+              <w:spacing w:after="0" w:line="250"/>
+            </w:pPr>
+            <w:r>
+              <w:rPr>
+                <w:rFonts w:ascii="Consolas" w:cs="Consolas" w:eastAsia="Consolas" w:hAnsi="Consolas"/>
+                <w:b w:val="false"/>
+                <w:bCs w:val="false"/>
+                <w:sz w:val="17"/>
+                <w:szCs w:val="17"/>
+              </w:rPr>
+              <w:t xml:space="preserve">HousekeepingEnabled</w:t>
+            </w:r>
+          </w:p>
+        </w:tc>
+        <w:tc>
+          <w:tcPr>
+            <w:tcW w:type="dxa" w:w="1600"/>
+            <w:tcMar>
+              <w:top w:type="dxa" w:w="70"/>
+              <w:left w:type="dxa" w:w="110"/>
+              <w:bottom w:type="dxa" w:w="70"/>
+              <w:right w:type="dxa" w:w="110"/>
+            </w:tcMar>
+          </w:tcPr>
+          <w:p>
+            <w:pPr>
+              <w:spacing w:after="0" w:line="250"/>
+            </w:pPr>
+            <w:r>
+              <w:rPr>
+                <w:b w:val="false"/>
+                <w:bCs w:val="false"/>
+                <w:sz w:val="19"/>
+                <w:szCs w:val="19"/>
+              </w:rPr>
+              <w:t xml:space="preserve">true</w:t>
+            </w:r>
+          </w:p>
+        </w:tc>
+        <w:tc>
+          <w:tcPr>
+            <w:tcW w:type="dxa" w:w="5100"/>
+            <w:tcMar>
+              <w:top w:type="dxa" w:w="70"/>
+              <w:left w:type="dxa" w:w="110"/>
+              <w:bottom w:type="dxa" w:w="70"/>
+              <w:right w:type="dxa" w:w="110"/>
+            </w:tcMar>
+          </w:tcPr>
+          <w:p>
+            <w:pPr>
+              <w:spacing w:after="0" w:line="250"/>
+            </w:pPr>
+            <w:r>
+              <w:rPr>
+                <w:b w:val="false"/>
+                <w:bCs w:val="false"/>
+                <w:sz w:val="19"/>
+                <w:szCs w:val="19"/>
+              </w:rPr>
+              <w:t xml:space="preserve">Pulizia dello staging al termine del ciclo.</w:t>
+            </w:r>
+          </w:p>
+        </w:tc>
+      </w:tr>
+      <w:tr>
+        <w:tc>
+          <w:tcPr>
+            <w:tcW w:type="dxa" w:w="2700"/>
+            <w:shd w:fill="F5F7FA" w:val="clear"/>
+            <w:tcMar>
+              <w:top w:type="dxa" w:w="70"/>
+              <w:left w:type="dxa" w:w="110"/>
+              <w:bottom w:type="dxa" w:w="70"/>
+              <w:right w:type="dxa" w:w="110"/>
+            </w:tcMar>
+          </w:tcPr>
+          <w:p>
+            <w:pPr>
+              <w:spacing w:after="0" w:line="250"/>
+            </w:pPr>
+            <w:r>
+              <w:rPr>
+                <w:rFonts w:ascii="Consolas" w:cs="Consolas" w:eastAsia="Consolas" w:hAnsi="Consolas"/>
+                <w:b w:val="false"/>
+                <w:bCs w:val="false"/>
+                <w:sz w:val="17"/>
+                <w:szCs w:val="17"/>
+              </w:rPr>
+              <w:t xml:space="preserve">StagingRetentionDays</w:t>
+            </w:r>
+          </w:p>
+        </w:tc>
+        <w:tc>
+          <w:tcPr>
+            <w:tcW w:type="dxa" w:w="1600"/>
+            <w:shd w:fill="F5F7FA" w:val="clear"/>
+            <w:tcMar>
+              <w:top w:type="dxa" w:w="70"/>
+              <w:left w:type="dxa" w:w="110"/>
+              <w:bottom w:type="dxa" w:w="70"/>
+              <w:right w:type="dxa" w:w="110"/>
+            </w:tcMar>
+          </w:tcPr>
+          <w:p>
+            <w:pPr>
+              <w:spacing w:after="0" w:line="250"/>
+            </w:pPr>
+            <w:r>
+              <w:rPr>
+                <w:b w:val="false"/>
+                <w:bCs w:val="false"/>
+                <w:sz w:val="19"/>
+                <w:szCs w:val="19"/>
+              </w:rPr>
+              <w:t xml:space="preserve">7</w:t>
+            </w:r>
+          </w:p>
+        </w:tc>
+        <w:tc>
+          <w:tcPr>
+            <w:tcW w:type="dxa" w:w="5100"/>
+            <w:shd w:fill="F5F7FA" w:val="clear"/>
+            <w:tcMar>
+              <w:top w:type="dxa" w:w="70"/>
+              <w:left w:type="dxa" w:w="110"/>
+              <w:bottom w:type="dxa" w:w="70"/>
+              <w:right w:type="dxa" w:w="110"/>
+            </w:tcMar>
+          </w:tcPr>
+          <w:p>
+            <w:pPr>
+              <w:spacing w:after="0" w:line="250"/>
+            </w:pPr>
+            <w:r>
+              <w:rPr>
+                <w:b w:val="false"/>
+                <w:bCs w:val="false"/>
+                <w:sz w:val="19"/>
+                <w:szCs w:val="19"/>
+              </w:rPr>
+              <w:t xml:space="preserve">Conservazione dello staging dei run conclusi senza incidenti.</w:t>
+            </w:r>
+          </w:p>
+        </w:tc>
+      </w:tr>
+      <w:tr>
+        <w:tc>
+          <w:tcPr>
+            <w:tcW w:type="dxa" w:w="2700"/>
+            <w:tcMar>
+              <w:top w:type="dxa" w:w="70"/>
+              <w:left w:type="dxa" w:w="110"/>
+              <w:bottom w:type="dxa" w:w="70"/>
+              <w:right w:type="dxa" w:w="110"/>
+            </w:tcMar>
+          </w:tcPr>
+          <w:p>
+            <w:pPr>
+              <w:spacing w:after="0" w:line="250"/>
+            </w:pPr>
+            <w:r>
+              <w:rPr>
+                <w:rFonts w:ascii="Consolas" w:cs="Consolas" w:eastAsia="Consolas" w:hAnsi="Consolas"/>
+                <w:b w:val="false"/>
+                <w:bCs w:val="false"/>
+                <w:sz w:val="17"/>
+                <w:szCs w:val="17"/>
+              </w:rPr>
+              <w:t xml:space="preserve">FailedStagingRetentionDays</w:t>
+            </w:r>
+          </w:p>
+        </w:tc>
+        <w:tc>
+          <w:tcPr>
+            <w:tcW w:type="dxa" w:w="1600"/>
+            <w:tcMar>
+              <w:top w:type="dxa" w:w="70"/>
+              <w:left w:type="dxa" w:w="110"/>
+              <w:bottom w:type="dxa" w:w="70"/>
+              <w:right w:type="dxa" w:w="110"/>
+            </w:tcMar>
+          </w:tcPr>
+          <w:p>
+            <w:pPr>
+              <w:spacing w:after="0" w:line="250"/>
+            </w:pPr>
+            <w:r>
+              <w:rPr>
+                <w:b w:val="false"/>
+                <w:bCs w:val="false"/>
+                <w:sz w:val="19"/>
+                <w:szCs w:val="19"/>
+              </w:rPr>
+              <w:t xml:space="preserve">90</w:t>
+            </w:r>
+          </w:p>
+        </w:tc>
+        <w:tc>
+          <w:tcPr>
+            <w:tcW w:type="dxa" w:w="5100"/>
+            <w:tcMar>
+              <w:top w:type="dxa" w:w="70"/>
+              <w:left w:type="dxa" w:w="110"/>
+              <w:bottom w:type="dxa" w:w="70"/>
+              <w:right w:type="dxa" w:w="110"/>
+            </w:tcMar>
+          </w:tcPr>
+          <w:p>
+            <w:pPr>
+              <w:spacing w:after="0" w:line="250"/>
+            </w:pPr>
+            <w:r>
+              <w:rPr>
+                <w:b w:val="false"/>
+                <w:bCs w:val="false"/>
+                <w:sz w:val="19"/>
+                <w:szCs w:val="19"/>
+              </w:rPr>
+              <w:t xml:space="preserve">Conservazione dello staging dei run falliti o con abbandoni.</w:t>
+            </w:r>
+          </w:p>
+        </w:tc>
+      </w:tr>
+      <w:tr>
+        <w:tc>
+          <w:tcPr>
+            <w:tcW w:type="dxa" w:w="2700"/>
+            <w:shd w:fill="F5F7FA" w:val="clear"/>
+            <w:tcMar>
+              <w:top w:type="dxa" w:w="70"/>
+              <w:left w:type="dxa" w:w="110"/>
+              <w:bottom w:type="dxa" w:w="70"/>
+              <w:right w:type="dxa" w:w="110"/>
+            </w:tcMar>
+          </w:tcPr>
+          <w:p>
+            <w:pPr>
+              <w:spacing w:after="0" w:line="250"/>
+            </w:pPr>
+            <w:r>
+              <w:rPr>
+                <w:rFonts w:ascii="Consolas" w:cs="Consolas" w:eastAsia="Consolas" w:hAnsi="Consolas"/>
+                <w:b w:val="false"/>
+                <w:bCs w:val="false"/>
+                <w:sz w:val="17"/>
+                <w:szCs w:val="17"/>
+              </w:rPr>
+              <w:t xml:space="preserve">HousekeepingBatchSize</w:t>
+            </w:r>
+          </w:p>
+        </w:tc>
+        <w:tc>
+          <w:tcPr>
+            <w:tcW w:type="dxa" w:w="1600"/>
+            <w:shd w:fill="F5F7FA" w:val="clear"/>
+            <w:tcMar>
+              <w:top w:type="dxa" w:w="70"/>
+              <w:left w:type="dxa" w:w="110"/>
+              <w:bottom w:type="dxa" w:w="70"/>
+              <w:right w:type="dxa" w:w="110"/>
+            </w:tcMar>
+          </w:tcPr>
+          <w:p>
+            <w:pPr>
+              <w:spacing w:after="0" w:line="250"/>
+            </w:pPr>
+            <w:r>
+              <w:rPr>
+                <w:b w:val="false"/>
+                <w:bCs w:val="false"/>
+                <w:sz w:val="19"/>
+                <w:szCs w:val="19"/>
+              </w:rPr>
+              <w:t xml:space="preserve">4000</w:t>
+            </w:r>
+          </w:p>
+        </w:tc>
+        <w:tc>
+          <w:tcPr>
+            <w:tcW w:type="dxa" w:w="5100"/>
+            <w:shd w:fill="F5F7FA" w:val="clear"/>
+            <w:tcMar>
+              <w:top w:type="dxa" w:w="70"/>
+              <w:left w:type="dxa" w:w="110"/>
+              <w:bottom w:type="dxa" w:w="70"/>
+              <w:right w:type="dxa" w:w="110"/>
+            </w:tcMar>
+          </w:tcPr>
+          <w:p>
+            <w:pPr>
+              <w:spacing w:after="0" w:line="250"/>
+            </w:pPr>
+            <w:r>
+              <w:rPr>
+                <w:b w:val="false"/>
+                <w:bCs w:val="false"/>
+                <w:sz w:val="19"/>
+                <w:szCs w:val="19"/>
+              </w:rPr>
+              <w:t xml:space="preserve">Righe cancellate per giro dalla pulizia dello staging.</w:t>
+            </w:r>
+          </w:p>
+        </w:tc>
+      </w:tr>
+      <w:tr>
+        <w:tc>
+          <w:tcPr>
+            <w:tcW w:type="dxa" w:w="2700"/>
+            <w:tcMar>
+              <w:top w:type="dxa" w:w="70"/>
+              <w:left w:type="dxa" w:w="110"/>
+              <w:bottom w:type="dxa" w:w="70"/>
+              <w:right w:type="dxa" w:w="110"/>
+            </w:tcMar>
+          </w:tcPr>
+          <w:p>
+            <w:pPr>
+              <w:spacing w:after="0" w:line="250"/>
+            </w:pPr>
+            <w:r>
+              <w:rPr>
+                <w:rFonts w:ascii="Consolas" w:cs="Consolas" w:eastAsia="Consolas" w:hAnsi="Consolas"/>
+                <w:b w:val="false"/>
+                <w:bCs w:val="false"/>
+                <w:sz w:val="17"/>
+                <w:szCs w:val="17"/>
+              </w:rPr>
+              <w:t xml:space="preserve">HousekeepingMaxRunsPerCycle</w:t>
+            </w:r>
+          </w:p>
+        </w:tc>
+        <w:tc>
+          <w:tcPr>
+            <w:tcW w:type="dxa" w:w="1600"/>
+            <w:tcMar>
+              <w:top w:type="dxa" w:w="70"/>
+              <w:left w:type="dxa" w:w="110"/>
+              <w:bottom w:type="dxa" w:w="70"/>
+              <w:right w:type="dxa" w:w="110"/>
+            </w:tcMar>
+          </w:tcPr>
+          <w:p>
+            <w:pPr>
+              <w:spacing w:after="0" w:line="250"/>
+            </w:pPr>
+            <w:r>
+              <w:rPr>
+                <w:b w:val="false"/>
+                <w:bCs w:val="false"/>
+                <w:sz w:val="19"/>
+                <w:szCs w:val="19"/>
+              </w:rPr>
+              <w:t xml:space="preserve">50</w:t>
+            </w:r>
+          </w:p>
+        </w:tc>
+        <w:tc>
+          <w:tcPr>
+            <w:tcW w:type="dxa" w:w="5100"/>
+            <w:tcMar>
+              <w:top w:type="dxa" w:w="70"/>
+              <w:left w:type="dxa" w:w="110"/>
+              <w:bottom w:type="dxa" w:w="70"/>
+              <w:right w:type="dxa" w:w="110"/>
+            </w:tcMar>
+          </w:tcPr>
+          <w:p>
+            <w:pPr>
+              <w:spacing w:after="0" w:line="250"/>
+            </w:pPr>
+            <w:r>
+              <w:rPr>
+                <w:b w:val="false"/>
+                <w:bCs w:val="false"/>
+                <w:sz w:val="19"/>
+                <w:szCs w:val="19"/>
+              </w:rPr>
+              <w:t xml:space="preserve">Run ripuliti al massimo per ciclo.</w:t>
+            </w:r>
+          </w:p>
+        </w:tc>
+      </w:tr>
+      <w:tr>
+        <w:tc>
+          <w:tcPr>
+            <w:tcW w:type="dxa" w:w="2700"/>
+            <w:shd w:fill="F5F7FA" w:val="clear"/>
+            <w:tcMar>
+              <w:top w:type="dxa" w:w="70"/>
+              <w:left w:type="dxa" w:w="110"/>
+              <w:bottom w:type="dxa" w:w="70"/>
+              <w:right w:type="dxa" w:w="110"/>
+            </w:tcMar>
+          </w:tcPr>
+          <w:p>
+            <w:pPr>
+              <w:spacing w:after="0" w:line="250"/>
+            </w:pPr>
+            <w:r>
+              <w:rPr>
+                <w:rFonts w:ascii="Consolas" w:cs="Consolas" w:eastAsia="Consolas" w:hAnsi="Consolas"/>
+                <w:b w:val="false"/>
+                <w:bCs w:val="false"/>
+                <w:sz w:val="17"/>
+                <w:szCs w:val="17"/>
+              </w:rPr>
               <w:t xml:space="preserve">CommandTimeoutSeconds</w:t>
             </w:r>
           </w:p>
         </w:tc>
         <w:tc>
           <w:tcPr>
-            <w:tcW w:type="dxa" w:w="1500"/>
+            <w:tcW w:type="dxa" w:w="1600"/>
+            <w:shd w:fill="F5F7FA" w:val="clear"/>
             <w:tcMar>
               <w:top w:type="dxa" w:w="70"/>
               <w:left w:type="dxa" w:w="110"/>
@@ -18391,7 +19007,8 @@
         </w:tc>
         <w:tc>
           <w:tcPr>
-            <w:tcW w:type="dxa" w:w="4900"/>
+            <w:tcW w:type="dxa" w:w="5100"/>
+            <w:shd w:fill="F5F7FA" w:val="clear"/>
             <w:tcMar>
               <w:top w:type="dxa" w:w="70"/>
               <w:left w:type="dxa" w:w="110"/>
@@ -18411,6 +19028,84 @@
                 <w:szCs w:val="19"/>
               </w:rPr>
               <w:t xml:space="preserve">Timeout dei comandi SQL.</w:t>
+            </w:r>
+          </w:p>
+        </w:tc>
+      </w:tr>
+      <w:tr>
+        <w:tc>
+          <w:tcPr>
+            <w:tcW w:type="dxa" w:w="2700"/>
+            <w:tcMar>
+              <w:top w:type="dxa" w:w="70"/>
+              <w:left w:type="dxa" w:w="110"/>
+              <w:bottom w:type="dxa" w:w="70"/>
+              <w:right w:type="dxa" w:w="110"/>
+            </w:tcMar>
+          </w:tcPr>
+          <w:p>
+            <w:pPr>
+              <w:spacing w:after="0" w:line="250"/>
+            </w:pPr>
+            <w:r>
+              <w:rPr>
+                <w:rFonts w:ascii="Consolas" w:cs="Consolas" w:eastAsia="Consolas" w:hAnsi="Consolas"/>
+                <w:b w:val="false"/>
+                <w:bCs w:val="false"/>
+                <w:sz w:val="17"/>
+                <w:szCs w:val="17"/>
+              </w:rPr>
+              <w:t xml:space="preserve">AuditBaselineEnabled</w:t>
+            </w:r>
+          </w:p>
+        </w:tc>
+        <w:tc>
+          <w:tcPr>
+            <w:tcW w:type="dxa" w:w="1600"/>
+            <w:tcMar>
+              <w:top w:type="dxa" w:w="70"/>
+              <w:left w:type="dxa" w:w="110"/>
+              <w:bottom w:type="dxa" w:w="70"/>
+              <w:right w:type="dxa" w:w="110"/>
+            </w:tcMar>
+          </w:tcPr>
+          <w:p>
+            <w:pPr>
+              <w:spacing w:after="0" w:line="250"/>
+            </w:pPr>
+            <w:r>
+              <w:rPr>
+                <w:b w:val="false"/>
+                <w:bCs w:val="false"/>
+                <w:sz w:val="19"/>
+                <w:szCs w:val="19"/>
+              </w:rPr>
+              <w:t xml:space="preserve">true</w:t>
+            </w:r>
+          </w:p>
+        </w:tc>
+        <w:tc>
+          <w:tcPr>
+            <w:tcW w:type="dxa" w:w="5100"/>
+            <w:tcMar>
+              <w:top w:type="dxa" w:w="70"/>
+              <w:left w:type="dxa" w:w="110"/>
+              <w:bottom w:type="dxa" w:w="70"/>
+              <w:right w:type="dxa" w:w="110"/>
+            </w:tcMar>
+          </w:tcPr>
+          <w:p>
+            <w:pPr>
+              <w:spacing w:after="0" w:line="250"/>
+            </w:pPr>
+            <w:r>
+              <w:rPr>
+                <w:b w:val="false"/>
+                <w:bCs w:val="false"/>
+                <w:sz w:val="19"/>
+                <w:szCs w:val="19"/>
+              </w:rPr>
+              <w:t xml:space="preserve">Produce il report previsionale anche sui run reali, per il confronto con l'audit.</w:t>
             </w:r>
           </w:p>
         </w:tc>
@@ -18430,7 +19125,7 @@
           <w:sz w:val="20"/>
           <w:szCs w:val="20"/>
         </w:rPr>
-        <w:t xml:space="preserve">▲ = da tarare sui numeri reali prima della prima esecuzione.</w:t>
+        <w:t xml:space="preserve">I parametri della policy approvata non si possono cambiare senza una nuova approvazione: il motore ricalcola l'impronta a ogni esecuzione reale e si ferma se non la trova registrata (§9.2).</w:t>
       </w:r>
     </w:p>
     <w:sectPr>

--- a/docs/architettura/Architecture-Functional-Design-Sfoltimento-2026-09-09.docx
+++ b/docs/architettura/Architecture-Functional-Design-Sfoltimento-2026-09-09.docx
@@ -61,7 +61,7 @@
           <w:sz w:val="20"/>
           <w:szCs w:val="20"/>
         </w:rPr>
-        <w:t xml:space="preserve">Baseline: main con D-17 — 09/09/2026</w:t>
+        <w:t xml:space="preserve">Baseline: main con D-20 — 09/09/2026</w:t>
       </w:r>
     </w:p>
     <w:p>
@@ -1597,7 +1597,7 @@
                 <w:sz w:val="19"/>
                 <w:szCs w:val="19"/>
               </w:rPr>
-              <w:t xml:space="preserve">La combinazione di parametri che determina cosa viene cancellato: anni di retention, modo di ancoraggio, strategie attive. Ha un'impronta crittografica ed è ciò che viene approvato.</w:t>
+              <w:t xml:space="preserve">La combinazione di parametri che determina il perimetro degli aggregati cancellabili. Ha un'impronta crittografica ed è ciò che viene approvato. Comprende gli anni di retention, il modo di ancoraggio, le strategie attive, i parametri della strategia degli abbandoni e il tetto per aggregato: l'elenco esatto è nel §9.2.</w:t>
             </w:r>
           </w:p>
         </w:tc>
@@ -6592,6 +6592,18 @@
     </w:p>
     <w:p>
       <w:pPr>
+        <w:spacing w:after="140" w:line="276"/>
+      </w:pPr>
+      <w:r>
+        <w:rPr>
+          <w:sz w:val="21"/>
+          <w:szCs w:val="21"/>
+        </w:rPr>
+        <w:t xml:space="preserve">Il fuso non è facoltativo quando si cancella davvero: un'esecuzione reale con la finestra attiva e nessun fuso dichiarato viene rifiutata all'avvio. Senza quel valore la finestra è definita dal fuso della macchina, che non è una decisione presa da nessuno — e affidarsi alla disciplina operativa per un parametro che decide quando si cancella in produzione è una garanzia più debole di un controllo (D-20). La simulazione resta permissiva: serve a produrre il report, e non tocca nulla.</w:t>
+      </w:r>
+    </w:p>
+    <w:p>
+      <w:pPr>
         <w:pBdr>
           <w:left w:val="single" w:color="8FA3C0" w:sz="18" w:space="12"/>
         </w:pBdr>
@@ -7681,7 +7693,7 @@
           <w:sz w:val="21"/>
           <w:szCs w:val="21"/>
         </w:rPr>
-        <w:t xml:space="preserve">La policy — anni di retention, ancoraggio, strategie attive — ha un'impronta crittografica. Prima di ogni esecuzione reale il motore verifica che quell'impronta sia stata approvata e registrata sul database. Cambiare un parametro invalida l'approvazione, e il motore se ne accorge.</w:t>
+        <w:t xml:space="preserve">La policy — l'insieme dei parametri che determinano il perimetro, elencati nel §9.2 — ha un'impronta crittografica. Prima di ogni esecuzione reale il motore verifica che quell'impronta sia stata approvata e registrata sul database. Cambiare uno di quei parametri invalida l'approvazione, e il motore se ne accorge.</w:t>
       </w:r>
     </w:p>
     <w:p>
@@ -8437,7 +8449,7 @@
     <w:p>
       <w:pPr>
         <w:shd w:fill="F2F4F7" w:val="clear"/>
-        <w:spacing w:after="160" w:line="240"/>
+        <w:spacing w:after="0" w:line="240"/>
         <w:ind w:left="360"/>
       </w:pPr>
       <w:r>
@@ -8447,7 +8459,23 @@
           <w:sz w:val="18"/>
           <w:szCs w:val="18"/>
         </w:rPr>
-        <w:t xml:space="preserve">Strategie=[Terminated, StandingOrders, Collective, OrphanHistory]</w:t>
+        <w:t xml:space="preserve">Strategie=[Terminated, StandingOrders, Collective, OrphanHistory],</w:t>
+      </w:r>
+    </w:p>
+    <w:p>
+      <w:pPr>
+        <w:shd w:fill="F2F4F7" w:val="clear"/>
+        <w:spacing w:after="160" w:line="240"/>
+        <w:ind w:left="360"/>
+      </w:pPr>
+      <w:r>
+        <w:rPr>
+          <w:rFonts w:ascii="Consolas" w:cs="Consolas" w:eastAsia="Consolas" w:hAnsi="Consolas"/>
+          <w:color w:val="20304A"/>
+          <w:sz w:val="18"/>
+          <w:szCs w:val="18"/>
+        </w:rPr>
+        <w:t xml:space="preserve">TettoAggregato=30.000 righe</w:t>
       </w:r>
     </w:p>
     <w:p>
@@ -13908,7 +13936,7 @@
                 <w:sz w:val="19"/>
                 <w:szCs w:val="19"/>
               </w:rPr>
-              <w:t xml:space="preserve">B-1</w:t>
+              <w:t xml:space="preserve">D-18</w:t>
             </w:r>
           </w:p>
         </w:tc>
@@ -13934,7 +13962,7 @@
                 <w:sz w:val="19"/>
                 <w:szCs w:val="19"/>
               </w:rPr>
-              <w:t xml:space="preserve">Packer separato e privo di I/O</w:t>
+              <w:t xml:space="preserve">Ogni decisione collegata al runtime ha un test che lo dice</w:t>
             </w:r>
           </w:p>
         </w:tc>
@@ -13960,7 +13988,7 @@
                 <w:sz w:val="19"/>
                 <w:szCs w:val="19"/>
               </w:rPr>
-              <w:t xml:space="preserve">Packing dentro il planner: non verificabile senza database. Il packer ha stato — serve a tenere insieme un collettivo — ma non tocca il database.</w:t>
+              <w:t xml:space="preserve">Fidarsi del codice: un componente di sicurezza scollegato è indistinguibile da uno assente, e scollegarlo è un'operazione di una riga.</w:t>
             </w:r>
           </w:p>
         </w:tc>
@@ -13987,7 +14015,7 @@
                 <w:sz w:val="19"/>
                 <w:szCs w:val="19"/>
               </w:rPr>
-              <w:t xml:space="preserve">B-2</w:t>
+              <w:t xml:space="preserve">D-19</w:t>
             </w:r>
           </w:p>
         </w:tc>
@@ -14012,7 +14040,7 @@
                 <w:sz w:val="19"/>
                 <w:szCs w:val="19"/>
               </w:rPr>
-              <w:t xml:space="preserve">Reader chiuso prima della bulk copy</w:t>
+              <w:t xml:space="preserve">Il tetto per aggregato fa parte della policy approvata</w:t>
             </w:r>
           </w:p>
         </w:tc>
@@ -14037,7 +14065,7 @@
                 <w:sz w:val="19"/>
                 <w:szCs w:val="19"/>
               </w:rPr>
-              <w:t xml:space="preserve">Reader aperto: conflitto sulla stessa sessione SQL.</w:t>
+              <w:t xml:space="preserve">Trattarlo come una manopola di prestazione: cambia quali aggregati vengono cancellati, quindi cambia il perimetro.</w:t>
             </w:r>
           </w:p>
         </w:tc>
@@ -14065,6 +14093,242 @@
                 <w:sz w:val="19"/>
                 <w:szCs w:val="19"/>
               </w:rPr>
+              <w:t xml:space="preserve">D-20</w:t>
+            </w:r>
+          </w:p>
+        </w:tc>
+        <w:tc>
+          <w:tcPr>
+            <w:tcW w:type="dxa" w:w="3100"/>
+            <w:shd w:fill="F5F7FA" w:val="clear"/>
+            <w:tcMar>
+              <w:top w:type="dxa" w:w="70"/>
+              <w:left w:type="dxa" w:w="110"/>
+              <w:bottom w:type="dxa" w:w="70"/>
+              <w:right w:type="dxa" w:w="110"/>
+            </w:tcMar>
+          </w:tcPr>
+          <w:p>
+            <w:pPr>
+              <w:spacing w:after="0" w:line="250"/>
+            </w:pPr>
+            <w:r>
+              <w:rPr>
+                <w:b w:val="false"/>
+                <w:bCs w:val="false"/>
+                <w:sz w:val="19"/>
+                <w:szCs w:val="19"/>
+              </w:rPr>
+              <w:t xml:space="preserve">Il fuso è obbligatorio per le esecuzioni reali</w:t>
+            </w:r>
+          </w:p>
+        </w:tc>
+        <w:tc>
+          <w:tcPr>
+            <w:tcW w:type="dxa" w:w="5600"/>
+            <w:shd w:fill="F5F7FA" w:val="clear"/>
+            <w:tcMar>
+              <w:top w:type="dxa" w:w="70"/>
+              <w:left w:type="dxa" w:w="110"/>
+              <w:bottom w:type="dxa" w:w="70"/>
+              <w:right w:type="dxa" w:w="110"/>
+            </w:tcMar>
+          </w:tcPr>
+          <w:p>
+            <w:pPr>
+              <w:spacing w:after="0" w:line="250"/>
+            </w:pPr>
+            <w:r>
+              <w:rPr>
+                <w:b w:val="false"/>
+                <w:bCs w:val="false"/>
+                <w:sz w:val="19"/>
+                <w:szCs w:val="19"/>
+              </w:rPr>
+              <w:t xml:space="preserve">Lasciarlo alla disciplina operativa: senza, la finestra è definita dal fuso della macchina, che non è una decisione di nessuno.</w:t>
+            </w:r>
+          </w:p>
+        </w:tc>
+      </w:tr>
+      <w:tr>
+        <w:tc>
+          <w:tcPr>
+            <w:tcW w:type="dxa" w:w="700"/>
+            <w:tcMar>
+              <w:top w:type="dxa" w:w="70"/>
+              <w:left w:type="dxa" w:w="110"/>
+              <w:bottom w:type="dxa" w:w="70"/>
+              <w:right w:type="dxa" w:w="110"/>
+            </w:tcMar>
+          </w:tcPr>
+          <w:p>
+            <w:pPr>
+              <w:spacing w:after="0" w:line="250"/>
+            </w:pPr>
+            <w:r>
+              <w:rPr>
+                <w:b w:val="false"/>
+                <w:bCs w:val="false"/>
+                <w:sz w:val="19"/>
+                <w:szCs w:val="19"/>
+              </w:rPr>
+              <w:t xml:space="preserve">B-1</w:t>
+            </w:r>
+          </w:p>
+        </w:tc>
+        <w:tc>
+          <w:tcPr>
+            <w:tcW w:type="dxa" w:w="3100"/>
+            <w:tcMar>
+              <w:top w:type="dxa" w:w="70"/>
+              <w:left w:type="dxa" w:w="110"/>
+              <w:bottom w:type="dxa" w:w="70"/>
+              <w:right w:type="dxa" w:w="110"/>
+            </w:tcMar>
+          </w:tcPr>
+          <w:p>
+            <w:pPr>
+              <w:spacing w:after="0" w:line="250"/>
+            </w:pPr>
+            <w:r>
+              <w:rPr>
+                <w:b w:val="false"/>
+                <w:bCs w:val="false"/>
+                <w:sz w:val="19"/>
+                <w:szCs w:val="19"/>
+              </w:rPr>
+              <w:t xml:space="preserve">Packer separato e privo di I/O</w:t>
+            </w:r>
+          </w:p>
+        </w:tc>
+        <w:tc>
+          <w:tcPr>
+            <w:tcW w:type="dxa" w:w="5600"/>
+            <w:tcMar>
+              <w:top w:type="dxa" w:w="70"/>
+              <w:left w:type="dxa" w:w="110"/>
+              <w:bottom w:type="dxa" w:w="70"/>
+              <w:right w:type="dxa" w:w="110"/>
+            </w:tcMar>
+          </w:tcPr>
+          <w:p>
+            <w:pPr>
+              <w:spacing w:after="0" w:line="250"/>
+            </w:pPr>
+            <w:r>
+              <w:rPr>
+                <w:b w:val="false"/>
+                <w:bCs w:val="false"/>
+                <w:sz w:val="19"/>
+                <w:szCs w:val="19"/>
+              </w:rPr>
+              <w:t xml:space="preserve">Packing dentro il planner: non verificabile senza database. Il packer ha stato — serve a tenere insieme un collettivo — ma non tocca il database.</w:t>
+            </w:r>
+          </w:p>
+        </w:tc>
+      </w:tr>
+      <w:tr>
+        <w:tc>
+          <w:tcPr>
+            <w:tcW w:type="dxa" w:w="700"/>
+            <w:shd w:fill="F5F7FA" w:val="clear"/>
+            <w:tcMar>
+              <w:top w:type="dxa" w:w="70"/>
+              <w:left w:type="dxa" w:w="110"/>
+              <w:bottom w:type="dxa" w:w="70"/>
+              <w:right w:type="dxa" w:w="110"/>
+            </w:tcMar>
+          </w:tcPr>
+          <w:p>
+            <w:pPr>
+              <w:spacing w:after="0" w:line="250"/>
+            </w:pPr>
+            <w:r>
+              <w:rPr>
+                <w:b w:val="false"/>
+                <w:bCs w:val="false"/>
+                <w:sz w:val="19"/>
+                <w:szCs w:val="19"/>
+              </w:rPr>
+              <w:t xml:space="preserve">B-2</w:t>
+            </w:r>
+          </w:p>
+        </w:tc>
+        <w:tc>
+          <w:tcPr>
+            <w:tcW w:type="dxa" w:w="3100"/>
+            <w:shd w:fill="F5F7FA" w:val="clear"/>
+            <w:tcMar>
+              <w:top w:type="dxa" w:w="70"/>
+              <w:left w:type="dxa" w:w="110"/>
+              <w:bottom w:type="dxa" w:w="70"/>
+              <w:right w:type="dxa" w:w="110"/>
+            </w:tcMar>
+          </w:tcPr>
+          <w:p>
+            <w:pPr>
+              <w:spacing w:after="0" w:line="250"/>
+            </w:pPr>
+            <w:r>
+              <w:rPr>
+                <w:b w:val="false"/>
+                <w:bCs w:val="false"/>
+                <w:sz w:val="19"/>
+                <w:szCs w:val="19"/>
+              </w:rPr>
+              <w:t xml:space="preserve">Reader chiuso prima della bulk copy</w:t>
+            </w:r>
+          </w:p>
+        </w:tc>
+        <w:tc>
+          <w:tcPr>
+            <w:tcW w:type="dxa" w:w="5600"/>
+            <w:shd w:fill="F5F7FA" w:val="clear"/>
+            <w:tcMar>
+              <w:top w:type="dxa" w:w="70"/>
+              <w:left w:type="dxa" w:w="110"/>
+              <w:bottom w:type="dxa" w:w="70"/>
+              <w:right w:type="dxa" w:w="110"/>
+            </w:tcMar>
+          </w:tcPr>
+          <w:p>
+            <w:pPr>
+              <w:spacing w:after="0" w:line="250"/>
+            </w:pPr>
+            <w:r>
+              <w:rPr>
+                <w:b w:val="false"/>
+                <w:bCs w:val="false"/>
+                <w:sz w:val="19"/>
+                <w:szCs w:val="19"/>
+              </w:rPr>
+              <w:t xml:space="preserve">Reader aperto: conflitto sulla stessa sessione SQL.</w:t>
+            </w:r>
+          </w:p>
+        </w:tc>
+      </w:tr>
+      <w:tr>
+        <w:tc>
+          <w:tcPr>
+            <w:tcW w:type="dxa" w:w="700"/>
+            <w:tcMar>
+              <w:top w:type="dxa" w:w="70"/>
+              <w:left w:type="dxa" w:w="110"/>
+              <w:bottom w:type="dxa" w:w="70"/>
+              <w:right w:type="dxa" w:w="110"/>
+            </w:tcMar>
+          </w:tcPr>
+          <w:p>
+            <w:pPr>
+              <w:spacing w:after="0" w:line="250"/>
+            </w:pPr>
+            <w:r>
+              <w:rPr>
+                <w:b w:val="false"/>
+                <w:bCs w:val="false"/>
+                <w:sz w:val="19"/>
+                <w:szCs w:val="19"/>
+              </w:rPr>
               <w:t xml:space="preserve">HK-1</w:t>
             </w:r>
           </w:p>
@@ -14072,7 +14336,6 @@
         <w:tc>
           <w:tcPr>
             <w:tcW w:type="dxa" w:w="3100"/>
-            <w:shd w:fill="F5F7FA" w:val="clear"/>
             <w:tcMar>
               <w:top w:type="dxa" w:w="70"/>
               <w:left w:type="dxa" w:w="110"/>
@@ -14098,7 +14361,6 @@
         <w:tc>
           <w:tcPr>
             <w:tcW w:type="dxa" w:w="5600"/>
-            <w:shd w:fill="F5F7FA" w:val="clear"/>
             <w:tcMar>
               <w:top w:type="dxa" w:w="70"/>
               <w:left w:type="dxa" w:w="110"/>
@@ -16019,7 +16281,7 @@
           <w:sz w:val="21"/>
           <w:szCs w:val="21"/>
         </w:rPr>
-        <w:t xml:space="preserve">☐  Fuso orario della finestra dichiarato in configurazione e verificato nella prima riga di log.</w:t>
+        <w:t xml:space="preserve">☐  Fuso orario dichiarato in Purge:TimeZoneId e verificato nella prima riga di log. Senza, l'esecuzione reale viene rifiutata all'avvio.</w:t>
       </w:r>
     </w:p>
     <w:p>
@@ -17674,7 +17936,7 @@
                 <w:sz w:val="19"/>
                 <w:szCs w:val="19"/>
               </w:rPr>
-              <w:t xml:space="preserve">Fuso in cui si leggono la finestra e la pianificazione interna. Da valorizzare in produzione: il default eredita il fuso della macchina, che in un container è quasi sempre UTC.</w:t>
+              <w:t xml:space="preserve">Fuso in cui si leggono la finestra e la pianificazione interna. Obbligatorio per le esecuzioni reali con la finestra attiva: senza, il motore non parte. Il default eredita il fuso della macchina, che in un container è quasi sempre UTC.</w:t>
             </w:r>
           </w:p>
         </w:tc>

--- a/docs/architettura/Architecture-Functional-Design-Sfoltimento-2026-09-09.docx
+++ b/docs/architettura/Architecture-Functional-Design-Sfoltimento-2026-09-09.docx
@@ -1931,7 +1931,7 @@
                 <w:sz w:val="19"/>
                 <w:szCs w:val="19"/>
               </w:rPr>
-              <w:t xml:space="preserve">RetentionOrchestrator</w:t>
+              <w:t xml:space="preserve">PurgeStartupGuard</w:t>
             </w:r>
           </w:p>
         </w:tc>
@@ -1957,7 +1957,7 @@
                 <w:sz w:val="19"/>
                 <w:szCs w:val="19"/>
               </w:rPr>
-              <w:t xml:space="preserve">Governa il workflow: esegue una fase, persiste la transizione, gestisce interruzioni e ripresa</w:t>
+              <w:t xml:space="preserve">I controlli di configurazione che precedono ogni cancellazione reale</w:t>
             </w:r>
           </w:p>
         </w:tc>
@@ -1983,7 +1983,7 @@
                 <w:sz w:val="19"/>
                 <w:szCs w:val="19"/>
               </w:rPr>
-              <w:t xml:space="preserve">Non esegue SQL di dominio</w:t>
+              <w:t xml:space="preserve">Non decide se la policy è approvata: è il livello successivo</w:t>
             </w:r>
           </w:p>
         </w:tc>
@@ -2010,7 +2010,7 @@
                 <w:sz w:val="19"/>
                 <w:szCs w:val="19"/>
               </w:rPr>
-              <w:t xml:space="preserve">IPurgeStrategy</w:t>
+              <w:t xml:space="preserve">RetentionOrchestrator</w:t>
             </w:r>
           </w:p>
         </w:tc>
@@ -2035,7 +2035,7 @@
                 <w:sz w:val="19"/>
                 <w:szCs w:val="19"/>
               </w:rPr>
-              <w:t xml:space="preserve">Definisce l'eleggibilità: quali aggregati entrano nel run</w:t>
+              <w:t xml:space="preserve">Governa il workflow: esegue una fase, persiste la transizione, gestisce interruzioni e ripresa</w:t>
             </w:r>
           </w:p>
         </w:tc>
@@ -2060,7 +2060,7 @@
                 <w:sz w:val="19"/>
                 <w:szCs w:val="19"/>
               </w:rPr>
-              <w:t xml:space="preserve">Non decide come e quando cancellarli</w:t>
+              <w:t xml:space="preserve">Non esegue SQL di dominio</w:t>
             </w:r>
           </w:p>
         </w:tc>
@@ -2088,7 +2088,7 @@
                 <w:sz w:val="19"/>
                 <w:szCs w:val="19"/>
               </w:rPr>
-              <w:t xml:space="preserve">BatchPlanner</w:t>
+              <w:t xml:space="preserve">IPurgeStrategy</w:t>
             </w:r>
           </w:p>
         </w:tc>
@@ -2114,7 +2114,7 @@
                 <w:sz w:val="19"/>
                 <w:szCs w:val="19"/>
               </w:rPr>
-              <w:t xml:space="preserve">Legge i candidati a pagine e li dà in pasto al packer</w:t>
+              <w:t xml:space="preserve">Definisce l'eleggibilità: quali aggregati entrano nel run</w:t>
             </w:r>
           </w:p>
         </w:tc>
@@ -2140,7 +2140,7 @@
                 <w:sz w:val="19"/>
                 <w:szCs w:val="19"/>
               </w:rPr>
-              <w:t xml:space="preserve">Non decide la composizione delle slice</w:t>
+              <w:t xml:space="preserve">Non decide come e quando cancellarli</w:t>
             </w:r>
           </w:p>
         </w:tc>
@@ -2167,7 +2167,7 @@
                 <w:sz w:val="19"/>
                 <w:szCs w:val="19"/>
               </w:rPr>
-              <w:t xml:space="preserve">BatchPacker</w:t>
+              <w:t xml:space="preserve">BatchPlanner</w:t>
             </w:r>
           </w:p>
         </w:tc>
@@ -2192,7 +2192,7 @@
                 <w:sz w:val="19"/>
                 <w:szCs w:val="19"/>
               </w:rPr>
-              <w:t xml:space="preserve">Assegna i candidati alle slice rispettando i limiti</w:t>
+              <w:t xml:space="preserve">Legge i candidati a pagine e li dà in pasto al packer</w:t>
             </w:r>
           </w:p>
         </w:tc>
@@ -2217,7 +2217,7 @@
                 <w:sz w:val="19"/>
                 <w:szCs w:val="19"/>
               </w:rPr>
-              <w:t xml:space="preserve">Non accede al database: deterministico e privo di I/O</w:t>
+              <w:t xml:space="preserve">Non decide la composizione delle slice</w:t>
             </w:r>
           </w:p>
         </w:tc>
@@ -2245,7 +2245,7 @@
                 <w:sz w:val="19"/>
                 <w:szCs w:val="19"/>
               </w:rPr>
-              <w:t xml:space="preserve">BatchExecutionCoordinator</w:t>
+              <w:t xml:space="preserve">BatchPacker</w:t>
             </w:r>
           </w:p>
         </w:tc>
@@ -2271,7 +2271,7 @@
                 <w:sz w:val="19"/>
                 <w:szCs w:val="19"/>
               </w:rPr>
-              <w:t xml:space="preserve">Politica di esecuzione: finestra oraria, ritentativi, bisezione, abbandono, ritmo</w:t>
+              <w:t xml:space="preserve">Assegna i candidati alle slice rispettando i limiti</w:t>
             </w:r>
           </w:p>
         </w:tc>
@@ -2297,7 +2297,7 @@
                 <w:sz w:val="19"/>
                 <w:szCs w:val="19"/>
               </w:rPr>
-              <w:t xml:space="preserve">Non conosce la persistenza né il SQL</w:t>
+              <w:t xml:space="preserve">Non accede al database: deterministico e privo di I/O</w:t>
             </w:r>
           </w:p>
         </w:tc>
@@ -2324,7 +2324,7 @@
                 <w:sz w:val="19"/>
                 <w:szCs w:val="19"/>
               </w:rPr>
-              <w:t xml:space="preserve">SliceExecutor</w:t>
+              <w:t xml:space="preserve">BatchExecutionCoordinator</w:t>
             </w:r>
           </w:p>
         </w:tc>
@@ -2349,7 +2349,7 @@
                 <w:sz w:val="19"/>
                 <w:szCs w:val="19"/>
               </w:rPr>
-              <w:t xml:space="preserve">Il confine transazionale: una slice, una transazione</w:t>
+              <w:t xml:space="preserve">Politica di esecuzione: finestra oraria, ritentativi, bisezione, abbandono, ritmo</w:t>
             </w:r>
           </w:p>
         </w:tc>
@@ -2374,7 +2374,7 @@
                 <w:sz w:val="19"/>
                 <w:szCs w:val="19"/>
               </w:rPr>
-              <w:t xml:space="preserve">Non decide cosa fare in caso di errore: classifica e riporta</w:t>
+              <w:t xml:space="preserve">Non conosce la persistenza né il SQL</w:t>
             </w:r>
           </w:p>
         </w:tc>
@@ -2402,6 +2402,85 @@
                 <w:sz w:val="19"/>
                 <w:szCs w:val="19"/>
               </w:rPr>
+              <w:t xml:space="preserve">SliceExecutor</w:t>
+            </w:r>
+          </w:p>
+        </w:tc>
+        <w:tc>
+          <w:tcPr>
+            <w:tcW w:type="dxa" w:w="4400"/>
+            <w:shd w:fill="F5F7FA" w:val="clear"/>
+            <w:tcMar>
+              <w:top w:type="dxa" w:w="70"/>
+              <w:left w:type="dxa" w:w="110"/>
+              <w:bottom w:type="dxa" w:w="70"/>
+              <w:right w:type="dxa" w:w="110"/>
+            </w:tcMar>
+          </w:tcPr>
+          <w:p>
+            <w:pPr>
+              <w:spacing w:after="0" w:line="250"/>
+            </w:pPr>
+            <w:r>
+              <w:rPr>
+                <w:b w:val="false"/>
+                <w:bCs w:val="false"/>
+                <w:sz w:val="19"/>
+                <w:szCs w:val="19"/>
+              </w:rPr>
+              <w:t xml:space="preserve">Il confine transazionale: una slice, una transazione</w:t>
+            </w:r>
+          </w:p>
+        </w:tc>
+        <w:tc>
+          <w:tcPr>
+            <w:tcW w:type="dxa" w:w="2500"/>
+            <w:shd w:fill="F5F7FA" w:val="clear"/>
+            <w:tcMar>
+              <w:top w:type="dxa" w:w="70"/>
+              <w:left w:type="dxa" w:w="110"/>
+              <w:bottom w:type="dxa" w:w="70"/>
+              <w:right w:type="dxa" w:w="110"/>
+            </w:tcMar>
+          </w:tcPr>
+          <w:p>
+            <w:pPr>
+              <w:spacing w:after="0" w:line="250"/>
+            </w:pPr>
+            <w:r>
+              <w:rPr>
+                <w:b w:val="false"/>
+                <w:bCs w:val="false"/>
+                <w:sz w:val="19"/>
+                <w:szCs w:val="19"/>
+              </w:rPr>
+              <w:t xml:space="preserve">Non decide cosa fare in caso di errore: classifica e riporta</w:t>
+            </w:r>
+          </w:p>
+        </w:tc>
+      </w:tr>
+      <w:tr>
+        <w:tc>
+          <w:tcPr>
+            <w:tcW w:type="dxa" w:w="2500"/>
+            <w:tcMar>
+              <w:top w:type="dxa" w:w="70"/>
+              <w:left w:type="dxa" w:w="110"/>
+              <w:bottom w:type="dxa" w:w="70"/>
+              <w:right w:type="dxa" w:w="110"/>
+            </w:tcMar>
+          </w:tcPr>
+          <w:p>
+            <w:pPr>
+              <w:spacing w:after="0" w:line="250"/>
+            </w:pPr>
+            <w:r>
+              <w:rPr>
+                <w:b w:val="false"/>
+                <w:bCs w:val="false"/>
+                <w:sz w:val="19"/>
+                <w:szCs w:val="19"/>
+              </w:rPr>
               <w:t xml:space="preserve">PurgeHousekeeping</w:t>
             </w:r>
           </w:p>
@@ -2409,7 +2488,6 @@
         <w:tc>
           <w:tcPr>
             <w:tcW w:type="dxa" w:w="4400"/>
-            <w:shd w:fill="F5F7FA" w:val="clear"/>
             <w:tcMar>
               <w:top w:type="dxa" w:w="70"/>
               <w:left w:type="dxa" w:w="110"/>
@@ -2435,7 +2513,6 @@
         <w:tc>
           <w:tcPr>
             <w:tcW w:type="dxa" w:w="2500"/>
-            <w:shd w:fill="F5F7FA" w:val="clear"/>
             <w:tcMar>
               <w:top w:type="dxa" w:w="70"/>
               <w:left w:type="dxa" w:w="110"/>
@@ -7711,6 +7788,91 @@
           <w:szCs w:val="21"/>
         </w:rPr>
         <w:t xml:space="preserve">Le foreign key non vengono mai disabilitate. Se una cancellazione lasciasse un riferimento pendente, il database la rifiuta: è la rete finale, indipendente da ogni logica applicativa.</w:t>
+      </w:r>
+    </w:p>
+    <w:p>
+      <w:pPr>
+        <w:pStyle w:val="Heading3"/>
+        <w:spacing w:after="100" w:before="200"/>
+      </w:pPr>
+      <w:r>
+        <w:rPr>
+          <w:b/>
+          <w:bCs/>
+          <w:color w:val="2E4570"/>
+          <w:sz w:val="22"/>
+          <w:szCs w:val="22"/>
+        </w:rPr>
+        <w:t xml:space="preserve">Dove stanno i controlli di configurazione</w:t>
+      </w:r>
+    </w:p>
+    <w:p>
+      <w:pPr>
+        <w:spacing w:after="140" w:line="276"/>
+      </w:pPr>
+      <w:r>
+        <w:rPr>
+          <w:sz w:val="21"/>
+          <w:szCs w:val="21"/>
+        </w:rPr>
+        <w:t xml:space="preserve">Il primo livello è raccolto in </w:t>
+      </w:r>
+      <w:r>
+        <w:rPr>
+          <w:rFonts w:ascii="Consolas" w:cs="Consolas" w:eastAsia="Consolas" w:hAnsi="Consolas"/>
+          <w:color w:val="20304A"/>
+          <w:sz w:val="21"/>
+          <w:szCs w:val="21"/>
+        </w:rPr>
+        <w:t xml:space="preserve">PurgeStartupGuard</w:t>
+      </w:r>
+      <w:r>
+        <w:rPr>
+          <w:sz w:val="21"/>
+          <w:szCs w:val="21"/>
+        </w:rPr>
+        <w:t xml:space="preserve">, che risponde a una domanda sola: questa configurazione consente una cancellazione reale? Riceve la modalità, le opzioni e gli argomenti della riga di comando, e restituisce il motivo del rifiuto oppure nulla.</w:t>
+      </w:r>
+    </w:p>
+    <w:p>
+      <w:pPr>
+        <w:spacing w:after="140" w:line="276"/>
+      </w:pPr>
+      <w:r>
+        <w:rPr>
+          <w:sz w:val="21"/>
+          <w:szCs w:val="21"/>
+        </w:rPr>
+        <w:t xml:space="preserve">Sta prima del gate di approvazione perché i due rifiuti sono diversi e non vanno confusi: «manca un parametro» e «nessuno ha approvato questa regola» mandano chi legge in due direzioni opposte, e un messaggio sbagliato alle due di notte costa un'ora.</w:t>
+      </w:r>
+    </w:p>
+    <w:p>
+      <w:pPr>
+        <w:spacing w:after="140" w:line="276"/>
+      </w:pPr>
+      <w:r>
+        <w:rPr>
+          <w:sz w:val="21"/>
+          <w:szCs w:val="21"/>
+        </w:rPr>
+        <w:t xml:space="preserve">È una funzione separata, non un blocco dentro il punto di ingresso, per una ragione appresa a spese proprie. La prima versione del controllo sul fuso viveva nel percorso di avvio e leggeva soltanto lo stato della finestra in configurazione, mentre la rinuncia esplicita alla finestra veniva interpretata più avanti: il risultato era che il comando suggerito come rimedio veniva rifiutato dalla guardia che lo suggeriva. Il difetto era invisibile ai controlli che verificano dove un componente è collegato, e lo è rimasto finché la decisione non è diventata una funzione con i suoi ingressi espliciti, verificabile per comportamento (D-20).</w:t>
+      </w:r>
+    </w:p>
+    <w:p>
+      <w:pPr>
+        <w:pBdr>
+          <w:left w:val="single" w:color="8FA3C0" w:sz="18" w:space="12"/>
+        </w:pBdr>
+        <w:spacing w:after="180" w:before="60" w:line="276"/>
+        <w:ind w:left="360"/>
+      </w:pPr>
+      <w:r>
+        <w:rPr>
+          <w:color w:val="44506B"/>
+          <w:sz w:val="20"/>
+          <w:szCs w:val="20"/>
+        </w:rPr>
+        <w:t xml:space="preserve">È la distinzione fra i due tipi di test che il progetto usa: quelli di collegamento dicono che un componente è al suo posto, quelli comportamentali dicono che fa la cosa giusta. Servono entrambi, e il secondo non si può scrivere finché la logica resta annidata in un percorso che si esegue soltanto avviando l'applicazione.</w:t>
       </w:r>
     </w:p>
     <w:p>

--- a/docs/architettura/Architecture-Functional-Design-Sfoltimento-2026-09-09.docx
+++ b/docs/architettura/Architecture-Functional-Design-Sfoltimento-2026-09-09.docx
@@ -1660,7 +1660,7 @@
       <w:r>
         <w:drawing>
           <wp:inline distT="0" distB="0" distL="0" distR="0">
-            <wp:extent cx="5852160" cy="3442850"/>
+            <wp:extent cx="5852160" cy="3291840"/>
             <wp:effectExtent t="0" r="0" b="0" l="0"/>
             <wp:docPr id="1" name="" descr="" title=""/>
             <wp:cNvGraphicFramePr>
@@ -1685,7 +1685,7 @@
                   <pic:spPr bwMode="auto">
                     <a:xfrm>
                       <a:off x="0" y="0"/>
-                      <a:ext cx="5852160" cy="3442850"/>
+                      <a:ext cx="5852160" cy="3291840"/>
                     </a:xfrm>
                     <a:prstGeom prst="rect">
                       <a:avLst/>
@@ -3519,7 +3519,7 @@
       <w:r>
         <w:drawing>
           <wp:inline distT="0" distB="0" distL="0" distR="0">
-            <wp:extent cx="5852160" cy="2967375"/>
+            <wp:extent cx="5852160" cy="3291840"/>
             <wp:effectExtent t="0" r="0" b="0" l="0"/>
             <wp:docPr id="1" name="" descr="" title=""/>
             <wp:cNvGraphicFramePr>
@@ -3544,7 +3544,7 @@
                   <pic:spPr bwMode="auto">
                     <a:xfrm>
                       <a:off x="0" y="0"/>
-                      <a:ext cx="5852160" cy="2967375"/>
+                      <a:ext cx="5852160" cy="3291840"/>
                     </a:xfrm>
                     <a:prstGeom prst="rect">
                       <a:avLst/>
